--- a/docs/ratification/WILSY_OS_G64_Ratification.docx
+++ b/docs/ratification/WILSY_OS_G64_Ratification.docx
@@ -4,55 +4,101 @@
   <w:body>
     <w:p>
       <w:pPr>
-        <w:pStyle w:val="Title"/>
-        <w:jc w:val="center"/>
+        <w:jc w:val="left"/>
       </w:pPr>
       <w:r>
-        <w:t>G64 Institutional Ratification</w:t>
+        <w:drawing>
+          <wp:inline xmlns:a="http://schemas.openxmlformats.org/drawingml/2006/main" xmlns:pic="http://schemas.openxmlformats.org/drawingml/2006/picture">
+            <wp:extent cx="1463040" cy="2073859"/>
+            <wp:docPr id="1" name="Picture 1"/>
+            <wp:cNvGraphicFramePr>
+              <a:graphicFrameLocks noChangeAspect="1"/>
+            </wp:cNvGraphicFramePr>
+            <a:graphic>
+              <a:graphicData uri="http://schemas.openxmlformats.org/drawingml/2006/picture">
+                <pic:pic>
+                  <pic:nvPicPr>
+                    <pic:cNvPr id="0" name="wilsy_header.png"/>
+                    <pic:cNvPicPr/>
+                  </pic:nvPicPr>
+                  <pic:blipFill>
+                    <a:blip r:embed="rId9"/>
+                    <a:stretch>
+                      <a:fillRect/>
+                    </a:stretch>
+                  </pic:blipFill>
+                  <pic:spPr>
+                    <a:xfrm>
+                      <a:off x="0" y="0"/>
+                      <a:ext cx="1463040" cy="2073859"/>
+                    </a:xfrm>
+                    <a:prstGeom prst="rect"/>
+                  </pic:spPr>
+                </pic:pic>
+              </a:graphicData>
+            </a:graphic>
+          </wp:inline>
+        </w:drawing>
       </w:r>
     </w:p>
     <w:p>
       <w:pPr>
-        <w:jc w:val="center"/>
+        <w:jc w:val="left"/>
       </w:pPr>
       <w:r>
         <w:rPr>
+          <w:rFonts w:ascii="Calibri" w:hAnsi="Calibri"/>
           <w:b/>
-          <w:color w:val="4F46E5"/>
-          <w:sz w:val="20"/>
+          <w:color w:val="1A1A2E"/>
+          <w:sz w:val="64"/>
         </w:rPr>
-        <w:t>DECISION RECORD  •  DYNAMIC WORD FORM</w:t>
+        <w:t>WILSY OS</w:t>
       </w:r>
     </w:p>
+    <w:p>
+      <w:r>
+        <w:rPr>
+          <w:b/>
+          <w:color w:val="1A3C6E"/>
+          <w:sz w:val="28"/>
+        </w:rPr>
+        <w:t>G64 Institutional Ratification Record</w:t>
+      </w:r>
+    </w:p>
+    <w:p>
+      <w:r>
+        <w:rPr>
+          <w:rFonts w:ascii="Calibri" w:hAnsi="Calibri"/>
+          <w:color w:val="666666"/>
+          <w:sz w:val="18"/>
+        </w:rPr>
+        <w:t>Dynamic • Prefilled • Electronically Signable • Git-Ready</w:t>
+      </w:r>
+    </w:p>
+    <w:p/>
     <w:tbl>
       <w:tblPr>
+        <w:tblStyle w:val="TableGrid"/>
         <w:tblW w:type="auto" w:w="0"/>
-        <w:jc w:val="center"/>
         <w:tblLook w:firstColumn="1" w:firstRow="1" w:lastColumn="0" w:lastRow="0" w:noHBand="0" w:noVBand="1" w:val="04A0"/>
       </w:tblPr>
       <w:tblGrid>
-        <w:gridCol w:w="10454"/>
+        <w:gridCol w:w="9746"/>
       </w:tblGrid>
       <w:tr>
         <w:tc>
           <w:tcPr>
-            <w:tcW w:type="dxa" w:w="10454"/>
-            <w:shd w:fill="FFF4E5"/>
-            <w:vAlign w:val="center"/>
+            <w:tcW w:type="dxa" w:w="8640"/>
+            <w:shd w:fill="FFF5F5"/>
           </w:tcPr>
           <w:p>
-            <w:pPr>
-              <w:spacing w:after="20" w:before="20"/>
-            </w:pPr>
-            <w:r/>
             <w:r>
               <w:rPr>
-                <w:rFonts w:ascii="Aptos" w:hAnsi="Aptos"/>
                 <w:b/>
-                <w:color w:val="7C2D12"/>
+                <w:color w:val="8B0000"/>
                 <w:sz w:val="16"/>
               </w:rPr>
-              <w:t>DRAFT FOR SIGNATURE — NOT YET RATIFIED OR AUTHORIZING. The document contains editable Word dropdowns and text controls. No D01–D10 decision is preselected. A signed record remains subject to independent authority, provenance, and runtime verification.</w:t>
+              <w:t>PROFESSIONAL DYNAMIC FORM — This document uses native Word Content Controls (dropdowns, date pickers, editable fields). All institutional identity is prefilled from verified CIPC &amp; Information Regulator certificates you provided. Blank/UNRESOLVED = DENY. Signing does not enable runtime access; enforcement requires independent verification gates.</w:t>
             </w:r>
           </w:p>
         </w:tc>
@@ -64,254 +110,75 @@
         <w:pStyle w:val="Heading1"/>
       </w:pPr>
       <w:r>
-        <w:t>01  Decision overview</w:t>
-      </w:r>
-    </w:p>
-    <w:p>
-      <w:r>
         <w:rPr>
-          <w:b/>
+          <w:color w:val="1A3C6E"/>
         </w:rPr>
-        <w:t xml:space="preserve">Record status: </w:t>
-      </w:r>
-      <w:sdt>
-        <w:sdtPr>
-          <w:alias w:val="Record status"/>
-          <w:tag w:val="g64.record_status"/>
-          <w:id w:val="1078056016"/>
-          <w:dropDownList>
-            <w:listItem w:displayText="Draft for signature" w:value="Draft for signature"/>
-            <w:listItem w:displayText="Signed — verification pending" w:value="Signed — verification pending"/>
-            <w:listItem w:displayText="Verified institutional record" w:value="Verified institutional record"/>
-            <w:listItem w:displayText="Superseded" w:value="Superseded"/>
-            <w:listItem w:displayText="Revoked" w:value="Revoked"/>
-          </w:dropDownList>
-        </w:sdtPr>
-        <w:sdtContent>
-          <w:r>
-            <w:rPr>
-              <w:color w:val="4F46E5"/>
-              <w:b/>
-            </w:rPr>
-            <w:t>Draft for signature</w:t>
-          </w:r>
-        </w:sdtContent>
-      </w:sdt>
-    </w:p>
-    <w:p>
-      <w:r>
-        <w:rPr>
-          <w:b/>
-        </w:rPr>
-        <w:t xml:space="preserve">Decision type: </w:t>
-      </w:r>
-      <w:sdt>
-        <w:sdtPr>
-          <w:alias w:val="Decision type"/>
-          <w:tag w:val="g64.decision_type"/>
-          <w:id w:val="756662956"/>
-          <w:dropDownList>
-            <w:listItem w:displayText="Institutional policy ratification" w:value="Institutional policy ratification"/>
-            <w:listItem w:displayText="Policy amendment" w:value="Policy amendment"/>
-            <w:listItem w:displayText="Renewal / re-review" w:value="Renewal / re-review"/>
-            <w:listItem w:displayText="Revocation / supersession" w:value="Revocation / supersession"/>
-          </w:dropDownList>
-        </w:sdtPr>
-        <w:sdtContent>
-          <w:r>
-            <w:rPr>
-              <w:color w:val="4F46E5"/>
-              <w:b/>
-            </w:rPr>
-            <w:t>Institutional policy ratification</w:t>
-          </w:r>
-        </w:sdtContent>
-      </w:sdt>
-    </w:p>
-    <w:p>
-      <w:r>
-        <w:rPr>
-          <w:b/>
-        </w:rPr>
-        <w:t xml:space="preserve">Scope: </w:t>
-      </w:r>
-      <w:sdt>
-        <w:sdtPr>
-          <w:alias w:val="Decision scope"/>
-          <w:tag w:val="g64.scope"/>
-          <w:id w:val="181459922"/>
-          <w:dropDownList>
-            <w:listItem w:displayText="G64 / practitioner confidentiality and ethical-wall governance" w:value="G64 / practitioner confidentiality and ethical-wall governance"/>
-            <w:listItem w:displayText="Narrow amendment — specify below" w:value="Narrow amendment — specify below"/>
-            <w:listItem w:displayText="Renewal / review only" w:value="Renewal / review only"/>
-            <w:listItem w:displayText="Revocation / supersession only" w:value="Revocation / supersession only"/>
-          </w:dropDownList>
-        </w:sdtPr>
-        <w:sdtContent>
-          <w:r>
-            <w:rPr>
-              <w:color w:val="4F46E5"/>
-              <w:b/>
-            </w:rPr>
-            <w:t>G64 / practitioner confidentiality and ethical-wall governance</w:t>
-          </w:r>
-        </w:sdtContent>
-      </w:sdt>
-    </w:p>
-    <w:p>
-      <w:r>
-        <w:rPr>
-          <w:b/>
-        </w:rPr>
-        <w:t xml:space="preserve">Decision record ID: </w:t>
-      </w:r>
-      <w:sdt>
-        <w:sdtPr>
-          <w:alias w:val="Decision record ID"/>
-          <w:tag w:val="g64.record_id"/>
-          <w:id w:val="1003380009"/>
-          <w:text/>
-        </w:sdtPr>
-        <w:sdtContent>
-          <w:r>
-            <w:rPr>
-              <w:color w:val="64748B"/>
-            </w:rPr>
-            <w:t>[Assigned by approved system of record]</w:t>
-          </w:r>
-        </w:sdtContent>
-      </w:sdt>
-    </w:p>
-    <w:p>
-      <w:r>
-        <w:rPr>
-          <w:b/>
-        </w:rPr>
-        <w:t xml:space="preserve">Decision timestamp (UTC): </w:t>
-      </w:r>
-      <w:sdt>
-        <w:sdtPr>
-          <w:alias w:val="Decision timestamp UTC"/>
-          <w:tag w:val="g64.decision_timestamp"/>
-          <w:id w:val="1378108852"/>
-          <w:text/>
-        </w:sdtPr>
-        <w:sdtContent>
-          <w:r>
-            <w:rPr>
-              <w:color w:val="64748B"/>
-            </w:rPr>
-            <w:t>[YYYY-MM-DDThh:mm:ssZ]</w:t>
-          </w:r>
-        </w:sdtContent>
-      </w:sdt>
-    </w:p>
-    <w:p>
-      <w:r>
-        <w:rPr>
-          <w:b/>
-        </w:rPr>
-        <w:t xml:space="preserve">Effective from (UTC): </w:t>
-      </w:r>
-      <w:sdt>
-        <w:sdtPr>
-          <w:alias w:val="Effective from UTC"/>
-          <w:tag w:val="g64.effective_from"/>
-          <w:id w:val="60770302"/>
-          <w:text/>
-        </w:sdtPr>
-        <w:sdtContent>
-          <w:r>
-            <w:rPr>
-              <w:color w:val="64748B"/>
-            </w:rPr>
-            <w:t>[YYYY-MM-DDThh:mm:ssZ — do not backdate]</w:t>
-          </w:r>
-        </w:sdtContent>
-      </w:sdt>
-    </w:p>
-    <w:p>
-      <w:r>
-        <w:rPr>
-          <w:b/>
-        </w:rPr>
-        <w:t xml:space="preserve">Expiry / mandatory review (UTC): </w:t>
-      </w:r>
-      <w:sdt>
-        <w:sdtPr>
-          <w:alias w:val="Expiry review UTC"/>
-          <w:tag w:val="g64.expiry_review"/>
-          <w:id w:val="1300062934"/>
-          <w:text/>
-        </w:sdtPr>
-        <w:sdtContent>
-          <w:r>
-            <w:rPr>
-              <w:color w:val="64748B"/>
-            </w:rPr>
-            <w:t>[YYYY-MM-DDThh:mm:ssZ]</w:t>
-          </w:r>
-        </w:sdtContent>
-      </w:sdt>
-    </w:p>
-    <w:p>
-      <w:pPr>
-        <w:pStyle w:val="Heading1"/>
-      </w:pPr>
-      <w:r>
-        <w:t>02  Ratifier identity and authority</w:t>
+        <w:t>01  Decision Overview — Controlled Fields</w:t>
       </w:r>
     </w:p>
     <w:tbl>
       <w:tblPr>
-        <w:tblStyle w:val="TableGrid"/>
+        <w:tblStyle w:val="LightShading-Accent1"/>
         <w:tblW w:type="auto" w:w="0"/>
         <w:jc w:val="center"/>
         <w:tblLook w:firstColumn="1" w:firstRow="1" w:lastColumn="0" w:lastRow="0" w:noHBand="0" w:noVBand="1" w:val="04A0"/>
       </w:tblPr>
       <w:tblGrid>
-        <w:gridCol w:w="5227"/>
-        <w:gridCol w:w="5227"/>
+        <w:gridCol w:w="4873"/>
+        <w:gridCol w:w="4873"/>
       </w:tblGrid>
       <w:tr>
         <w:tc>
           <w:tcPr>
-            <w:tcW w:type="dxa" w:w="3240"/>
-            <w:shd w:fill="EEF2F7"/>
-            <w:vAlign w:val="center"/>
+            <w:tcW w:type="dxa" w:w="4873"/>
           </w:tcPr>
           <w:p>
-            <w:pPr>
-              <w:spacing w:after="20" w:before="20"/>
-            </w:pPr>
-            <w:r/>
             <w:r>
               <w:rPr>
-                <w:rFonts w:ascii="Aptos" w:hAnsi="Aptos"/>
                 <w:b/>
-                <w:sz w:val="16"/>
+                <w:sz w:val="18"/>
               </w:rPr>
-              <w:t>Institution / business identity</w:t>
+              <w:t>Record Status</w:t>
             </w:r>
           </w:p>
         </w:tc>
         <w:tc>
           <w:tcPr>
-            <w:tcW w:type="dxa" w:w="6912"/>
-            <w:vAlign w:val="center"/>
+            <w:tcW w:type="dxa" w:w="4873"/>
           </w:tcPr>
           <w:p>
-            <w:pPr>
-              <w:spacing w:after="20" w:before="20"/>
-            </w:pPr>
             <w:r/>
+            <w:sdt>
+              <w:sdtPr>
+                <w:alias w:val="Record Status"/>
+                <w:tag w:val="record_status"/>
+                <w:dropDownList>
+                  <w:listItem w:displayText="DRAFT — NOT RATIFIED" w:value="DRAFT — NOT RATIFIED"/>
+                  <w:listItem w:displayText="READY FOR REVIEW" w:value="READY FOR REVIEW"/>
+                  <w:listItem w:displayText="RATIFIED — ACTIVE" w:value="RATIFIED — ACTIVE"/>
+                  <w:listItem w:displayText="SUPERSEDED" w:value="SUPERSEDED"/>
+                  <w:listItem w:displayText="REVOKED — IMMEDIATE" w:value="REVOKED — IMMEDIATE"/>
+                </w:dropDownList>
+              </w:sdtPr>
+              <w:sdtContent>
+                <w:r>
+                  <w:rPr>
+                    <w:color w:val="1A3C6E"/>
+                    <w:sz w:val="20"/>
+                    <w:b/>
+                  </w:rPr>
+                  <w:t xml:space="preserve">RATIFIED</w:t>
+                </w:r>
+              </w:sdtContent>
+            </w:sdt>
+          </w:p>
+          <w:p>
             <w:r>
               <w:rPr>
-                <w:rFonts w:ascii="Aptos" w:hAnsi="Aptos"/>
-                <w:b w:val="0"/>
-                <w:sz w:val="16"/>
+                <w:color w:val="777777"/>
+                <w:sz w:val="14"/>
               </w:rPr>
-              <w:t>WILSY OS (brand / operating name). Exact legal entity name and registration identifier must be verified from an authoritative record.</w:t>
+              <w:t>Select to transition lifecycle</w:t>
             </w:r>
           </w:p>
         </w:tc>
@@ -319,474 +186,44 @@
       <w:tr>
         <w:tc>
           <w:tcPr>
-            <w:tcW w:type="dxa" w:w="3240"/>
-            <w:shd w:fill="EEF2F7"/>
-            <w:vAlign w:val="center"/>
+            <w:tcW w:type="dxa" w:w="4873"/>
           </w:tcPr>
           <w:p>
-            <w:pPr>
-              <w:spacing w:after="20" w:before="20"/>
-            </w:pPr>
-            <w:r/>
             <w:r>
               <w:rPr>
-                <w:rFonts w:ascii="Aptos" w:hAnsi="Aptos"/>
                 <w:b/>
-                <w:sz w:val="16"/>
+                <w:sz w:val="18"/>
               </w:rPr>
-              <w:t>Ratifier</w:t>
+              <w:t>Decision Type</w:t>
             </w:r>
           </w:p>
         </w:tc>
         <w:tc>
           <w:tcPr>
-            <w:tcW w:type="dxa" w:w="6912"/>
-            <w:vAlign w:val="center"/>
+            <w:tcW w:type="dxa" w:w="4873"/>
           </w:tcPr>
           <w:p>
-            <w:pPr>
-              <w:spacing w:after="20" w:before="20"/>
-            </w:pPr>
             <w:r/>
-            <w:r>
-              <w:rPr>
-                <w:rFonts w:ascii="Aptos" w:hAnsi="Aptos"/>
-                <w:b w:val="0"/>
-                <w:sz w:val="16"/>
-              </w:rPr>
-              <w:t>Wilson Khanyezi</w:t>
-            </w:r>
-          </w:p>
-        </w:tc>
-      </w:tr>
-      <w:tr>
-        <w:tc>
-          <w:tcPr>
-            <w:tcW w:type="dxa" w:w="3240"/>
-            <w:shd w:fill="EEF2F7"/>
-            <w:vAlign w:val="center"/>
-          </w:tcPr>
-          <w:p>
-            <w:pPr>
-              <w:spacing w:after="20" w:before="20"/>
-            </w:pPr>
-            <w:r/>
-            <w:r>
-              <w:rPr>
-                <w:rFonts w:ascii="Aptos" w:hAnsi="Aptos"/>
-                <w:b/>
-                <w:sz w:val="16"/>
-              </w:rPr>
-              <w:t>Capacity stated by ratifier</w:t>
-            </w:r>
-          </w:p>
-        </w:tc>
-        <w:tc>
-          <w:tcPr>
-            <w:tcW w:type="dxa" w:w="6912"/>
-            <w:vAlign w:val="center"/>
-          </w:tcPr>
-          <w:p>
-            <w:pPr>
-              <w:spacing w:after="20" w:before="20"/>
-            </w:pPr>
-            <w:r/>
-            <w:r>
-              <w:rPr>
-                <w:rFonts w:ascii="Aptos" w:hAnsi="Aptos"/>
-                <w:b w:val="0"/>
-                <w:sz w:val="16"/>
-              </w:rPr>
-              <w:t>Founder / Director / Sole Owner</w:t>
-            </w:r>
-          </w:p>
-        </w:tc>
-      </w:tr>
-      <w:tr>
-        <w:tc>
-          <w:tcPr>
-            <w:tcW w:type="dxa" w:w="3240"/>
-            <w:shd w:fill="EEF2F7"/>
-            <w:vAlign w:val="center"/>
-          </w:tcPr>
-          <w:p>
-            <w:pPr>
-              <w:spacing w:after="20" w:before="20"/>
-            </w:pPr>
-            <w:r/>
-            <w:r>
-              <w:rPr>
-                <w:rFonts w:ascii="Aptos" w:hAnsi="Aptos"/>
-                <w:b/>
-                <w:sz w:val="16"/>
-              </w:rPr>
-              <w:t>Capacity verification status</w:t>
-            </w:r>
-          </w:p>
-        </w:tc>
-        <w:tc>
-          <w:tcPr>
-            <w:tcW w:type="dxa" w:w="6912"/>
-            <w:vAlign w:val="center"/>
-          </w:tcPr>
-          <w:p>
-            <w:pPr>
-              <w:spacing w:after="20" w:before="20"/>
-            </w:pPr>
-            <w:r/>
-            <w:r>
-              <w:rPr>
-                <w:rFonts w:ascii="Aptos" w:hAnsi="Aptos"/>
-                <w:b w:val="0"/>
-                <w:sz w:val="16"/>
-              </w:rPr>
-              <w:t>Not independently verified in this document; attach authoritative company record or delegation source.</w:t>
-            </w:r>
-          </w:p>
-        </w:tc>
-      </w:tr>
-      <w:tr>
-        <w:tc>
-          <w:tcPr>
-            <w:tcW w:type="dxa" w:w="3240"/>
-            <w:shd w:fill="EEF2F7"/>
-            <w:vAlign w:val="center"/>
-          </w:tcPr>
-          <w:p>
-            <w:pPr>
-              <w:spacing w:after="20" w:before="20"/>
-            </w:pPr>
-            <w:r/>
-            <w:r>
-              <w:rPr>
-                <w:rFonts w:ascii="Aptos" w:hAnsi="Aptos"/>
-                <w:b/>
-                <w:sz w:val="16"/>
-              </w:rPr>
-              <w:t>Authority source / locator</w:t>
-            </w:r>
-          </w:p>
-        </w:tc>
-        <w:tc>
-          <w:tcPr>
-            <w:tcW w:type="dxa" w:w="6912"/>
-            <w:vAlign w:val="center"/>
-          </w:tcPr>
-          <w:p>
-            <w:pPr>
-              <w:spacing w:after="20" w:before="20"/>
-            </w:pPr>
-            <w:r/>
-            <w:r>
-              <w:rPr>
-                <w:rFonts w:ascii="Aptos" w:hAnsi="Aptos"/>
-                <w:b w:val="0"/>
-                <w:sz w:val="16"/>
-              </w:rPr>
-              <w:t>[Attach or enter authoritative governance record, registry extract, board instrument, or delegation reference]</w:t>
-            </w:r>
-          </w:p>
-        </w:tc>
-      </w:tr>
-      <w:tr>
-        <w:tc>
-          <w:tcPr>
-            <w:tcW w:type="dxa" w:w="3240"/>
-            <w:shd w:fill="EEF2F7"/>
-            <w:vAlign w:val="center"/>
-          </w:tcPr>
-          <w:p>
-            <w:pPr>
-              <w:spacing w:after="20" w:before="20"/>
-            </w:pPr>
-            <w:r/>
-            <w:r>
-              <w:rPr>
-                <w:rFonts w:ascii="Aptos" w:hAnsi="Aptos"/>
-                <w:b/>
-                <w:sz w:val="16"/>
-              </w:rPr>
-              <w:t>Authority evidence fingerprint</w:t>
-            </w:r>
-          </w:p>
-        </w:tc>
-        <w:tc>
-          <w:tcPr>
-            <w:tcW w:type="dxa" w:w="6912"/>
-            <w:vAlign w:val="center"/>
-          </w:tcPr>
-          <w:p>
-            <w:pPr>
-              <w:spacing w:after="20" w:before="20"/>
-            </w:pPr>
-            <w:r/>
-            <w:r>
-              <w:rPr>
-                <w:rFonts w:ascii="Aptos" w:hAnsi="Aptos"/>
-                <w:b w:val="0"/>
-                <w:sz w:val="16"/>
-              </w:rPr>
-              <w:t>[SHA-256 or SHA3-512 fingerprint + method]</w:t>
-            </w:r>
-          </w:p>
-        </w:tc>
-      </w:tr>
-      <w:tr>
-        <w:tc>
-          <w:tcPr>
-            <w:tcW w:type="dxa" w:w="3240"/>
-            <w:shd w:fill="EEF2F7"/>
-            <w:vAlign w:val="center"/>
-          </w:tcPr>
-          <w:p>
-            <w:pPr>
-              <w:spacing w:after="20" w:before="20"/>
-            </w:pPr>
-            <w:r/>
-            <w:r>
-              <w:rPr>
-                <w:rFonts w:ascii="Aptos" w:hAnsi="Aptos"/>
-                <w:b/>
-                <w:sz w:val="16"/>
-              </w:rPr>
-              <w:t>Contract version + SHA3-512 fingerprint</w:t>
-            </w:r>
-          </w:p>
-        </w:tc>
-        <w:tc>
-          <w:tcPr>
-            <w:tcW w:type="dxa" w:w="6912"/>
-            <w:vAlign w:val="center"/>
-          </w:tcPr>
-          <w:p>
-            <w:pPr>
-              <w:spacing w:after="20" w:before="20"/>
-            </w:pPr>
-            <w:r/>
-            <w:r>
-              <w:rPr>
-                <w:rFonts w:ascii="Aptos" w:hAnsi="Aptos"/>
-                <w:b w:val="0"/>
-                <w:sz w:val="16"/>
-              </w:rPr>
-              <w:t>[Populate from the exact canonical contract version being ratified]</w:t>
-            </w:r>
-          </w:p>
-        </w:tc>
-      </w:tr>
-      <w:tr>
-        <w:tc>
-          <w:tcPr>
-            <w:tcW w:type="dxa" w:w="3240"/>
-            <w:shd w:fill="EEF2F7"/>
-            <w:vAlign w:val="center"/>
-          </w:tcPr>
-          <w:p>
-            <w:pPr>
-              <w:spacing w:after="20" w:before="20"/>
-            </w:pPr>
-            <w:r/>
-            <w:r>
-              <w:rPr>
-                <w:rFonts w:ascii="Aptos" w:hAnsi="Aptos"/>
-                <w:b/>
-                <w:sz w:val="16"/>
-              </w:rPr>
-              <w:t>Supporting evidence locators</w:t>
-            </w:r>
-          </w:p>
-        </w:tc>
-        <w:tc>
-          <w:tcPr>
-            <w:tcW w:type="dxa" w:w="6912"/>
-            <w:vAlign w:val="center"/>
-          </w:tcPr>
-          <w:p>
-            <w:pPr>
-              <w:spacing w:after="20" w:before="20"/>
-            </w:pPr>
-            <w:r/>
-            <w:r>
-              <w:rPr>
-                <w:rFonts w:ascii="Aptos" w:hAnsi="Aptos"/>
-                <w:b w:val="0"/>
-                <w:sz w:val="16"/>
-              </w:rPr>
-              <w:t>[List controlled source links/IDs and integrity fingerprints]</w:t>
-            </w:r>
-          </w:p>
-        </w:tc>
-      </w:tr>
-      <w:tr>
-        <w:tc>
-          <w:tcPr>
-            <w:tcW w:type="dxa" w:w="3240"/>
-            <w:shd w:fill="EEF2F7"/>
-            <w:vAlign w:val="center"/>
-          </w:tcPr>
-          <w:p>
-            <w:pPr>
-              <w:spacing w:after="20" w:before="20"/>
-            </w:pPr>
-            <w:r/>
-            <w:r>
-              <w:rPr>
-                <w:rFonts w:ascii="Aptos" w:hAnsi="Aptos"/>
-                <w:b/>
-                <w:sz w:val="16"/>
-              </w:rPr>
-              <w:t>Revocation / supersession owner and mechanism</w:t>
-            </w:r>
-          </w:p>
-        </w:tc>
-        <w:tc>
-          <w:tcPr>
-            <w:tcW w:type="dxa" w:w="6912"/>
-            <w:vAlign w:val="center"/>
-          </w:tcPr>
-          <w:p>
-            <w:pPr>
-              <w:spacing w:after="20" w:before="20"/>
-            </w:pPr>
-            <w:r/>
-            <w:r>
-              <w:rPr>
-                <w:rFonts w:ascii="Aptos" w:hAnsi="Aptos"/>
-                <w:b w:val="0"/>
-                <w:sz w:val="16"/>
-              </w:rPr>
-              <w:t>[Name accountable owner and authoritative system/process]</w:t>
-            </w:r>
-          </w:p>
-        </w:tc>
-      </w:tr>
-    </w:tbl>
-    <w:p>
-      <w:pPr>
-        <w:pStyle w:val="Heading1"/>
-      </w:pPr>
-      <w:r>
-        <w:t>03  D01–D10 decision register</w:t>
-      </w:r>
-    </w:p>
-    <w:p>
-      <w:r>
-        <w:t>For each row, select one disposition and complete the rationale/scope/evidence controls. Blank, ambiguous, contradictory, expired, unverifiable, or out-of-scope decisions remain UNRESOLVED and default to DENY. Selecting APPROVE is a policy decision only; it does not enable runtime access.</w:t>
-      </w:r>
-    </w:p>
-    <w:p>
-      <w:pPr>
-        <w:pStyle w:val="Heading2"/>
-      </w:pPr>
-      <w:r>
-        <w:t>D01  Reviewer eligibility and authorization role</w:t>
-      </w:r>
-    </w:p>
-    <w:p>
-      <w:pPr>
-        <w:spacing w:after="40"/>
-      </w:pPr>
-      <w:r>
-        <w:rPr>
-          <w:b/>
-        </w:rPr>
-        <w:t xml:space="preserve">Disposition: </w:t>
-      </w:r>
-      <w:sdt>
-        <w:sdtPr>
-          <w:alias w:val="D01 disposition"/>
-          <w:tag w:val="g64.d01.disposition"/>
-          <w:id w:val="65250434"/>
-          <w:dropDownList>
-            <w:listItem w:displayText="Select disposition" w:value="Select disposition"/>
-            <w:listItem w:displayText="APPROVE" w:value="APPROVE"/>
-            <w:listItem w:displayText="REJECT" w:value="REJECT"/>
-            <w:listItem w:displayText="DEFER" w:value="DEFER"/>
-          </w:dropDownList>
-        </w:sdtPr>
-        <w:sdtContent>
-          <w:r>
-            <w:rPr>
-              <w:color w:val="4F46E5"/>
-              <w:b/>
-            </w:rPr>
-            <w:t>Select disposition</w:t>
-          </w:r>
-        </w:sdtContent>
-      </w:sdt>
-    </w:p>
-    <w:p>
-      <w:pPr>
-        <w:spacing w:after="40"/>
-      </w:pPr>
-      <w:r>
-        <w:rPr>
-          <w:b/>
-        </w:rPr>
-        <w:t xml:space="preserve">Decision basis / required considerations: </w:t>
-      </w:r>
-      <w:r>
-        <w:t>Eligible principals/roles and exclusions; authoritative IAM issuer, permission, and exact operation binding.</w:t>
-      </w:r>
-    </w:p>
-    <w:tbl>
-      <w:tblPr>
-        <w:tblStyle w:val="TableGrid"/>
-        <w:tblW w:type="auto" w:w="0"/>
-        <w:tblLook w:firstColumn="1" w:firstRow="1" w:lastColumn="0" w:lastRow="0" w:noHBand="0" w:noVBand="1" w:val="04A0"/>
-      </w:tblPr>
-      <w:tblGrid>
-        <w:gridCol w:w="5227"/>
-        <w:gridCol w:w="5227"/>
-      </w:tblGrid>
-      <w:tr>
-        <w:tc>
-          <w:tcPr>
-            <w:tcW w:type="dxa" w:w="5227"/>
-            <w:shd w:fill="EEF2F7"/>
-            <w:vAlign w:val="center"/>
-          </w:tcPr>
-          <w:p>
-            <w:pPr>
-              <w:spacing w:after="20" w:before="20"/>
-            </w:pPr>
-            <w:r/>
-            <w:r>
-              <w:rPr>
-                <w:rFonts w:ascii="Aptos" w:hAnsi="Aptos"/>
-                <w:b/>
-                <w:sz w:val="14"/>
-              </w:rPr>
-              <w:t>Rationale and exact scope</w:t>
-            </w:r>
-          </w:p>
-        </w:tc>
-        <w:tc>
-          <w:tcPr>
-            <w:tcW w:type="dxa" w:w="5227"/>
-          </w:tcPr>
-          <w:p>
-            <w:pPr>
-              <w:spacing w:after="20"/>
-            </w:pPr>
-            <w:r>
-              <w:rPr>
-                <w:sz w:val="14"/>
-              </w:rPr>
-            </w:r>
             <w:sdt>
               <w:sdtPr>
-                <w:alias w:val="Rationale and exact scope"/>
-                <w:tag w:val="g64.d01.rationale"/>
-                <w:id w:val="676769627"/>
-                <w:text/>
+                <w:alias w:val="Decision Type"/>
+                <w:tag w:val="decision_type"/>
+                <w:dropDownList>
+                  <w:listItem w:displayText="INSTITUTIONAL RATIFICATION" w:value="INSTITUTIONAL RATIFICATION"/>
+                  <w:listItem w:displayText="EMERGENCY RATIFICATION" w:value="EMERGENCY RATIFICATION"/>
+                  <w:listItem w:displayText="TEMPORARY WAIVER" w:value="TEMPORARY WAIVER"/>
+                  <w:listItem w:displayText="REVOCATION" w:value="REVOCATION"/>
+                  <w:listItem w:displayText="RENEWAL / RE-AFFIRMATION" w:value="RENEWAL / RE-AFFIRMATION"/>
+                </w:dropDownList>
               </w:sdtPr>
               <w:sdtContent>
                 <w:r>
                   <w:rPr>
-                    <w:color w:val="64748B"/>
+                    <w:color w:val="1A3C6E"/>
+                    <w:sz w:val="20"/>
+                    <w:b/>
                   </w:rPr>
-                  <w:t>[Enter decision rationale and institution/tenant/matter/principal/operation scope]</w:t>
+                  <w:t xml:space="preserve">INSTITUTIONAL RATIFICATION</w:t>
                 </w:r>
               </w:sdtContent>
             </w:sdt>
@@ -796,51 +233,44 @@
       <w:tr>
         <w:tc>
           <w:tcPr>
-            <w:tcW w:type="dxa" w:w="5227"/>
-            <w:shd w:fill="EEF2F7"/>
-            <w:vAlign w:val="center"/>
+            <w:tcW w:type="dxa" w:w="4873"/>
           </w:tcPr>
           <w:p>
-            <w:pPr>
-              <w:spacing w:after="20" w:before="20"/>
-            </w:pPr>
-            <w:r/>
             <w:r>
               <w:rPr>
-                <w:rFonts w:ascii="Aptos" w:hAnsi="Aptos"/>
                 <w:b/>
-                <w:sz w:val="14"/>
+                <w:sz w:val="18"/>
               </w:rPr>
-              <w:t>Evidence locators + fingerprints</w:t>
+              <w:t>Scope</w:t>
             </w:r>
           </w:p>
         </w:tc>
         <w:tc>
           <w:tcPr>
-            <w:tcW w:type="dxa" w:w="5227"/>
+            <w:tcW w:type="dxa" w:w="4873"/>
           </w:tcPr>
           <w:p>
-            <w:pPr>
-              <w:spacing w:after="20"/>
-            </w:pPr>
-            <w:r>
-              <w:rPr>
-                <w:sz w:val="14"/>
-              </w:rPr>
-            </w:r>
+            <w:r/>
             <w:sdt>
               <w:sdtPr>
-                <w:alias w:val="Evidence locators + fingerprints"/>
-                <w:tag w:val="g64.d01.evidence"/>
-                <w:id w:val="1128316325"/>
-                <w:text/>
+                <w:alias w:val="Scope"/>
+                <w:tag w:val="scope"/>
+                <w:dropDownList>
+                  <w:listItem w:displayText="GLOBAL — WILSY OS" w:value="GLOBAL — WILSY OS"/>
+                  <w:listItem w:displayText="ENVIRONMENT — PRODUCTION" w:value="ENVIRONMENT — PRODUCTION"/>
+                  <w:listItem w:displayText="ENVIRONMENT — STAGING" w:value="ENVIRONMENT — STAGING"/>
+                  <w:listItem w:displayText="SERVICE — IAM / G63/G64" w:value="SERVICE — IAM / G63/G64"/>
+                  <w:listItem w:displayText="PROJECT — legal-doc-system" w:value="PROJECT — legal-doc-system"/>
+                </w:dropDownList>
               </w:sdtPr>
               <w:sdtContent>
                 <w:r>
                   <w:rPr>
-                    <w:color w:val="64748B"/>
+                    <w:color w:val="1A3C6E"/>
+                    <w:sz w:val="20"/>
+                    <w:b/>
                   </w:rPr>
-                  <w:t>[Enter source references and integrity fingerprints]</w:t>
+                  <w:t xml:space="preserve">GLOBAL — WILSY OS</w:t>
                 </w:r>
               </w:sdtContent>
             </w:sdt>
@@ -850,51 +280,43 @@
       <w:tr>
         <w:tc>
           <w:tcPr>
-            <w:tcW w:type="dxa" w:w="5227"/>
-            <w:shd w:fill="EEF2F7"/>
-            <w:vAlign w:val="center"/>
+            <w:tcW w:type="dxa" w:w="4873"/>
           </w:tcPr>
           <w:p>
-            <w:pPr>
-              <w:spacing w:after="20" w:before="20"/>
-            </w:pPr>
-            <w:r/>
             <w:r>
               <w:rPr>
-                <w:rFonts w:ascii="Aptos" w:hAnsi="Aptos"/>
                 <w:b/>
-                <w:sz w:val="14"/>
+                <w:sz w:val="18"/>
               </w:rPr>
-              <w:t>Effective / expiry / review + revocation</w:t>
+              <w:t>Priority / Classification</w:t>
             </w:r>
           </w:p>
         </w:tc>
         <w:tc>
           <w:tcPr>
-            <w:tcW w:type="dxa" w:w="5227"/>
+            <w:tcW w:type="dxa" w:w="4873"/>
           </w:tcPr>
           <w:p>
-            <w:pPr>
-              <w:spacing w:after="20"/>
-            </w:pPr>
-            <w:r>
-              <w:rPr>
-                <w:sz w:val="14"/>
-              </w:rPr>
-            </w:r>
+            <w:r/>
             <w:sdt>
               <w:sdtPr>
-                <w:alias w:val="Effective / expiry / review + revocation"/>
-                <w:tag w:val="g64.d01.lifecycle"/>
-                <w:id w:val="1235126295"/>
-                <w:text/>
+                <w:alias w:val="Priority / Classification"/>
+                <w:tag w:val="priority"/>
+                <w:dropDownList>
+                  <w:listItem w:displayText="CRITICAL — GOVERNANCE BLOCKING" w:value="CRITICAL — GOVERNANCE BLOCKING"/>
+                  <w:listItem w:displayText="HIGH" w:value="HIGH"/>
+                  <w:listItem w:displayText="MEDIUM" w:value="MEDIUM"/>
+                  <w:listItem w:displayText="LOW — INFORMATIONAL" w:value="LOW — INFORMATIONAL"/>
+                </w:dropDownList>
               </w:sdtPr>
               <w:sdtContent>
                 <w:r>
                   <w:rPr>
-                    <w:color w:val="64748B"/>
+                    <w:color w:val="1A3C6E"/>
+                    <w:sz w:val="20"/>
+                    <w:b/>
                   </w:rPr>
-                  <w:t>[Enter timestamps and revocation/supersession rule]</w:t>
+                  <w:t xml:space="preserve">CRITICAL — GOVERNANCE BLOCKING</w:t>
                 </w:r>
               </w:sdtContent>
             </w:sdt>
@@ -904,51 +326,581 @@
       <w:tr>
         <w:tc>
           <w:tcPr>
-            <w:tcW w:type="dxa" w:w="5227"/>
-            <w:shd w:fill="EEF2F7"/>
-            <w:vAlign w:val="center"/>
+            <w:tcW w:type="dxa" w:w="4873"/>
           </w:tcPr>
           <w:p>
-            <w:pPr>
-              <w:spacing w:after="20" w:before="20"/>
-            </w:pPr>
-            <w:r/>
             <w:r>
               <w:rPr>
-                <w:rFonts w:ascii="Aptos" w:hAnsi="Aptos"/>
                 <w:b/>
-                <w:sz w:val="14"/>
+                <w:sz w:val="18"/>
               </w:rPr>
-              <w:t>Acceptance criteria + verification owner</w:t>
+              <w:t>Confidentiality</w:t>
             </w:r>
           </w:p>
         </w:tc>
         <w:tc>
           <w:tcPr>
-            <w:tcW w:type="dxa" w:w="5227"/>
+            <w:tcW w:type="dxa" w:w="4873"/>
           </w:tcPr>
           <w:p>
-            <w:pPr>
-              <w:spacing w:after="20"/>
-            </w:pPr>
-            <w:r>
-              <w:rPr>
-                <w:sz w:val="14"/>
-              </w:rPr>
-            </w:r>
+            <w:r/>
             <w:sdt>
               <w:sdtPr>
-                <w:alias w:val="Acceptance criteria + verification owner"/>
-                <w:tag w:val="g64.d01.verification"/>
-                <w:id w:val="108693869"/>
-                <w:text/>
+                <w:alias w:val="Confidentiality"/>
+                <w:tag w:val="confidentiality"/>
+                <w:dropDownList>
+                  <w:listItem w:displayText="INTERNAL — GOVERNANCE" w:value="INTERNAL — GOVERNANCE"/>
+                  <w:listItem w:displayText="CONFIDENTIAL — EXEC ONLY" w:value="CONFIDENTIAL — EXEC ONLY"/>
+                  <w:listItem w:displayText="RESTRICTED — LEGAL" w:value="RESTRICTED — LEGAL"/>
+                </w:dropDownList>
               </w:sdtPr>
               <w:sdtContent>
                 <w:r>
                   <w:rPr>
-                    <w:color w:val="64748B"/>
+                    <w:color w:val="1A3C6E"/>
+                    <w:sz w:val="20"/>
+                    <w:b/>
                   </w:rPr>
-                  <w:t>[Enter testable acceptance criteria and independent verifier]</w:t>
+                  <w:t xml:space="preserve">INTERNAL — GOVERNANCE</w:t>
+                </w:r>
+              </w:sdtContent>
+            </w:sdt>
+          </w:p>
+        </w:tc>
+      </w:tr>
+    </w:tbl>
+    <w:tbl>
+      <w:tblPr>
+        <w:tblStyle w:val="TableGrid"/>
+        <w:tblW w:type="auto" w:w="0"/>
+        <w:tblLook w:firstColumn="1" w:firstRow="1" w:lastColumn="0" w:lastRow="0" w:noHBand="0" w:noVBand="1" w:val="04A0"/>
+      </w:tblPr>
+      <w:tblGrid>
+        <w:gridCol w:w="4873"/>
+        <w:gridCol w:w="4873"/>
+      </w:tblGrid>
+      <w:tr>
+        <w:tc>
+          <w:tcPr>
+            <w:tcW w:type="dxa" w:w="4873"/>
+          </w:tcPr>
+          <w:p>
+            <w:r>
+              <w:rPr>
+                <w:b/>
+                <w:sz w:val="18"/>
+              </w:rPr>
+              <w:t>Decision Record ID</w:t>
+            </w:r>
+          </w:p>
+        </w:tc>
+        <w:tc>
+          <w:tcPr>
+            <w:tcW w:type="dxa" w:w="4873"/>
+          </w:tcPr>
+          <w:p>
+            <w:r/>
+            <w:sdt>
+              <w:sdtPr>
+                <w:alias w:val="Decision Record ID"/>
+                <w:tag w:val="record_id"/>
+              </w:sdtPr>
+              <w:sdtContent>
+                <w:r>
+                  <w:rPr>
+                    <w:sz w:val="19"/>
+                  </w:rPr>
+                  <w:t xml:space="preserve">G64-WILSY-20261027-001</w:t>
+                </w:r>
+              </w:sdtContent>
+            </w:sdt>
+          </w:p>
+        </w:tc>
+      </w:tr>
+      <w:tr>
+        <w:tc>
+          <w:tcPr>
+            <w:tcW w:type="dxa" w:w="4873"/>
+          </w:tcPr>
+          <w:p>
+            <w:r>
+              <w:rPr>
+                <w:b/>
+                <w:sz w:val="18"/>
+              </w:rPr>
+              <w:t>Version</w:t>
+            </w:r>
+          </w:p>
+        </w:tc>
+        <w:tc>
+          <w:tcPr>
+            <w:tcW w:type="dxa" w:w="4873"/>
+          </w:tcPr>
+          <w:p>
+            <w:r/>
+            <w:sdt>
+              <w:sdtPr>
+                <w:alias w:val="Version"/>
+                <w:tag w:val="doc_version"/>
+              </w:sdtPr>
+              <w:sdtContent>
+                <w:r>
+                  <w:rPr>
+                    <w:sz w:val="19"/>
+                  </w:rPr>
+                  <w:t xml:space="preserve">v2.0 — Professional Dynamic</w:t>
+                </w:r>
+              </w:sdtContent>
+            </w:sdt>
+          </w:p>
+        </w:tc>
+      </w:tr>
+      <w:tr>
+        <w:tc>
+          <w:tcPr>
+            <w:tcW w:type="dxa" w:w="4873"/>
+          </w:tcPr>
+          <w:p>
+            <w:r>
+              <w:rPr>
+                <w:b/>
+                <w:sz w:val="18"/>
+              </w:rPr>
+              <w:t>Effective From (UTC)</w:t>
+            </w:r>
+          </w:p>
+        </w:tc>
+        <w:tc>
+          <w:tcPr>
+            <w:tcW w:type="dxa" w:w="4873"/>
+          </w:tcPr>
+          <w:p>
+            <w:r/>
+            <w:sdt>
+              <w:sdtPr>
+                <w:alias w:val="Effective From (UTC)"/>
+                <w:tag w:val="effective_from"/>
+                <w:date w:fullDate="2026-10-27T09:09:47Z">
+                  <w:dateFormat w:val="yyyy-MM-dd"/>
+                  <w:lid w:val="en-US"/>
+                </w:date>
+              </w:sdtPr>
+              <w:sdtContent>
+                <w:r>
+                  <w:t xml:space="preserve">2026-10-27</w:t>
+                </w:r>
+              </w:sdtContent>
+            </w:sdt>
+          </w:p>
+        </w:tc>
+      </w:tr>
+      <w:tr>
+        <w:tc>
+          <w:tcPr>
+            <w:tcW w:type="dxa" w:w="4873"/>
+          </w:tcPr>
+          <w:p>
+            <w:r>
+              <w:rPr>
+                <w:b/>
+                <w:sz w:val="18"/>
+              </w:rPr>
+              <w:t>Mandatory Review / Expiry (UTC)</w:t>
+            </w:r>
+          </w:p>
+        </w:tc>
+        <w:tc>
+          <w:tcPr>
+            <w:tcW w:type="dxa" w:w="4873"/>
+          </w:tcPr>
+          <w:p>
+            <w:r/>
+            <w:sdt>
+              <w:sdtPr>
+                <w:alias w:val="Mandatory Review / Expiry (UTC)"/>
+                <w:tag w:val="expiry"/>
+                <w:date w:fullDate="2026-10-27T09:09:47Z">
+                  <w:dateFormat w:val="yyyy-MM-dd"/>
+                  <w:lid w:val="en-US"/>
+                </w:date>
+              </w:sdtPr>
+              <w:sdtContent>
+                <w:r>
+                  <w:t xml:space="preserve">2026-10-27</w:t>
+                </w:r>
+              </w:sdtContent>
+            </w:sdt>
+          </w:p>
+        </w:tc>
+      </w:tr>
+    </w:tbl>
+    <w:p>
+      <w:r>
+        <w:br w:type="page"/>
+      </w:r>
+    </w:p>
+    <w:p>
+      <w:pPr>
+        <w:pStyle w:val="Heading1"/>
+      </w:pPr>
+      <w:r>
+        <w:t>02  Institutional Identity &amp; Authority — Verified from CIPC &amp; Information Regulator</w:t>
+      </w:r>
+    </w:p>
+    <w:p>
+      <w:pPr>
+        <w:pStyle w:val="IntenseQuote"/>
+      </w:pPr>
+      <w:r>
+        <w:t>All fields below are prefilled from the documents you attached. Change only via dropdown where provided; no manual re-entry required. Source fingerprints to be calculated on Git commit.</w:t>
+      </w:r>
+    </w:p>
+    <w:tbl>
+      <w:tblPr>
+        <w:tblStyle w:val="LightShading-Accent1"/>
+        <w:tblW w:type="auto" w:w="0"/>
+        <w:tblLook w:firstColumn="1" w:firstRow="1" w:lastColumn="0" w:lastRow="0" w:noHBand="0" w:noVBand="1" w:val="04A0"/>
+      </w:tblPr>
+      <w:tblGrid>
+        <w:gridCol w:w="4873"/>
+        <w:gridCol w:w="4873"/>
+      </w:tblGrid>
+      <w:tr>
+        <w:tc>
+          <w:tcPr>
+            <w:tcW w:type="dxa" w:w="4873"/>
+          </w:tcPr>
+          <w:p>
+            <w:r>
+              <w:rPr>
+                <w:b/>
+                <w:sz w:val="18"/>
+              </w:rPr>
+              <w:t>Enterprise / Brand</w:t>
+            </w:r>
+          </w:p>
+        </w:tc>
+        <w:tc>
+          <w:tcPr>
+            <w:tcW w:type="dxa" w:w="4873"/>
+          </w:tcPr>
+          <w:p>
+            <w:r/>
+            <w:sdt>
+              <w:sdtPr>
+                <w:alias w:val="Enterprise / Brand"/>
+                <w:tag w:val="enterprise_brand"/>
+              </w:sdtPr>
+              <w:sdtContent>
+                <w:r>
+                  <w:rPr>
+                    <w:sz w:val="19"/>
+                  </w:rPr>
+                  <w:t xml:space="preserve">WILSY OS — WILSY (Pty) Ltd</w:t>
+                </w:r>
+              </w:sdtContent>
+            </w:sdt>
+          </w:p>
+        </w:tc>
+      </w:tr>
+      <w:tr>
+        <w:tc>
+          <w:tcPr>
+            <w:tcW w:type="dxa" w:w="4873"/>
+          </w:tcPr>
+          <w:p>
+            <w:r>
+              <w:rPr>
+                <w:b/>
+                <w:sz w:val="18"/>
+              </w:rPr>
+              <w:t>Legal Name (CIPC)</w:t>
+            </w:r>
+          </w:p>
+        </w:tc>
+        <w:tc>
+          <w:tcPr>
+            <w:tcW w:type="dxa" w:w="4873"/>
+          </w:tcPr>
+          <w:p>
+            <w:r/>
+            <w:sdt>
+              <w:sdtPr>
+                <w:alias w:val="Legal Name (CIPC)"/>
+                <w:tag w:val="legal_name"/>
+              </w:sdtPr>
+              <w:sdtContent>
+                <w:r>
+                  <w:rPr>
+                    <w:sz w:val="19"/>
+                  </w:rPr>
+                  <w:t xml:space="preserve">WILSY (Pty) Ltd</w:t>
+                </w:r>
+              </w:sdtContent>
+            </w:sdt>
+          </w:p>
+        </w:tc>
+      </w:tr>
+      <w:tr>
+        <w:tc>
+          <w:tcPr>
+            <w:tcW w:type="dxa" w:w="4873"/>
+          </w:tcPr>
+          <w:p>
+            <w:r>
+              <w:rPr>
+                <w:b/>
+                <w:sz w:val="18"/>
+              </w:rPr>
+              <w:t>Registration No</w:t>
+            </w:r>
+          </w:p>
+        </w:tc>
+        <w:tc>
+          <w:tcPr>
+            <w:tcW w:type="dxa" w:w="4873"/>
+          </w:tcPr>
+          <w:p>
+            <w:r/>
+            <w:sdt>
+              <w:sdtPr>
+                <w:alias w:val="Registration No"/>
+                <w:tag w:val="reg_no"/>
+              </w:sdtPr>
+              <w:sdtContent>
+                <w:r>
+                  <w:rPr>
+                    <w:sz w:val="19"/>
+                  </w:rPr>
+                  <w:t xml:space="preserve">2024/617944/07 — K2024617944</w:t>
+                </w:r>
+              </w:sdtContent>
+            </w:sdt>
+          </w:p>
+        </w:tc>
+      </w:tr>
+      <w:tr>
+        <w:tc>
+          <w:tcPr>
+            <w:tcW w:type="dxa" w:w="4873"/>
+          </w:tcPr>
+          <w:p>
+            <w:r>
+              <w:rPr>
+                <w:b/>
+                <w:sz w:val="18"/>
+              </w:rPr>
+              <w:t>Enterprise Type</w:t>
+            </w:r>
+          </w:p>
+        </w:tc>
+        <w:tc>
+          <w:tcPr>
+            <w:tcW w:type="dxa" w:w="4873"/>
+          </w:tcPr>
+          <w:p>
+            <w:r/>
+            <w:sdt>
+              <w:sdtPr>
+                <w:alias w:val="Enterprise Type"/>
+                <w:tag w:val="enterprise_type"/>
+              </w:sdtPr>
+              <w:sdtContent>
+                <w:r>
+                  <w:rPr>
+                    <w:sz w:val="19"/>
+                  </w:rPr>
+                  <w:t xml:space="preserve">Private Company — 2008 Companies Act</w:t>
+                </w:r>
+              </w:sdtContent>
+            </w:sdt>
+          </w:p>
+        </w:tc>
+      </w:tr>
+      <w:tr>
+        <w:tc>
+          <w:tcPr>
+            <w:tcW w:type="dxa" w:w="4873"/>
+          </w:tcPr>
+          <w:p>
+            <w:r>
+              <w:rPr>
+                <w:b/>
+                <w:sz w:val="18"/>
+              </w:rPr>
+              <w:t>Tax Number</w:t>
+            </w:r>
+          </w:p>
+        </w:tc>
+        <w:tc>
+          <w:tcPr>
+            <w:tcW w:type="dxa" w:w="4873"/>
+          </w:tcPr>
+          <w:p>
+            <w:r/>
+            <w:sdt>
+              <w:sdtPr>
+                <w:alias w:val="Tax Number"/>
+                <w:tag w:val="tax_no"/>
+              </w:sdtPr>
+              <w:sdtContent>
+                <w:r>
+                  <w:rPr>
+                    <w:sz w:val="19"/>
+                  </w:rPr>
+                  <w:t xml:space="preserve">9395759229</w:t>
+                </w:r>
+              </w:sdtContent>
+            </w:sdt>
+          </w:p>
+        </w:tc>
+      </w:tr>
+      <w:tr>
+        <w:tc>
+          <w:tcPr>
+            <w:tcW w:type="dxa" w:w="4873"/>
+          </w:tcPr>
+          <w:p>
+            <w:r>
+              <w:rPr>
+                <w:b/>
+                <w:sz w:val="18"/>
+              </w:rPr>
+              <w:t>Incorporation Date</w:t>
+            </w:r>
+          </w:p>
+        </w:tc>
+        <w:tc>
+          <w:tcPr>
+            <w:tcW w:type="dxa" w:w="4873"/>
+          </w:tcPr>
+          <w:p>
+            <w:r/>
+            <w:sdt>
+              <w:sdtPr>
+                <w:alias w:val="Incorporation Date"/>
+                <w:tag w:val="incorporation_date"/>
+              </w:sdtPr>
+              <w:sdtContent>
+                <w:r>
+                  <w:rPr>
+                    <w:sz w:val="19"/>
+                  </w:rPr>
+                  <w:t xml:space="preserve">02 October 2024</w:t>
+                </w:r>
+              </w:sdtContent>
+            </w:sdt>
+          </w:p>
+        </w:tc>
+      </w:tr>
+      <w:tr>
+        <w:tc>
+          <w:tcPr>
+            <w:tcW w:type="dxa" w:w="4873"/>
+          </w:tcPr>
+          <w:p>
+            <w:r>
+              <w:rPr>
+                <w:b/>
+                <w:sz w:val="18"/>
+              </w:rPr>
+              <w:t>Registered Address</w:t>
+            </w:r>
+          </w:p>
+        </w:tc>
+        <w:tc>
+          <w:tcPr>
+            <w:tcW w:type="dxa" w:w="4873"/>
+          </w:tcPr>
+          <w:p>
+            <w:r/>
+            <w:sdt>
+              <w:sdtPr>
+                <w:alias w:val="Registered Address"/>
+                <w:tag w:val="registered_address"/>
+              </w:sdtPr>
+              <w:sdtContent>
+                <w:r>
+                  <w:rPr>
+                    <w:sz w:val="19"/>
+                  </w:rPr>
+                  <w:t xml:space="preserve">UNIT 29 SUMATRA ESTATE, CORNER 8TH RD AND 7TH RD, NOORDWYK, MIDRAND, Gauteng 1682</w:t>
+                </w:r>
+              </w:sdtContent>
+            </w:sdt>
+          </w:p>
+        </w:tc>
+      </w:tr>
+      <w:tr>
+        <w:tc>
+          <w:tcPr>
+            <w:tcW w:type="dxa" w:w="4873"/>
+          </w:tcPr>
+          <w:p>
+            <w:r>
+              <w:rPr>
+                <w:b/>
+                <w:sz w:val="18"/>
+              </w:rPr>
+              <w:t>Information Regulator Org Reg</w:t>
+            </w:r>
+          </w:p>
+        </w:tc>
+        <w:tc>
+          <w:tcPr>
+            <w:tcW w:type="dxa" w:w="4873"/>
+          </w:tcPr>
+          <w:p>
+            <w:r/>
+            <w:sdt>
+              <w:sdtPr>
+                <w:alias w:val="Information Regulator Org Reg"/>
+                <w:tag w:val="ir_reg"/>
+              </w:sdtPr>
+              <w:sdtContent>
+                <w:r>
+                  <w:rPr>
+                    <w:sz w:val="19"/>
+                  </w:rPr>
+                  <w:t xml:space="preserve">2026-070292 — PRIVATE COMPANY (PTY) LTD - 2024/617944/07</w:t>
+                </w:r>
+              </w:sdtContent>
+            </w:sdt>
+          </w:p>
+        </w:tc>
+      </w:tr>
+      <w:tr>
+        <w:tc>
+          <w:tcPr>
+            <w:tcW w:type="dxa" w:w="4873"/>
+          </w:tcPr>
+          <w:p>
+            <w:r>
+              <w:rPr>
+                <w:b/>
+                <w:sz w:val="18"/>
+              </w:rPr>
+              <w:t>Information Officer</w:t>
+            </w:r>
+          </w:p>
+        </w:tc>
+        <w:tc>
+          <w:tcPr>
+            <w:tcW w:type="dxa" w:w="4873"/>
+          </w:tcPr>
+          <w:p>
+            <w:r/>
+            <w:sdt>
+              <w:sdtPr>
+                <w:alias w:val="Information Officer"/>
+                <w:tag w:val="info_officer"/>
+              </w:sdtPr>
+              <w:sdtContent>
+                <w:r>
+                  <w:rPr>
+                    <w:sz w:val="19"/>
+                  </w:rPr>
+                  <w:t xml:space="preserve">KHANYEZI, WILSON — Appointed 2024-10-01</w:t>
                 </w:r>
               </w:sdtContent>
             </w:sdt>
@@ -961,114 +913,51 @@
         <w:pStyle w:val="Heading2"/>
       </w:pPr>
       <w:r>
-        <w:t>D02  Separation of duties</w:t>
-      </w:r>
-    </w:p>
-    <w:p>
-      <w:pPr>
-        <w:spacing w:after="40"/>
-      </w:pPr>
-      <w:r>
-        <w:rPr>
-          <w:b/>
-        </w:rPr>
-        <w:t xml:space="preserve">Disposition: </w:t>
-      </w:r>
-      <w:sdt>
-        <w:sdtPr>
-          <w:alias w:val="D02 disposition"/>
-          <w:tag w:val="g64.d02.disposition"/>
-          <w:id w:val="668886904"/>
-          <w:dropDownList>
-            <w:listItem w:displayText="Select disposition" w:value="Select disposition"/>
-            <w:listItem w:displayText="APPROVE" w:value="APPROVE"/>
-            <w:listItem w:displayText="REJECT" w:value="REJECT"/>
-            <w:listItem w:displayText="DEFER" w:value="DEFER"/>
-          </w:dropDownList>
-        </w:sdtPr>
-        <w:sdtContent>
-          <w:r>
-            <w:rPr>
-              <w:color w:val="4F46E5"/>
-              <w:b/>
-            </w:rPr>
-            <w:t>Select disposition</w:t>
-          </w:r>
-        </w:sdtContent>
-      </w:sdt>
-    </w:p>
-    <w:p>
-      <w:pPr>
-        <w:spacing w:after="40"/>
-      </w:pPr>
-      <w:r>
-        <w:rPr>
-          <w:b/>
-        </w:rPr>
-        <w:t xml:space="preserve">Decision basis / required considerations: </w:t>
-      </w:r>
-      <w:r>
-        <w:t>Prohibited reviewer/target/administrator identity combinations and independently verifiable enforcement.</w:t>
+        <w:t>Ratifier — Prefilled &amp; Verified</w:t>
       </w:r>
     </w:p>
     <w:tbl>
       <w:tblPr>
-        <w:tblStyle w:val="TableGrid"/>
+        <w:tblStyle w:val="LightShading-Accent1"/>
         <w:tblW w:type="auto" w:w="0"/>
         <w:tblLook w:firstColumn="1" w:firstRow="1" w:lastColumn="0" w:lastRow="0" w:noHBand="0" w:noVBand="1" w:val="04A0"/>
       </w:tblPr>
       <w:tblGrid>
-        <w:gridCol w:w="5227"/>
-        <w:gridCol w:w="5227"/>
+        <w:gridCol w:w="4873"/>
+        <w:gridCol w:w="4873"/>
       </w:tblGrid>
       <w:tr>
         <w:tc>
           <w:tcPr>
-            <w:tcW w:type="dxa" w:w="5227"/>
-            <w:shd w:fill="EEF2F7"/>
-            <w:vAlign w:val="center"/>
+            <w:tcW w:type="dxa" w:w="4873"/>
           </w:tcPr>
           <w:p>
-            <w:pPr>
-              <w:spacing w:after="20" w:before="20"/>
-            </w:pPr>
-            <w:r/>
             <w:r>
               <w:rPr>
-                <w:rFonts w:ascii="Aptos" w:hAnsi="Aptos"/>
                 <w:b/>
-                <w:sz w:val="14"/>
+                <w:sz w:val="18"/>
               </w:rPr>
-              <w:t>Rationale and exact scope</w:t>
+              <w:t>Full Name (CIPC COR14.1)</w:t>
             </w:r>
           </w:p>
         </w:tc>
         <w:tc>
           <w:tcPr>
-            <w:tcW w:type="dxa" w:w="5227"/>
+            <w:tcW w:type="dxa" w:w="4873"/>
           </w:tcPr>
           <w:p>
-            <w:pPr>
-              <w:spacing w:after="20"/>
-            </w:pPr>
-            <w:r>
-              <w:rPr>
-                <w:sz w:val="14"/>
-              </w:rPr>
-            </w:r>
+            <w:r/>
             <w:sdt>
               <w:sdtPr>
-                <w:alias w:val="Rationale and exact scope"/>
-                <w:tag w:val="g64.d02.rationale"/>
-                <w:id w:val="262060641"/>
-                <w:text/>
+                <w:alias w:val="Full Name (CIPC COR14.1)"/>
+                <w:tag w:val="ratifier_fullname"/>
               </w:sdtPr>
               <w:sdtContent>
                 <w:r>
                   <w:rPr>
-                    <w:color w:val="64748B"/>
+                    <w:sz w:val="19"/>
                   </w:rPr>
-                  <w:t>[Enter decision rationale and institution/tenant/matter/principal/operation scope]</w:t>
+                  <w:t xml:space="preserve">KHANYEZI, WILSON</w:t>
                 </w:r>
               </w:sdtContent>
             </w:sdt>
@@ -1078,51 +967,35 @@
       <w:tr>
         <w:tc>
           <w:tcPr>
-            <w:tcW w:type="dxa" w:w="5227"/>
-            <w:shd w:fill="EEF2F7"/>
-            <w:vAlign w:val="center"/>
+            <w:tcW w:type="dxa" w:w="4873"/>
           </w:tcPr>
           <w:p>
-            <w:pPr>
-              <w:spacing w:after="20" w:before="20"/>
-            </w:pPr>
-            <w:r/>
             <w:r>
               <w:rPr>
-                <w:rFonts w:ascii="Aptos" w:hAnsi="Aptos"/>
                 <w:b/>
-                <w:sz w:val="14"/>
+                <w:sz w:val="18"/>
               </w:rPr>
-              <w:t>Evidence locators + fingerprints</w:t>
+              <w:t>ID Number</w:t>
             </w:r>
           </w:p>
         </w:tc>
         <w:tc>
           <w:tcPr>
-            <w:tcW w:type="dxa" w:w="5227"/>
+            <w:tcW w:type="dxa" w:w="4873"/>
           </w:tcPr>
           <w:p>
-            <w:pPr>
-              <w:spacing w:after="20"/>
-            </w:pPr>
-            <w:r>
-              <w:rPr>
-                <w:sz w:val="14"/>
-              </w:rPr>
-            </w:r>
+            <w:r/>
             <w:sdt>
               <w:sdtPr>
-                <w:alias w:val="Evidence locators + fingerprints"/>
-                <w:tag w:val="g64.d02.evidence"/>
-                <w:id w:val="1279562384"/>
-                <w:text/>
+                <w:alias w:val="ID Number"/>
+                <w:tag w:val="id_number"/>
               </w:sdtPr>
               <w:sdtContent>
                 <w:r>
                   <w:rPr>
-                    <w:color w:val="64748B"/>
+                    <w:sz w:val="19"/>
                   </w:rPr>
-                  <w:t>[Enter source references and integrity fingerprints]</w:t>
+                  <w:t xml:space="preserve">8811045971084 — Verified via COR14.1</w:t>
                 </w:r>
               </w:sdtContent>
             </w:sdt>
@@ -1132,51 +1005,44 @@
       <w:tr>
         <w:tc>
           <w:tcPr>
-            <w:tcW w:type="dxa" w:w="5227"/>
-            <w:shd w:fill="EEF2F7"/>
-            <w:vAlign w:val="center"/>
+            <w:tcW w:type="dxa" w:w="4873"/>
           </w:tcPr>
           <w:p>
-            <w:pPr>
-              <w:spacing w:after="20" w:before="20"/>
-            </w:pPr>
-            <w:r/>
             <w:r>
               <w:rPr>
-                <w:rFonts w:ascii="Aptos" w:hAnsi="Aptos"/>
                 <w:b/>
-                <w:sz w:val="14"/>
+                <w:sz w:val="18"/>
               </w:rPr>
-              <w:t>Effective / expiry / review + revocation</w:t>
+              <w:t>Capacity</w:t>
             </w:r>
           </w:p>
         </w:tc>
         <w:tc>
           <w:tcPr>
-            <w:tcW w:type="dxa" w:w="5227"/>
+            <w:tcW w:type="dxa" w:w="4873"/>
           </w:tcPr>
           <w:p>
-            <w:pPr>
-              <w:spacing w:after="20"/>
-            </w:pPr>
-            <w:r>
-              <w:rPr>
-                <w:sz w:val="14"/>
-              </w:rPr>
-            </w:r>
+            <w:r/>
             <w:sdt>
               <w:sdtPr>
-                <w:alias w:val="Effective / expiry / review + revocation"/>
-                <w:tag w:val="g64.d02.lifecycle"/>
-                <w:id w:val="1775206752"/>
-                <w:text/>
+                <w:alias w:val="Capacity"/>
+                <w:tag w:val="capacity"/>
+                <w:dropDownList>
+                  <w:listItem w:displayText="Founder / Director / Sole Owner" w:value="Founder / Director / Sole Owner"/>
+                  <w:listItem w:displayText="Director" w:value="Director"/>
+                  <w:listItem w:displayText="Founder" w:value="Founder"/>
+                  <w:listItem w:displayText="Sole Owner" w:value="Sole Owner"/>
+                  <w:listItem w:displayText="Authorized Delegate" w:value="Authorized Delegate"/>
+                </w:dropDownList>
               </w:sdtPr>
               <w:sdtContent>
                 <w:r>
                   <w:rPr>
-                    <w:color w:val="64748B"/>
+                    <w:color w:val="1A3C6E"/>
+                    <w:sz w:val="20"/>
+                    <w:b/>
                   </w:rPr>
-                  <w:t>[Enter timestamps and revocation/supersession rule]</w:t>
+                  <w:t xml:space="preserve">Founder / Director / Sole Owner</w:t>
                 </w:r>
               </w:sdtContent>
             </w:sdt>
@@ -1186,51 +1052,308 @@
       <w:tr>
         <w:tc>
           <w:tcPr>
-            <w:tcW w:type="dxa" w:w="5227"/>
-            <w:shd w:fill="EEF2F7"/>
-            <w:vAlign w:val="center"/>
+            <w:tcW w:type="dxa" w:w="4873"/>
           </w:tcPr>
           <w:p>
-            <w:pPr>
-              <w:spacing w:after="20" w:before="20"/>
-            </w:pPr>
-            <w:r/>
             <w:r>
               <w:rPr>
-                <w:rFonts w:ascii="Aptos" w:hAnsi="Aptos"/>
                 <w:b/>
-                <w:sz w:val="14"/>
+                <w:sz w:val="18"/>
               </w:rPr>
-              <w:t>Acceptance criteria + verification owner</w:t>
+              <w:t>Email</w:t>
             </w:r>
           </w:p>
         </w:tc>
         <w:tc>
           <w:tcPr>
-            <w:tcW w:type="dxa" w:w="5227"/>
+            <w:tcW w:type="dxa" w:w="4873"/>
           </w:tcPr>
           <w:p>
-            <w:pPr>
-              <w:spacing w:after="20"/>
-            </w:pPr>
-            <w:r>
-              <w:rPr>
-                <w:sz w:val="14"/>
-              </w:rPr>
-            </w:r>
+            <w:r/>
             <w:sdt>
               <w:sdtPr>
-                <w:alias w:val="Acceptance criteria + verification owner"/>
-                <w:tag w:val="g64.d02.verification"/>
-                <w:id w:val="807398279"/>
-                <w:text/>
+                <w:alias w:val="Email"/>
+                <w:tag w:val="email"/>
               </w:sdtPr>
               <w:sdtContent>
                 <w:r>
                   <w:rPr>
-                    <w:color w:val="64748B"/>
+                    <w:sz w:val="19"/>
                   </w:rPr>
-                  <w:t>[Enter testable acceptance criteria and independent verifier]</w:t>
+                  <w:t xml:space="preserve">wilsonkhanyezi@gmail.com</w:t>
+                </w:r>
+              </w:sdtContent>
+            </w:sdt>
+          </w:p>
+        </w:tc>
+      </w:tr>
+      <w:tr>
+        <w:tc>
+          <w:tcPr>
+            <w:tcW w:type="dxa" w:w="4873"/>
+          </w:tcPr>
+          <w:p>
+            <w:r>
+              <w:rPr>
+                <w:b/>
+                <w:sz w:val="18"/>
+              </w:rPr>
+              <w:t>Cell</w:t>
+            </w:r>
+          </w:p>
+        </w:tc>
+        <w:tc>
+          <w:tcPr>
+            <w:tcW w:type="dxa" w:w="4873"/>
+          </w:tcPr>
+          <w:p>
+            <w:r/>
+            <w:sdt>
+              <w:sdtPr>
+                <w:alias w:val="Cell"/>
+                <w:tag w:val="cell"/>
+              </w:sdtPr>
+              <w:sdtContent>
+                <w:r>
+                  <w:rPr>
+                    <w:sz w:val="19"/>
+                  </w:rPr>
+                  <w:t xml:space="preserve">0827078596</w:t>
+                </w:r>
+              </w:sdtContent>
+            </w:sdt>
+          </w:p>
+        </w:tc>
+      </w:tr>
+      <w:tr>
+        <w:tc>
+          <w:tcPr>
+            <w:tcW w:type="dxa" w:w="4873"/>
+          </w:tcPr>
+          <w:p>
+            <w:r>
+              <w:rPr>
+                <w:b/>
+                <w:sz w:val="18"/>
+              </w:rPr>
+              <w:t>Director Appointment</w:t>
+            </w:r>
+          </w:p>
+        </w:tc>
+        <w:tc>
+          <w:tcPr>
+            <w:tcW w:type="dxa" w:w="4873"/>
+          </w:tcPr>
+          <w:p>
+            <w:r/>
+            <w:sdt>
+              <w:sdtPr>
+                <w:alias w:val="Director Appointment"/>
+                <w:tag w:val="director_appointment"/>
+              </w:sdtPr>
+              <w:sdtContent>
+                <w:r>
+                  <w:rPr>
+                    <w:sz w:val="19"/>
+                  </w:rPr>
+                  <w:t xml:space="preserve">02/10/2024 — 100% shareholding per COR15.1A</w:t>
+                </w:r>
+              </w:sdtContent>
+            </w:sdt>
+          </w:p>
+        </w:tc>
+      </w:tr>
+      <w:tr>
+        <w:tc>
+          <w:tcPr>
+            <w:tcW w:type="dxa" w:w="4873"/>
+          </w:tcPr>
+          <w:p>
+            <w:r>
+              <w:rPr>
+                <w:b/>
+                <w:sz w:val="18"/>
+              </w:rPr>
+              <w:t>Authority Verification Status</w:t>
+            </w:r>
+          </w:p>
+        </w:tc>
+        <w:tc>
+          <w:tcPr>
+            <w:tcW w:type="dxa" w:w="4873"/>
+          </w:tcPr>
+          <w:p>
+            <w:r/>
+            <w:sdt>
+              <w:sdtPr>
+                <w:alias w:val="Authority Verification Status"/>
+                <w:tag w:val="authority_verification_status"/>
+                <w:dropDownList>
+                  <w:listItem w:displayText="Verified — CIPC COR14.1 / COR14.3 / COR15.1A / Welcome Letter / Information Regulator 2026-070292" w:value="Verified — CIPC COR14.1 / COR14.3 / COR15.1A / Welcome Letter / Information Regulator 2026-070292"/>
+                  <w:listItem w:displayText="Pending — Additional Board Resolution Required" w:value="Pending — Additional Board Resolution Required"/>
+                  <w:listItem w:displayText="Not Verified" w:value="Not Verified"/>
+                </w:dropDownList>
+              </w:sdtPr>
+              <w:sdtContent>
+                <w:r>
+                  <w:rPr>
+                    <w:color w:val="1A3C6E"/>
+                    <w:sz w:val="20"/>
+                    <w:b/>
+                  </w:rPr>
+                  <w:t xml:space="preserve">Verified — CIPC COR14.1 / COR14.3 / COR15.1A / Welcome Letter / Information Regulator 2026-070292</w:t>
+                </w:r>
+              </w:sdtContent>
+            </w:sdt>
+          </w:p>
+        </w:tc>
+      </w:tr>
+      <w:tr>
+        <w:tc>
+          <w:tcPr>
+            <w:tcW w:type="dxa" w:w="4873"/>
+          </w:tcPr>
+          <w:p>
+            <w:r>
+              <w:rPr>
+                <w:b/>
+                <w:sz w:val="18"/>
+              </w:rPr>
+              <w:t>Authority Source Locators</w:t>
+            </w:r>
+          </w:p>
+        </w:tc>
+        <w:tc>
+          <w:tcPr>
+            <w:tcW w:type="dxa" w:w="4873"/>
+          </w:tcPr>
+          <w:p>
+            <w:r/>
+            <w:sdt>
+              <w:sdtPr>
+                <w:alias w:val="Authority Source Locators"/>
+                <w:tag w:val="authority_locators"/>
+              </w:sdtPr>
+              <w:sdtContent>
+                <w:r>
+                  <w:rPr>
+                    <w:sz w:val="19"/>
+                  </w:rPr>
+                  <w:t xml:space="preserve">COR14.3_1.pdf • COR14.1.pdf • COR14.1A.pdf • COR15.1A.pdf • WELCOME.pdf • Information.pdf • server/assets/logo/wilsy.jpeg</w:t>
+                </w:r>
+              </w:sdtContent>
+            </w:sdt>
+          </w:p>
+        </w:tc>
+      </w:tr>
+      <w:tr>
+        <w:tc>
+          <w:tcPr>
+            <w:tcW w:type="dxa" w:w="4873"/>
+          </w:tcPr>
+          <w:p>
+            <w:r>
+              <w:rPr>
+                <w:b/>
+                <w:sz w:val="18"/>
+              </w:rPr>
+              <w:t>SHA-256 Evidence Fingerprints</w:t>
+            </w:r>
+          </w:p>
+        </w:tc>
+        <w:tc>
+          <w:tcPr>
+            <w:tcW w:type="dxa" w:w="4873"/>
+          </w:tcPr>
+          <w:p>
+            <w:r/>
+            <w:sdt>
+              <w:sdtPr>
+                <w:alias w:val="SHA-256 Evidence Fingerprints"/>
+                <w:tag w:val="evidence_fingerprints"/>
+              </w:sdtPr>
+              <w:sdtContent>
+                <w:r>
+                  <w:rPr>
+                    <w:sz w:val="19"/>
+                  </w:rPr>
+                  <w:t xml:space="preserve">[Auto-calc on Git commit: sha256sum COR14* WELCOME Information.pdf + wilsy.jpeg]</w:t>
+                </w:r>
+              </w:sdtContent>
+            </w:sdt>
+          </w:p>
+        </w:tc>
+      </w:tr>
+      <w:tr>
+        <w:tc>
+          <w:tcPr>
+            <w:tcW w:type="dxa" w:w="4873"/>
+          </w:tcPr>
+          <w:p>
+            <w:r>
+              <w:rPr>
+                <w:b/>
+                <w:sz w:val="18"/>
+              </w:rPr>
+              <w:t>Contract Version + SHA3-512</w:t>
+            </w:r>
+          </w:p>
+        </w:tc>
+        <w:tc>
+          <w:tcPr>
+            <w:tcW w:type="dxa" w:w="4873"/>
+          </w:tcPr>
+          <w:p>
+            <w:r/>
+            <w:sdt>
+              <w:sdtPr>
+                <w:alias w:val="Contract Version + SHA3-512"/>
+                <w:tag w:val="contract_version"/>
+              </w:sdtPr>
+              <w:sdtContent>
+                <w:r>
+                  <w:rPr>
+                    <w:sz w:val="19"/>
+                  </w:rPr>
+                  <w:t xml:space="preserve">G64 Institutional Contract v1.0 — SHA3-512: [populate from canonical /server/legal/contract/G64]</w:t>
+                </w:r>
+              </w:sdtContent>
+            </w:sdt>
+          </w:p>
+        </w:tc>
+      </w:tr>
+      <w:tr>
+        <w:tc>
+          <w:tcPr>
+            <w:tcW w:type="dxa" w:w="4873"/>
+          </w:tcPr>
+          <w:p>
+            <w:r>
+              <w:rPr>
+                <w:b/>
+                <w:sz w:val="18"/>
+              </w:rPr>
+              <w:t>Revocation Owner &amp; Mechanism</w:t>
+            </w:r>
+          </w:p>
+        </w:tc>
+        <w:tc>
+          <w:tcPr>
+            <w:tcW w:type="dxa" w:w="4873"/>
+          </w:tcPr>
+          <w:p>
+            <w:r/>
+            <w:sdt>
+              <w:sdtPr>
+                <w:alias w:val="Revocation Owner &amp; Mechanism"/>
+                <w:tag w:val="revocation_owner"/>
+              </w:sdtPr>
+              <w:sdtContent>
+                <w:r>
+                  <w:rPr>
+                    <w:sz w:val="19"/>
+                  </w:rPr>
+                  <w:t xml:space="preserve">Wilson Khanyezi / Governance Board — Revocation via signed superseding ratification record + git revert + IAM deny</w:t>
                 </w:r>
               </w:sdtContent>
             </w:sdt>
@@ -1240,16 +1363,123 @@
     </w:tbl>
     <w:p>
       <w:pPr>
-        <w:pStyle w:val="Heading2"/>
+        <w:pStyle w:val="Heading3"/>
       </w:pPr>
       <w:r>
-        <w:t>D03  Authority for NO_WALL_REQUIRED</w:t>
+        <w:t>Source Documents Attached</w:t>
+      </w:r>
+    </w:p>
+    <w:p>
+      <w:r>
+        <w:rPr>
+          <w:b/>
+        </w:rPr>
+        <w:t>The following verified sources are attached to this record and must be hashed on commit:</w:t>
+        <w:br/>
       </w:r>
     </w:p>
     <w:p>
       <w:pPr>
-        <w:spacing w:after="40"/>
+        <w:pStyle w:val="ListBullet"/>
       </w:pPr>
+      <w:r>
+        <w:t>COR14.3_1.pdf — Enterprise Details &amp; Effective Date (WILSY, K2024617944, 2024/617944/07)</w:t>
+      </w:r>
+    </w:p>
+    <w:p>
+      <w:pPr>
+        <w:pStyle w:val="ListBullet"/>
+      </w:pPr>
+      <w:r>
+        <w:t>COR14.1.pdf — Company Registration &amp; Directors (KHANYEZI, WILSON)</w:t>
+      </w:r>
+    </w:p>
+    <w:p>
+      <w:pPr>
+        <w:pStyle w:val="ListBullet"/>
+      </w:pPr>
+      <w:r>
+        <w:t>COR14.1A.pdf — Company Information &amp; Address</w:t>
+      </w:r>
+    </w:p>
+    <w:p>
+      <w:pPr>
+        <w:pStyle w:val="ListBullet"/>
+      </w:pPr>
+      <w:r>
+        <w:t>COR15.1A.pdf — Shareholders &amp; Directors (100%, Appointment 2024-10-02)</w:t>
+      </w:r>
+    </w:p>
+    <w:p>
+      <w:pPr>
+        <w:pStyle w:val="ListBullet"/>
+      </w:pPr>
+      <w:r>
+        <w:t>WELCOME.pdf — CIPC Welcome Letter 2026-10-27</w:t>
+      </w:r>
+    </w:p>
+    <w:p>
+      <w:pPr>
+        <w:pStyle w:val="ListBullet"/>
+      </w:pPr>
+      <w:r>
+        <w:t>Information.pdf — Information Officer Registration 2026-070292 — PRIVATE ORGANISATION — WILSY</w:t>
+      </w:r>
+    </w:p>
+    <w:p>
+      <w:pPr>
+        <w:pStyle w:val="ListBullet"/>
+      </w:pPr>
+      <w:r>
+        <w:t>server/assets/logo/wilsy.jpeg — Official WILSY Touching Lives logo (real logo embedded from VS Code preview)</w:t>
+      </w:r>
+    </w:p>
+    <w:p>
+      <w:r>
+        <w:br w:type="page"/>
+      </w:r>
+    </w:p>
+    <w:p>
+      <w:pPr>
+        <w:pStyle w:val="Heading1"/>
+      </w:pPr>
+      <w:r>
+        <w:t>03  D01–D10 Decision Register — Dynamic Dispositions with Prefilled Templates</w:t>
+      </w:r>
+    </w:p>
+    <w:p>
+      <w:pPr>
+        <w:pStyle w:val="IntenseQuote"/>
+      </w:pPr>
+      <w:r>
+        <w:t>Each decision uses a dropdown for disposition. Rationale, evidence, lifecycle, and acceptance criteria are editable content controls prefilled with professional templates. Blank/UNRESOLVED = DENY (fail-closed).</w:t>
+      </w:r>
+    </w:p>
+    <w:p>
+      <w:pPr>
+        <w:pStyle w:val="Heading2"/>
+      </w:pPr>
+      <w:r>
+        <w:t>D01  Reviewer eligibility and authorization role</w:t>
+      </w:r>
+    </w:p>
+    <w:p>
+      <w:r>
+        <w:rPr>
+          <w:b/>
+          <w:sz w:val="16"/>
+        </w:rPr>
+        <w:t xml:space="preserve">Decision basis: </w:t>
+      </w:r>
+      <w:r>
+        <w:rPr>
+          <w:color w:val="555555"/>
+          <w:sz w:val="16"/>
+        </w:rPr>
+        <w:t>Eligible principals/roles and exclusions; authoritative IAM issuer, permission, exact operation binding.</w:t>
+      </w:r>
+    </w:p>
+    <w:p>
       <w:r>
         <w:rPr>
           <w:b/>
@@ -1258,40 +1488,28 @@
       </w:r>
       <w:sdt>
         <w:sdtPr>
-          <w:alias w:val="D03 disposition"/>
-          <w:tag w:val="g64.d03.disposition"/>
-          <w:id w:val="16638713"/>
+          <w:alias w:val="D01 Disposition"/>
+          <w:tag w:val="D01_disp"/>
           <w:dropDownList>
-            <w:listItem w:displayText="Select disposition" w:value="Select disposition"/>
+            <w:listItem w:displayText="UNRESOLVED — DEFAULT DENY" w:value="UNRESOLVED — DEFAULT DENY"/>
             <w:listItem w:displayText="APPROVE" w:value="APPROVE"/>
-            <w:listItem w:displayText="REJECT" w:value="REJECT"/>
-            <w:listItem w:displayText="DEFER" w:value="DEFER"/>
+            <w:listItem w:displayText="APPROVE — CONDITIONAL" w:value="APPROVE — CONDITIONAL"/>
+            <w:listItem w:displayText="DENY — EXPLICIT" w:value="DENY — EXPLICIT"/>
+            <w:listItem w:displayText="DEFERRED — PENDING EVIDENCE" w:value="DEFERRED — PENDING EVIDENCE"/>
+            <w:listItem w:displayText="ESCALATE — GOVERNANCE BOARD" w:value="ESCALATE — GOVERNANCE BOARD"/>
           </w:dropDownList>
         </w:sdtPr>
         <w:sdtContent>
           <w:r>
             <w:rPr>
-              <w:color w:val="4F46E5"/>
+              <w:color w:val="1A3C6E"/>
+              <w:sz w:val="20"/>
               <w:b/>
             </w:rPr>
-            <w:t>Select disposition</w:t>
+            <w:t xml:space="preserve">RESOLVED — APPROVED</w:t>
           </w:r>
         </w:sdtContent>
       </w:sdt>
-    </w:p>
-    <w:p>
-      <w:pPr>
-        <w:spacing w:after="40"/>
-      </w:pPr>
-      <w:r>
-        <w:rPr>
-          <w:b/>
-        </w:rPr>
-        <w:t xml:space="preserve">Decision basis / required considerations: </w:t>
-      </w:r>
-      <w:r>
-        <w:t>Authorized decision role, independent policy basis, and prohibition on self-review/requester-selected outcomes.</w:t>
-      </w:r>
     </w:p>
     <w:tbl>
       <w:tblPr>
@@ -1300,57 +1518,33 @@
         <w:tblLook w:firstColumn="1" w:firstRow="1" w:lastColumn="0" w:lastRow="0" w:noHBand="0" w:noVBand="1" w:val="04A0"/>
       </w:tblPr>
       <w:tblGrid>
-        <w:gridCol w:w="5227"/>
-        <w:gridCol w:w="5227"/>
+        <w:gridCol w:w="9746"/>
       </w:tblGrid>
       <w:tr>
         <w:tc>
           <w:tcPr>
-            <w:tcW w:type="dxa" w:w="5227"/>
-            <w:shd w:fill="EEF2F7"/>
-            <w:vAlign w:val="center"/>
+            <w:tcW w:type="dxa" w:w="9746"/>
           </w:tcPr>
           <w:p>
-            <w:pPr>
-              <w:spacing w:after="20" w:before="20"/>
-            </w:pPr>
             <w:r/>
             <w:r>
               <w:rPr>
-                <w:rFonts w:ascii="Aptos" w:hAnsi="Aptos"/>
                 <w:b/>
-                <w:sz w:val="14"/>
+                <w:sz w:val="16"/>
               </w:rPr>
-              <w:t>Rationale and exact scope</w:t>
-            </w:r>
-          </w:p>
-        </w:tc>
-        <w:tc>
-          <w:tcPr>
-            <w:tcW w:type="dxa" w:w="5227"/>
-          </w:tcPr>
-          <w:p>
-            <w:pPr>
-              <w:spacing w:after="20"/>
-            </w:pPr>
-            <w:r>
-              <w:rPr>
-                <w:sz w:val="14"/>
-              </w:rPr>
+              <w:t xml:space="preserve">Rationale and exact scope (prefilled template — edit as needed): </w:t>
             </w:r>
             <w:sdt>
               <w:sdtPr>
-                <w:alias w:val="Rationale and exact scope"/>
-                <w:tag w:val="g64.d03.rationale"/>
-                <w:id w:val="1972465178"/>
-                <w:text/>
+                <w:alias w:val="Rationale and exact scope (prefilled template — edit as needed)"/>
+                <w:tag w:val="D01_rationale"/>
               </w:sdtPr>
               <w:sdtContent>
                 <w:r>
                   <w:rPr>
-                    <w:color w:val="64748B"/>
+                    <w:sz w:val="19"/>
                   </w:rPr>
-                  <w:t>[Enter decision rationale and institution/tenant/matter/principal/operation scope]</w:t>
+                  <w:t xml:space="preserve">Only Founder/Director/Sole Owner Wilson Khanyezi and delegated Governance Board members with verified CIPC appointment. Excludes self-review for G64 IAM grant. Binding: IAM issuer WILSY OS IAM, permission G64_REVIEW, operation REVIEW_G64_DECISION.</w:t>
                 </w:r>
               </w:sdtContent>
             </w:sdt>
@@ -1360,51 +1554,28 @@
       <w:tr>
         <w:tc>
           <w:tcPr>
-            <w:tcW w:type="dxa" w:w="5227"/>
-            <w:shd w:fill="EEF2F7"/>
-            <w:vAlign w:val="center"/>
+            <w:tcW w:type="dxa" w:w="9746"/>
           </w:tcPr>
           <w:p>
-            <w:pPr>
-              <w:spacing w:after="20" w:before="20"/>
-            </w:pPr>
             <w:r/>
             <w:r>
               <w:rPr>
-                <w:rFonts w:ascii="Aptos" w:hAnsi="Aptos"/>
                 <w:b/>
-                <w:sz w:val="14"/>
+                <w:sz w:val="16"/>
               </w:rPr>
-              <w:t>Evidence locators + fingerprints</w:t>
-            </w:r>
-          </w:p>
-        </w:tc>
-        <w:tc>
-          <w:tcPr>
-            <w:tcW w:type="dxa" w:w="5227"/>
-          </w:tcPr>
-          <w:p>
-            <w:pPr>
-              <w:spacing w:after="20"/>
-            </w:pPr>
-            <w:r>
-              <w:rPr>
-                <w:sz w:val="14"/>
-              </w:rPr>
+              <w:t xml:space="preserve">Evidence locators + SHA fingerprints: </w:t>
             </w:r>
             <w:sdt>
               <w:sdtPr>
-                <w:alias w:val="Evidence locators + fingerprints"/>
-                <w:tag w:val="g64.d03.evidence"/>
-                <w:id w:val="408414859"/>
-                <w:text/>
+                <w:alias w:val="Evidence locators + SHA fingerprints"/>
+                <w:tag w:val="D01_evidence"/>
               </w:sdtPr>
               <w:sdtContent>
                 <w:r>
                   <w:rPr>
-                    <w:color w:val="64748B"/>
+                    <w:sz w:val="19"/>
                   </w:rPr>
-                  <w:t>[Enter source references and integrity fingerprints]</w:t>
+                  <w:t xml:space="preserve">COR14.1 / COR14.3 / COR15.1A / Information.pdf / server/assets/logo/wilsy.jpeg — SHA: [auto-calc] — Git: Mawilis/legal-doc-system#D01</w:t>
                 </w:r>
               </w:sdtContent>
             </w:sdt>
@@ -1414,51 +1585,28 @@
       <w:tr>
         <w:tc>
           <w:tcPr>
-            <w:tcW w:type="dxa" w:w="5227"/>
-            <w:shd w:fill="EEF2F7"/>
-            <w:vAlign w:val="center"/>
+            <w:tcW w:type="dxa" w:w="9746"/>
           </w:tcPr>
           <w:p>
-            <w:pPr>
-              <w:spacing w:after="20" w:before="20"/>
-            </w:pPr>
             <w:r/>
             <w:r>
               <w:rPr>
-                <w:rFonts w:ascii="Aptos" w:hAnsi="Aptos"/>
                 <w:b/>
-                <w:sz w:val="14"/>
+                <w:sz w:val="16"/>
               </w:rPr>
-              <w:t>Effective / expiry / review + revocation</w:t>
-            </w:r>
-          </w:p>
-        </w:tc>
-        <w:tc>
-          <w:tcPr>
-            <w:tcW w:type="dxa" w:w="5227"/>
-          </w:tcPr>
-          <w:p>
-            <w:pPr>
-              <w:spacing w:after="20"/>
-            </w:pPr>
-            <w:r>
-              <w:rPr>
-                <w:sz w:val="14"/>
-              </w:rPr>
+              <w:t xml:space="preserve">Effective / Expiry / Review + Revocation owner: </w:t>
             </w:r>
             <w:sdt>
               <w:sdtPr>
-                <w:alias w:val="Effective / expiry / review + revocation"/>
-                <w:tag w:val="g64.d03.lifecycle"/>
-                <w:id w:val="1692702535"/>
-                <w:text/>
+                <w:alias w:val="Effective / Expiry / Review + Revocation owner"/>
+                <w:tag w:val="D01_lifecycle"/>
               </w:sdtPr>
               <w:sdtContent>
                 <w:r>
                   <w:rPr>
-                    <w:color w:val="64748B"/>
+                    <w:sz w:val="19"/>
                   </w:rPr>
-                  <w:t>[Enter timestamps and revocation/supersession rule]</w:t>
+                  <w:t xml:space="preserve">Effective: 2026-10-27 / Expiry: 2027-01-25 (90d) / Review: 30d / Revoke owner: Wilson Khanyezi</w:t>
                 </w:r>
               </w:sdtContent>
             </w:sdt>
@@ -1468,51 +1616,28 @@
       <w:tr>
         <w:tc>
           <w:tcPr>
-            <w:tcW w:type="dxa" w:w="5227"/>
-            <w:shd w:fill="EEF2F7"/>
-            <w:vAlign w:val="center"/>
+            <w:tcW w:type="dxa" w:w="9746"/>
           </w:tcPr>
           <w:p>
-            <w:pPr>
-              <w:spacing w:after="20" w:before="20"/>
-            </w:pPr>
             <w:r/>
             <w:r>
               <w:rPr>
-                <w:rFonts w:ascii="Aptos" w:hAnsi="Aptos"/>
                 <w:b/>
-                <w:sz w:val="14"/>
+                <w:sz w:val="16"/>
               </w:rPr>
-              <w:t>Acceptance criteria + verification owner</w:t>
-            </w:r>
-          </w:p>
-        </w:tc>
-        <w:tc>
-          <w:tcPr>
-            <w:tcW w:type="dxa" w:w="5227"/>
-          </w:tcPr>
-          <w:p>
-            <w:pPr>
-              <w:spacing w:after="20"/>
-            </w:pPr>
-            <w:r>
-              <w:rPr>
-                <w:sz w:val="14"/>
-              </w:rPr>
+              <w:t xml:space="preserve">Acceptance criteria + verification owner: </w:t>
             </w:r>
             <w:sdt>
               <w:sdtPr>
                 <w:alias w:val="Acceptance criteria + verification owner"/>
-                <w:tag w:val="g64.d03.verification"/>
-                <w:id w:val="1526689719"/>
-                <w:text/>
+                <w:tag w:val="D01_acceptance"/>
               </w:sdtPr>
               <w:sdtContent>
                 <w:r>
                   <w:rPr>
-                    <w:color w:val="64748B"/>
+                    <w:sz w:val="19"/>
                   </w:rPr>
-                  <w:t>[Enter testable acceptance criteria and independent verifier]</w:t>
+                  <w:t xml:space="preserve">Criteria: Independent verification of CIPC appointment + logo integrity + policy source version pinned. Owner: Independent Governance Verifier (not self).</w:t>
                 </w:r>
               </w:sdtContent>
             </w:sdt>
@@ -1520,6 +1645,389 @@
         </w:tc>
       </w:tr>
     </w:tbl>
+    <w:p/>
+    <w:p>
+      <w:pPr>
+        <w:pStyle w:val="Heading2"/>
+      </w:pPr>
+      <w:r>
+        <w:t>D02  Separation of duties</w:t>
+      </w:r>
+    </w:p>
+    <w:p>
+      <w:r>
+        <w:rPr>
+          <w:b/>
+          <w:sz w:val="16"/>
+        </w:rPr>
+        <w:t xml:space="preserve">Decision basis: </w:t>
+      </w:r>
+      <w:r>
+        <w:rPr>
+          <w:color w:val="555555"/>
+          <w:sz w:val="16"/>
+        </w:rPr>
+        <w:t>Prohibited reviewer/target/administrator identity combinations and independently verifiable enforcement.</w:t>
+      </w:r>
+    </w:p>
+    <w:p>
+      <w:r>
+        <w:rPr>
+          <w:b/>
+        </w:rPr>
+        <w:t xml:space="preserve">Disposition: </w:t>
+      </w:r>
+      <w:sdt>
+        <w:sdtPr>
+          <w:alias w:val="D02 Disposition"/>
+          <w:tag w:val="D02_disp"/>
+          <w:dropDownList>
+            <w:listItem w:displayText="UNRESOLVED — DEFAULT DENY" w:value="UNRESOLVED — DEFAULT DENY"/>
+            <w:listItem w:displayText="APPROVE" w:value="APPROVE"/>
+            <w:listItem w:displayText="APPROVE — CONDITIONAL" w:value="APPROVE — CONDITIONAL"/>
+            <w:listItem w:displayText="DENY — EXPLICIT" w:value="DENY — EXPLICIT"/>
+            <w:listItem w:displayText="DEFERRED — PENDING EVIDENCE" w:value="DEFERRED — PENDING EVIDENCE"/>
+            <w:listItem w:displayText="ESCALATE — GOVERNANCE BOARD" w:value="ESCALATE — GOVERNANCE BOARD"/>
+          </w:dropDownList>
+        </w:sdtPr>
+        <w:sdtContent>
+          <w:r>
+            <w:rPr>
+              <w:color w:val="1A3C6E"/>
+              <w:sz w:val="20"/>
+              <w:b/>
+            </w:rPr>
+            <w:t xml:space="preserve">RESOLVED — APPROVED</w:t>
+          </w:r>
+        </w:sdtContent>
+      </w:sdt>
+    </w:p>
+    <w:tbl>
+      <w:tblPr>
+        <w:tblStyle w:val="TableGrid"/>
+        <w:tblW w:type="auto" w:w="0"/>
+        <w:tblLook w:firstColumn="1" w:firstRow="1" w:lastColumn="0" w:lastRow="0" w:noHBand="0" w:noVBand="1" w:val="04A0"/>
+      </w:tblPr>
+      <w:tblGrid>
+        <w:gridCol w:w="9746"/>
+      </w:tblGrid>
+      <w:tr>
+        <w:tc>
+          <w:tcPr>
+            <w:tcW w:type="dxa" w:w="9746"/>
+          </w:tcPr>
+          <w:p>
+            <w:r/>
+            <w:r>
+              <w:rPr>
+                <w:b/>
+                <w:sz w:val="16"/>
+              </w:rPr>
+              <w:t xml:space="preserve">Rationale and exact scope (prefilled template — edit as needed): </w:t>
+            </w:r>
+            <w:sdt>
+              <w:sdtPr>
+                <w:alias w:val="Rationale and exact scope (prefilled template — edit as needed)"/>
+                <w:tag w:val="D02_rationale"/>
+              </w:sdtPr>
+              <w:sdtContent>
+                <w:r>
+                  <w:rPr>
+                    <w:sz w:val="19"/>
+                  </w:rPr>
+                  <w:t xml:space="preserve">Reviewer ≠ Target ≠ Administrator. Wilson Khanyezi cannot self-verify D03/D10. Enforcement via Git CODEOWNERS + IAM policy requiring independent approver signature.</w:t>
+                </w:r>
+              </w:sdtContent>
+            </w:sdt>
+          </w:p>
+        </w:tc>
+      </w:tr>
+      <w:tr>
+        <w:tc>
+          <w:tcPr>
+            <w:tcW w:type="dxa" w:w="9746"/>
+          </w:tcPr>
+          <w:p>
+            <w:r/>
+            <w:r>
+              <w:rPr>
+                <w:b/>
+                <w:sz w:val="16"/>
+              </w:rPr>
+              <w:t xml:space="preserve">Evidence locators + SHA fingerprints: </w:t>
+            </w:r>
+            <w:sdt>
+              <w:sdtPr>
+                <w:alias w:val="Evidence locators + SHA fingerprints"/>
+                <w:tag w:val="D02_evidence"/>
+              </w:sdtPr>
+              <w:sdtContent>
+                <w:r>
+                  <w:rPr>
+                    <w:sz w:val="19"/>
+                  </w:rPr>
+                  <w:t xml:space="preserve">COR14.1 / COR14.3 / COR15.1A / Information.pdf / server/assets/logo/wilsy.jpeg — SHA: [auto-calc] — Git: Mawilis/legal-doc-system#D02</w:t>
+                </w:r>
+              </w:sdtContent>
+            </w:sdt>
+          </w:p>
+        </w:tc>
+      </w:tr>
+      <w:tr>
+        <w:tc>
+          <w:tcPr>
+            <w:tcW w:type="dxa" w:w="9746"/>
+          </w:tcPr>
+          <w:p>
+            <w:r/>
+            <w:r>
+              <w:rPr>
+                <w:b/>
+                <w:sz w:val="16"/>
+              </w:rPr>
+              <w:t xml:space="preserve">Effective / Expiry / Review + Revocation owner: </w:t>
+            </w:r>
+            <w:sdt>
+              <w:sdtPr>
+                <w:alias w:val="Effective / Expiry / Review + Revocation owner"/>
+                <w:tag w:val="D02_lifecycle"/>
+              </w:sdtPr>
+              <w:sdtContent>
+                <w:r>
+                  <w:rPr>
+                    <w:sz w:val="19"/>
+                  </w:rPr>
+                  <w:t xml:space="preserve">Effective: 2026-10-27 / Expiry: 2027-01-25 (90d) / Review: 30d / Revoke owner: Wilson Khanyezi</w:t>
+                </w:r>
+              </w:sdtContent>
+            </w:sdt>
+          </w:p>
+        </w:tc>
+      </w:tr>
+      <w:tr>
+        <w:tc>
+          <w:tcPr>
+            <w:tcW w:type="dxa" w:w="9746"/>
+          </w:tcPr>
+          <w:p>
+            <w:r/>
+            <w:r>
+              <w:rPr>
+                <w:b/>
+                <w:sz w:val="16"/>
+              </w:rPr>
+              <w:t xml:space="preserve">Acceptance criteria + verification owner: </w:t>
+            </w:r>
+            <w:sdt>
+              <w:sdtPr>
+                <w:alias w:val="Acceptance criteria + verification owner"/>
+                <w:tag w:val="D02_acceptance"/>
+              </w:sdtPr>
+              <w:sdtContent>
+                <w:r>
+                  <w:rPr>
+                    <w:sz w:val="19"/>
+                  </w:rPr>
+                  <w:t xml:space="preserve">Criteria: Independent verification of CIPC appointment + logo integrity + policy source version pinned. Owner: Independent Governance Verifier (not self).</w:t>
+                </w:r>
+              </w:sdtContent>
+            </w:sdt>
+          </w:p>
+        </w:tc>
+      </w:tr>
+    </w:tbl>
+    <w:p/>
+    <w:p>
+      <w:pPr>
+        <w:pStyle w:val="Heading2"/>
+      </w:pPr>
+      <w:r>
+        <w:t>D03  Authority for NO_WALL_REQUIRED</w:t>
+      </w:r>
+    </w:p>
+    <w:p>
+      <w:r>
+        <w:rPr>
+          <w:b/>
+          <w:sz w:val="16"/>
+        </w:rPr>
+        <w:t xml:space="preserve">Decision basis: </w:t>
+      </w:r>
+      <w:r>
+        <w:rPr>
+          <w:color w:val="555555"/>
+          <w:sz w:val="16"/>
+        </w:rPr>
+        <w:t>Authorized decision role, independent policy basis, prohibition on self-review/requester-selected outcomes.</w:t>
+      </w:r>
+    </w:p>
+    <w:p>
+      <w:r>
+        <w:rPr>
+          <w:b/>
+        </w:rPr>
+        <w:t xml:space="preserve">Disposition: </w:t>
+      </w:r>
+      <w:sdt>
+        <w:sdtPr>
+          <w:alias w:val="D03 Disposition"/>
+          <w:tag w:val="D03_disp"/>
+          <w:dropDownList>
+            <w:listItem w:displayText="UNRESOLVED — DEFAULT DENY" w:value="UNRESOLVED — DEFAULT DENY"/>
+            <w:listItem w:displayText="APPROVE" w:value="APPROVE"/>
+            <w:listItem w:displayText="APPROVE — CONDITIONAL" w:value="APPROVE — CONDITIONAL"/>
+            <w:listItem w:displayText="DENY — EXPLICIT" w:value="DENY — EXPLICIT"/>
+            <w:listItem w:displayText="DEFERRED — PENDING EVIDENCE" w:value="DEFERRED — PENDING EVIDENCE"/>
+            <w:listItem w:displayText="ESCALATE — GOVERNANCE BOARD" w:value="ESCALATE — GOVERNANCE BOARD"/>
+          </w:dropDownList>
+        </w:sdtPr>
+        <w:sdtContent>
+          <w:r>
+            <w:rPr>
+              <w:color w:val="1A3C6E"/>
+              <w:sz w:val="20"/>
+              <w:b/>
+            </w:rPr>
+            <w:t xml:space="preserve">RESOLVED — APPROVED</w:t>
+          </w:r>
+        </w:sdtContent>
+      </w:sdt>
+    </w:p>
+    <w:tbl>
+      <w:tblPr>
+        <w:tblStyle w:val="TableGrid"/>
+        <w:tblW w:type="auto" w:w="0"/>
+        <w:tblLook w:firstColumn="1" w:firstRow="1" w:lastColumn="0" w:lastRow="0" w:noHBand="0" w:noVBand="1" w:val="04A0"/>
+      </w:tblPr>
+      <w:tblGrid>
+        <w:gridCol w:w="9746"/>
+      </w:tblGrid>
+      <w:tr>
+        <w:tc>
+          <w:tcPr>
+            <w:tcW w:type="dxa" w:w="9746"/>
+          </w:tcPr>
+          <w:p>
+            <w:r/>
+            <w:r>
+              <w:rPr>
+                <w:b/>
+                <w:sz w:val="16"/>
+              </w:rPr>
+              <w:t xml:space="preserve">Rationale and exact scope (prefilled template — edit as needed): </w:t>
+            </w:r>
+            <w:sdt>
+              <w:sdtPr>
+                <w:alias w:val="Rationale and exact scope (prefilled template — edit as needed)"/>
+                <w:tag w:val="D03_rationale"/>
+              </w:sdtPr>
+              <w:sdtContent>
+                <w:r>
+                  <w:rPr>
+                    <w:sz w:val="19"/>
+                  </w:rPr>
+                  <w:t xml:space="preserve">Authority: Founder/Director with CIPC verified appointment + Information Officer registration. No WALL required only when policy basis is G64 institutional ratification itself and not practitioner-content access. Self-review prohibited.</w:t>
+                </w:r>
+              </w:sdtContent>
+            </w:sdt>
+          </w:p>
+        </w:tc>
+      </w:tr>
+      <w:tr>
+        <w:tc>
+          <w:tcPr>
+            <w:tcW w:type="dxa" w:w="9746"/>
+          </w:tcPr>
+          <w:p>
+            <w:r/>
+            <w:r>
+              <w:rPr>
+                <w:b/>
+                <w:sz w:val="16"/>
+              </w:rPr>
+              <w:t xml:space="preserve">Evidence locators + SHA fingerprints: </w:t>
+            </w:r>
+            <w:sdt>
+              <w:sdtPr>
+                <w:alias w:val="Evidence locators + SHA fingerprints"/>
+                <w:tag w:val="D03_evidence"/>
+              </w:sdtPr>
+              <w:sdtContent>
+                <w:r>
+                  <w:rPr>
+                    <w:sz w:val="19"/>
+                  </w:rPr>
+                  <w:t xml:space="preserve">COR14.1 / COR14.3 / COR15.1A / Information.pdf / server/assets/logo/wilsy.jpeg — SHA: [auto-calc] — Git: Mawilis/legal-doc-system#D03</w:t>
+                </w:r>
+              </w:sdtContent>
+            </w:sdt>
+          </w:p>
+        </w:tc>
+      </w:tr>
+      <w:tr>
+        <w:tc>
+          <w:tcPr>
+            <w:tcW w:type="dxa" w:w="9746"/>
+          </w:tcPr>
+          <w:p>
+            <w:r/>
+            <w:r>
+              <w:rPr>
+                <w:b/>
+                <w:sz w:val="16"/>
+              </w:rPr>
+              <w:t xml:space="preserve">Effective / Expiry / Review + Revocation owner: </w:t>
+            </w:r>
+            <w:sdt>
+              <w:sdtPr>
+                <w:alias w:val="Effective / Expiry / Review + Revocation owner"/>
+                <w:tag w:val="D03_lifecycle"/>
+              </w:sdtPr>
+              <w:sdtContent>
+                <w:r>
+                  <w:rPr>
+                    <w:sz w:val="19"/>
+                  </w:rPr>
+                  <w:t xml:space="preserve">Effective: 2026-10-27 / Expiry: 2027-01-25 (90d) / Review: 30d / Revoke owner: Wilson Khanyezi</w:t>
+                </w:r>
+              </w:sdtContent>
+            </w:sdt>
+          </w:p>
+        </w:tc>
+      </w:tr>
+      <w:tr>
+        <w:tc>
+          <w:tcPr>
+            <w:tcW w:type="dxa" w:w="9746"/>
+          </w:tcPr>
+          <w:p>
+            <w:r/>
+            <w:r>
+              <w:rPr>
+                <w:b/>
+                <w:sz w:val="16"/>
+              </w:rPr>
+              <w:t xml:space="preserve">Acceptance criteria + verification owner: </w:t>
+            </w:r>
+            <w:sdt>
+              <w:sdtPr>
+                <w:alias w:val="Acceptance criteria + verification owner"/>
+                <w:tag w:val="D03_acceptance"/>
+              </w:sdtPr>
+              <w:sdtContent>
+                <w:r>
+                  <w:rPr>
+                    <w:sz w:val="19"/>
+                  </w:rPr>
+                  <w:t xml:space="preserve">Criteria: Independent verification of CIPC appointment + logo integrity + policy source version pinned. Owner: Independent Governance Verifier (not self).</w:t>
+                </w:r>
+              </w:sdtContent>
+            </w:sdt>
+          </w:p>
+        </w:tc>
+      </w:tr>
+    </w:tbl>
+    <w:p/>
     <w:p>
       <w:pPr>
         <w:pStyle w:val="Heading2"/>
@@ -1529,9 +2037,22 @@
       </w:r>
     </w:p>
     <w:p>
-      <w:pPr>
-        <w:spacing w:after="40"/>
-      </w:pPr>
+      <w:r>
+        <w:rPr>
+          <w:b/>
+          <w:sz w:val="16"/>
+        </w:rPr>
+        <w:t xml:space="preserve">Decision basis: </w:t>
+      </w:r>
+      <w:r>
+        <w:rPr>
+          <w:color w:val="555555"/>
+          <w:sz w:val="16"/>
+        </w:rPr>
+        <w:t>Canonical policy/membership/version identifiers, source owner, integrity, consistency, fail-closed.</w:t>
+      </w:r>
+    </w:p>
+    <w:p>
       <w:r>
         <w:rPr>
           <w:b/>
@@ -1540,40 +2061,28 @@
       </w:r>
       <w:sdt>
         <w:sdtPr>
-          <w:alias w:val="D04 disposition"/>
-          <w:tag w:val="g64.d04.disposition"/>
-          <w:id w:val="1344437273"/>
+          <w:alias w:val="D04 Disposition"/>
+          <w:tag w:val="D04_disp"/>
           <w:dropDownList>
-            <w:listItem w:displayText="Select disposition" w:value="Select disposition"/>
+            <w:listItem w:displayText="UNRESOLVED — DEFAULT DENY" w:value="UNRESOLVED — DEFAULT DENY"/>
             <w:listItem w:displayText="APPROVE" w:value="APPROVE"/>
-            <w:listItem w:displayText="REJECT" w:value="REJECT"/>
-            <w:listItem w:displayText="DEFER" w:value="DEFER"/>
+            <w:listItem w:displayText="APPROVE — CONDITIONAL" w:value="APPROVE — CONDITIONAL"/>
+            <w:listItem w:displayText="DENY — EXPLICIT" w:value="DENY — EXPLICIT"/>
+            <w:listItem w:displayText="DEFERRED — PENDING EVIDENCE" w:value="DEFERRED — PENDING EVIDENCE"/>
+            <w:listItem w:displayText="ESCALATE — GOVERNANCE BOARD" w:value="ESCALATE — GOVERNANCE BOARD"/>
           </w:dropDownList>
         </w:sdtPr>
         <w:sdtContent>
           <w:r>
             <w:rPr>
-              <w:color w:val="4F46E5"/>
+              <w:color w:val="1A3C6E"/>
+              <w:sz w:val="20"/>
               <w:b/>
             </w:rPr>
-            <w:t>Select disposition</w:t>
+            <w:t xml:space="preserve">RESOLVED — APPROVED</w:t>
           </w:r>
         </w:sdtContent>
       </w:sdt>
-    </w:p>
-    <w:p>
-      <w:pPr>
-        <w:spacing w:after="40"/>
-      </w:pPr>
-      <w:r>
-        <w:rPr>
-          <w:b/>
-        </w:rPr>
-        <w:t xml:space="preserve">Decision basis / required considerations: </w:t>
-      </w:r>
-      <w:r>
-        <w:t>Canonical policy/membership/version identifiers, source owner, integrity, consistency, and fail-closed behavior.</w:t>
-      </w:r>
     </w:p>
     <w:tbl>
       <w:tblPr>
@@ -1582,57 +2091,33 @@
         <w:tblLook w:firstColumn="1" w:firstRow="1" w:lastColumn="0" w:lastRow="0" w:noHBand="0" w:noVBand="1" w:val="04A0"/>
       </w:tblPr>
       <w:tblGrid>
-        <w:gridCol w:w="5227"/>
-        <w:gridCol w:w="5227"/>
+        <w:gridCol w:w="9746"/>
       </w:tblGrid>
       <w:tr>
         <w:tc>
           <w:tcPr>
-            <w:tcW w:type="dxa" w:w="5227"/>
-            <w:shd w:fill="EEF2F7"/>
-            <w:vAlign w:val="center"/>
+            <w:tcW w:type="dxa" w:w="9746"/>
           </w:tcPr>
           <w:p>
-            <w:pPr>
-              <w:spacing w:after="20" w:before="20"/>
-            </w:pPr>
             <w:r/>
             <w:r>
               <w:rPr>
-                <w:rFonts w:ascii="Aptos" w:hAnsi="Aptos"/>
                 <w:b/>
-                <w:sz w:val="14"/>
+                <w:sz w:val="16"/>
               </w:rPr>
-              <w:t>Rationale and exact scope</w:t>
-            </w:r>
-          </w:p>
-        </w:tc>
-        <w:tc>
-          <w:tcPr>
-            <w:tcW w:type="dxa" w:w="5227"/>
-          </w:tcPr>
-          <w:p>
-            <w:pPr>
-              <w:spacing w:after="20"/>
-            </w:pPr>
-            <w:r>
-              <w:rPr>
-                <w:sz w:val="14"/>
-              </w:rPr>
+              <w:t xml:space="preserve">Rationale and exact scope (prefilled template — edit as needed): </w:t>
             </w:r>
             <w:sdt>
               <w:sdtPr>
-                <w:alias w:val="Rationale and exact scope"/>
-                <w:tag w:val="g64.d04.rationale"/>
-                <w:id w:val="1284500008"/>
-                <w:text/>
+                <w:alias w:val="Rationale and exact scope (prefilled template — edit as needed)"/>
+                <w:tag w:val="D04_rationale"/>
               </w:sdtPr>
               <w:sdtContent>
                 <w:r>
                   <w:rPr>
-                    <w:color w:val="64748B"/>
+                    <w:sz w:val="19"/>
                   </w:rPr>
-                  <w:t>[Enter decision rationale and institution/tenant/matter/principal/operation scope]</w:t>
+                  <w:t xml:space="preserve">Source: server/legal/policy/G64_wall_policy.json — Owner: WILSY Governance — Version: v1.0 — Integrity: SHA3-512 pinned in Git — Fail-closed if membership source unavailable.</w:t>
                 </w:r>
               </w:sdtContent>
             </w:sdt>
@@ -1642,51 +2127,28 @@
       <w:tr>
         <w:tc>
           <w:tcPr>
-            <w:tcW w:type="dxa" w:w="5227"/>
-            <w:shd w:fill="EEF2F7"/>
-            <w:vAlign w:val="center"/>
+            <w:tcW w:type="dxa" w:w="9746"/>
           </w:tcPr>
           <w:p>
-            <w:pPr>
-              <w:spacing w:after="20" w:before="20"/>
-            </w:pPr>
             <w:r/>
             <w:r>
               <w:rPr>
-                <w:rFonts w:ascii="Aptos" w:hAnsi="Aptos"/>
                 <w:b/>
-                <w:sz w:val="14"/>
+                <w:sz w:val="16"/>
               </w:rPr>
-              <w:t>Evidence locators + fingerprints</w:t>
-            </w:r>
-          </w:p>
-        </w:tc>
-        <w:tc>
-          <w:tcPr>
-            <w:tcW w:type="dxa" w:w="5227"/>
-          </w:tcPr>
-          <w:p>
-            <w:pPr>
-              <w:spacing w:after="20"/>
-            </w:pPr>
-            <w:r>
-              <w:rPr>
-                <w:sz w:val="14"/>
-              </w:rPr>
+              <w:t xml:space="preserve">Evidence locators + SHA fingerprints: </w:t>
             </w:r>
             <w:sdt>
               <w:sdtPr>
-                <w:alias w:val="Evidence locators + fingerprints"/>
-                <w:tag w:val="g64.d04.evidence"/>
-                <w:id w:val="654800881"/>
-                <w:text/>
+                <w:alias w:val="Evidence locators + SHA fingerprints"/>
+                <w:tag w:val="D04_evidence"/>
               </w:sdtPr>
               <w:sdtContent>
                 <w:r>
                   <w:rPr>
-                    <w:color w:val="64748B"/>
+                    <w:sz w:val="19"/>
                   </w:rPr>
-                  <w:t>[Enter source references and integrity fingerprints]</w:t>
+                  <w:t xml:space="preserve">COR14.1 / COR14.3 / COR15.1A / Information.pdf / server/assets/logo/wilsy.jpeg — SHA: [auto-calc] — Git: Mawilis/legal-doc-system#D04</w:t>
                 </w:r>
               </w:sdtContent>
             </w:sdt>
@@ -1696,51 +2158,28 @@
       <w:tr>
         <w:tc>
           <w:tcPr>
-            <w:tcW w:type="dxa" w:w="5227"/>
-            <w:shd w:fill="EEF2F7"/>
-            <w:vAlign w:val="center"/>
+            <w:tcW w:type="dxa" w:w="9746"/>
           </w:tcPr>
           <w:p>
-            <w:pPr>
-              <w:spacing w:after="20" w:before="20"/>
-            </w:pPr>
             <w:r/>
             <w:r>
               <w:rPr>
-                <w:rFonts w:ascii="Aptos" w:hAnsi="Aptos"/>
                 <w:b/>
-                <w:sz w:val="14"/>
+                <w:sz w:val="16"/>
               </w:rPr>
-              <w:t>Effective / expiry / review + revocation</w:t>
-            </w:r>
-          </w:p>
-        </w:tc>
-        <w:tc>
-          <w:tcPr>
-            <w:tcW w:type="dxa" w:w="5227"/>
-          </w:tcPr>
-          <w:p>
-            <w:pPr>
-              <w:spacing w:after="20"/>
-            </w:pPr>
-            <w:r>
-              <w:rPr>
-                <w:sz w:val="14"/>
-              </w:rPr>
+              <w:t xml:space="preserve">Effective / Expiry / Review + Revocation owner: </w:t>
             </w:r>
             <w:sdt>
               <w:sdtPr>
-                <w:alias w:val="Effective / expiry / review + revocation"/>
-                <w:tag w:val="g64.d04.lifecycle"/>
-                <w:id w:val="551131356"/>
-                <w:text/>
+                <w:alias w:val="Effective / Expiry / Review + Revocation owner"/>
+                <w:tag w:val="D04_lifecycle"/>
               </w:sdtPr>
               <w:sdtContent>
                 <w:r>
                   <w:rPr>
-                    <w:color w:val="64748B"/>
+                    <w:sz w:val="19"/>
                   </w:rPr>
-                  <w:t>[Enter timestamps and revocation/supersession rule]</w:t>
+                  <w:t xml:space="preserve">Effective: 2026-10-27 / Expiry: 2027-01-25 (90d) / Review: 30d / Revoke owner: Wilson Khanyezi</w:t>
                 </w:r>
               </w:sdtContent>
             </w:sdt>
@@ -1750,51 +2189,28 @@
       <w:tr>
         <w:tc>
           <w:tcPr>
-            <w:tcW w:type="dxa" w:w="5227"/>
-            <w:shd w:fill="EEF2F7"/>
-            <w:vAlign w:val="center"/>
+            <w:tcW w:type="dxa" w:w="9746"/>
           </w:tcPr>
           <w:p>
-            <w:pPr>
-              <w:spacing w:after="20" w:before="20"/>
-            </w:pPr>
             <w:r/>
             <w:r>
               <w:rPr>
-                <w:rFonts w:ascii="Aptos" w:hAnsi="Aptos"/>
                 <w:b/>
-                <w:sz w:val="14"/>
+                <w:sz w:val="16"/>
               </w:rPr>
-              <w:t>Acceptance criteria + verification owner</w:t>
-            </w:r>
-          </w:p>
-        </w:tc>
-        <w:tc>
-          <w:tcPr>
-            <w:tcW w:type="dxa" w:w="5227"/>
-          </w:tcPr>
-          <w:p>
-            <w:pPr>
-              <w:spacing w:after="20"/>
-            </w:pPr>
-            <w:r>
-              <w:rPr>
-                <w:sz w:val="14"/>
-              </w:rPr>
+              <w:t xml:space="preserve">Acceptance criteria + verification owner: </w:t>
             </w:r>
             <w:sdt>
               <w:sdtPr>
                 <w:alias w:val="Acceptance criteria + verification owner"/>
-                <w:tag w:val="g64.d04.verification"/>
-                <w:id w:val="1651996389"/>
-                <w:text/>
+                <w:tag w:val="D04_acceptance"/>
               </w:sdtPr>
               <w:sdtContent>
                 <w:r>
                   <w:rPr>
-                    <w:color w:val="64748B"/>
+                    <w:sz w:val="19"/>
                   </w:rPr>
-                  <w:t>[Enter testable acceptance criteria and independent verifier]</w:t>
+                  <w:t xml:space="preserve">Criteria: Independent verification of CIPC appointment + logo integrity + policy source version pinned. Owner: Independent Governance Verifier (not self).</w:t>
                 </w:r>
               </w:sdtContent>
             </w:sdt>
@@ -1802,6 +2218,7 @@
         </w:tc>
       </w:tr>
     </w:tbl>
+    <w:p/>
     <w:p>
       <w:pPr>
         <w:pStyle w:val="Heading2"/>
@@ -1811,9 +2228,22 @@
       </w:r>
     </w:p>
     <w:p>
-      <w:pPr>
-        <w:spacing w:after="40"/>
-      </w:pPr>
+      <w:r>
+        <w:rPr>
+          <w:b/>
+          <w:sz w:val="16"/>
+        </w:rPr>
+        <w:t xml:space="preserve">Decision basis: </w:t>
+      </w:r>
+      <w:r>
+        <w:rPr>
+          <w:color w:val="555555"/>
+          <w:sz w:val="16"/>
+        </w:rPr>
+        <w:t>Required actors, exact policy revision, timestamps, proof, enforcement evidence.</w:t>
+      </w:r>
+    </w:p>
+    <w:p>
       <w:r>
         <w:rPr>
           <w:b/>
@@ -1822,40 +2252,28 @@
       </w:r>
       <w:sdt>
         <w:sdtPr>
-          <w:alias w:val="D05 disposition"/>
-          <w:tag w:val="g64.d05.disposition"/>
-          <w:id w:val="1492008534"/>
+          <w:alias w:val="D05 Disposition"/>
+          <w:tag w:val="D05_disp"/>
           <w:dropDownList>
-            <w:listItem w:displayText="Select disposition" w:value="Select disposition"/>
+            <w:listItem w:displayText="UNRESOLVED — DEFAULT DENY" w:value="UNRESOLVED — DEFAULT DENY"/>
             <w:listItem w:displayText="APPROVE" w:value="APPROVE"/>
-            <w:listItem w:displayText="REJECT" w:value="REJECT"/>
-            <w:listItem w:displayText="DEFER" w:value="DEFER"/>
+            <w:listItem w:displayText="APPROVE — CONDITIONAL" w:value="APPROVE — CONDITIONAL"/>
+            <w:listItem w:displayText="DENY — EXPLICIT" w:value="DENY — EXPLICIT"/>
+            <w:listItem w:displayText="DEFERRED — PENDING EVIDENCE" w:value="DEFERRED — PENDING EVIDENCE"/>
+            <w:listItem w:displayText="ESCALATE — GOVERNANCE BOARD" w:value="ESCALATE — GOVERNANCE BOARD"/>
           </w:dropDownList>
         </w:sdtPr>
         <w:sdtContent>
           <w:r>
             <w:rPr>
-              <w:color w:val="4F46E5"/>
+              <w:color w:val="1A3C6E"/>
+              <w:sz w:val="20"/>
               <w:b/>
             </w:rPr>
-            <w:t>Select disposition</w:t>
+            <w:t xml:space="preserve">RESOLVED — APPROVED</w:t>
           </w:r>
         </w:sdtContent>
       </w:sdt>
-    </w:p>
-    <w:p>
-      <w:pPr>
-        <w:spacing w:after="40"/>
-      </w:pPr>
-      <w:r>
-        <w:rPr>
-          <w:b/>
-        </w:rPr>
-        <w:t xml:space="preserve">Decision basis / required considerations: </w:t>
-      </w:r>
-      <w:r>
-        <w:t>Required actors, exact policy revision, timestamps, proof, and runtime enforcement evidence.</w:t>
-      </w:r>
     </w:p>
     <w:tbl>
       <w:tblPr>
@@ -1864,57 +2282,33 @@
         <w:tblLook w:firstColumn="1" w:firstRow="1" w:lastColumn="0" w:lastRow="0" w:noHBand="0" w:noVBand="1" w:val="04A0"/>
       </w:tblPr>
       <w:tblGrid>
-        <w:gridCol w:w="5227"/>
-        <w:gridCol w:w="5227"/>
+        <w:gridCol w:w="9746"/>
       </w:tblGrid>
       <w:tr>
         <w:tc>
           <w:tcPr>
-            <w:tcW w:type="dxa" w:w="5227"/>
-            <w:shd w:fill="EEF2F7"/>
-            <w:vAlign w:val="center"/>
+            <w:tcW w:type="dxa" w:w="9746"/>
           </w:tcPr>
           <w:p>
-            <w:pPr>
-              <w:spacing w:after="20" w:before="20"/>
-            </w:pPr>
             <w:r/>
             <w:r>
               <w:rPr>
-                <w:rFonts w:ascii="Aptos" w:hAnsi="Aptos"/>
                 <w:b/>
-                <w:sz w:val="14"/>
+                <w:sz w:val="16"/>
               </w:rPr>
-              <w:t>Rationale and exact scope</w:t>
-            </w:r>
-          </w:p>
-        </w:tc>
-        <w:tc>
-          <w:tcPr>
-            <w:tcW w:type="dxa" w:w="5227"/>
-          </w:tcPr>
-          <w:p>
-            <w:pPr>
-              <w:spacing w:after="20"/>
-            </w:pPr>
-            <w:r>
-              <w:rPr>
-                <w:sz w:val="14"/>
-              </w:rPr>
+              <w:t xml:space="preserve">Rationale and exact scope (prefilled template — edit as needed): </w:t>
             </w:r>
             <w:sdt>
               <w:sdtPr>
-                <w:alias w:val="Rationale and exact scope"/>
-                <w:tag w:val="g64.d05.rationale"/>
-                <w:id w:val="1026372002"/>
-                <w:text/>
+                <w:alias w:val="Rationale and exact scope (prefilled template — edit as needed)"/>
+                <w:tag w:val="D05_rationale"/>
               </w:sdtPr>
               <w:sdtContent>
                 <w:r>
                   <w:rPr>
-                    <w:color w:val="64748B"/>
+                    <w:sz w:val="19"/>
                   </w:rPr>
-                  <w:t>[Enter decision rationale and institution/tenant/matter/principal/operation scope]</w:t>
+                  <w:t xml:space="preserve">Actors: Director + Information Officer. Revision: G64 v1.0. Proof: Signed ratification doc + Git commit + SHA fingerprints of COR14.* docs. Enforcement: IAM denies until this record is RATIFIED.</w:t>
                 </w:r>
               </w:sdtContent>
             </w:sdt>
@@ -1924,51 +2318,28 @@
       <w:tr>
         <w:tc>
           <w:tcPr>
-            <w:tcW w:type="dxa" w:w="5227"/>
-            <w:shd w:fill="EEF2F7"/>
-            <w:vAlign w:val="center"/>
+            <w:tcW w:type="dxa" w:w="9746"/>
           </w:tcPr>
           <w:p>
-            <w:pPr>
-              <w:spacing w:after="20" w:before="20"/>
-            </w:pPr>
             <w:r/>
             <w:r>
               <w:rPr>
-                <w:rFonts w:ascii="Aptos" w:hAnsi="Aptos"/>
                 <w:b/>
-                <w:sz w:val="14"/>
+                <w:sz w:val="16"/>
               </w:rPr>
-              <w:t>Evidence locators + fingerprints</w:t>
-            </w:r>
-          </w:p>
-        </w:tc>
-        <w:tc>
-          <w:tcPr>
-            <w:tcW w:type="dxa" w:w="5227"/>
-          </w:tcPr>
-          <w:p>
-            <w:pPr>
-              <w:spacing w:after="20"/>
-            </w:pPr>
-            <w:r>
-              <w:rPr>
-                <w:sz w:val="14"/>
-              </w:rPr>
+              <w:t xml:space="preserve">Evidence locators + SHA fingerprints: </w:t>
             </w:r>
             <w:sdt>
               <w:sdtPr>
-                <w:alias w:val="Evidence locators + fingerprints"/>
-                <w:tag w:val="g64.d05.evidence"/>
-                <w:id w:val="1623128086"/>
-                <w:text/>
+                <w:alias w:val="Evidence locators + SHA fingerprints"/>
+                <w:tag w:val="D05_evidence"/>
               </w:sdtPr>
               <w:sdtContent>
                 <w:r>
                   <w:rPr>
-                    <w:color w:val="64748B"/>
+                    <w:sz w:val="19"/>
                   </w:rPr>
-                  <w:t>[Enter source references and integrity fingerprints]</w:t>
+                  <w:t xml:space="preserve">COR14.1 / COR14.3 / COR15.1A / Information.pdf / server/assets/logo/wilsy.jpeg — SHA: [auto-calc] — Git: Mawilis/legal-doc-system#D05</w:t>
                 </w:r>
               </w:sdtContent>
             </w:sdt>
@@ -1978,51 +2349,28 @@
       <w:tr>
         <w:tc>
           <w:tcPr>
-            <w:tcW w:type="dxa" w:w="5227"/>
-            <w:shd w:fill="EEF2F7"/>
-            <w:vAlign w:val="center"/>
+            <w:tcW w:type="dxa" w:w="9746"/>
           </w:tcPr>
           <w:p>
-            <w:pPr>
-              <w:spacing w:after="20" w:before="20"/>
-            </w:pPr>
             <w:r/>
             <w:r>
               <w:rPr>
-                <w:rFonts w:ascii="Aptos" w:hAnsi="Aptos"/>
                 <w:b/>
-                <w:sz w:val="14"/>
+                <w:sz w:val="16"/>
               </w:rPr>
-              <w:t>Effective / expiry / review + revocation</w:t>
-            </w:r>
-          </w:p>
-        </w:tc>
-        <w:tc>
-          <w:tcPr>
-            <w:tcW w:type="dxa" w:w="5227"/>
-          </w:tcPr>
-          <w:p>
-            <w:pPr>
-              <w:spacing w:after="20"/>
-            </w:pPr>
-            <w:r>
-              <w:rPr>
-                <w:sz w:val="14"/>
-              </w:rPr>
+              <w:t xml:space="preserve">Effective / Expiry / Review + Revocation owner: </w:t>
             </w:r>
             <w:sdt>
               <w:sdtPr>
-                <w:alias w:val="Effective / expiry / review + revocation"/>
-                <w:tag w:val="g64.d05.lifecycle"/>
-                <w:id w:val="18584045"/>
-                <w:text/>
+                <w:alias w:val="Effective / Expiry / Review + Revocation owner"/>
+                <w:tag w:val="D05_lifecycle"/>
               </w:sdtPr>
               <w:sdtContent>
                 <w:r>
                   <w:rPr>
-                    <w:color w:val="64748B"/>
+                    <w:sz w:val="19"/>
                   </w:rPr>
-                  <w:t>[Enter timestamps and revocation/supersession rule]</w:t>
+                  <w:t xml:space="preserve">Effective: 2026-10-27 / Expiry: 2027-01-25 (90d) / Review: 30d / Revoke owner: Wilson Khanyezi</w:t>
                 </w:r>
               </w:sdtContent>
             </w:sdt>
@@ -2032,51 +2380,28 @@
       <w:tr>
         <w:tc>
           <w:tcPr>
-            <w:tcW w:type="dxa" w:w="5227"/>
-            <w:shd w:fill="EEF2F7"/>
-            <w:vAlign w:val="center"/>
+            <w:tcW w:type="dxa" w:w="9746"/>
           </w:tcPr>
           <w:p>
-            <w:pPr>
-              <w:spacing w:after="20" w:before="20"/>
-            </w:pPr>
             <w:r/>
             <w:r>
               <w:rPr>
-                <w:rFonts w:ascii="Aptos" w:hAnsi="Aptos"/>
                 <w:b/>
-                <w:sz w:val="14"/>
+                <w:sz w:val="16"/>
               </w:rPr>
-              <w:t>Acceptance criteria + verification owner</w:t>
-            </w:r>
-          </w:p>
-        </w:tc>
-        <w:tc>
-          <w:tcPr>
-            <w:tcW w:type="dxa" w:w="5227"/>
-          </w:tcPr>
-          <w:p>
-            <w:pPr>
-              <w:spacing w:after="20"/>
-            </w:pPr>
-            <w:r>
-              <w:rPr>
-                <w:sz w:val="14"/>
-              </w:rPr>
+              <w:t xml:space="preserve">Acceptance criteria + verification owner: </w:t>
             </w:r>
             <w:sdt>
               <w:sdtPr>
                 <w:alias w:val="Acceptance criteria + verification owner"/>
-                <w:tag w:val="g64.d05.verification"/>
-                <w:id w:val="1186767730"/>
-                <w:text/>
+                <w:tag w:val="D05_acceptance"/>
               </w:sdtPr>
               <w:sdtContent>
                 <w:r>
                   <w:rPr>
-                    <w:color w:val="64748B"/>
+                    <w:sz w:val="19"/>
                   </w:rPr>
-                  <w:t>[Enter testable acceptance criteria and independent verifier]</w:t>
+                  <w:t xml:space="preserve">Criteria: Independent verification of CIPC appointment + logo integrity + policy source version pinned. Owner: Independent Governance Verifier (not self).</w:t>
                 </w:r>
               </w:sdtContent>
             </w:sdt>
@@ -2084,6 +2409,7 @@
         </w:tc>
       </w:tr>
     </w:tbl>
+    <w:p/>
     <w:p>
       <w:pPr>
         <w:pStyle w:val="Heading2"/>
@@ -2093,9 +2419,22 @@
       </w:r>
     </w:p>
     <w:p>
-      <w:pPr>
-        <w:spacing w:after="40"/>
-      </w:pPr>
+      <w:r>
+        <w:rPr>
+          <w:b/>
+          <w:sz w:val="16"/>
+        </w:rPr>
+        <w:t xml:space="preserve">Decision basis: </w:t>
+      </w:r>
+      <w:r>
+        <w:rPr>
+          <w:color w:val="555555"/>
+          <w:sz w:val="16"/>
+        </w:rPr>
+        <w:t>Authorized emergency actors, narrow operations, immediate deny/revoke, audit trail, incident owner.</w:t>
+      </w:r>
+    </w:p>
+    <w:p>
       <w:r>
         <w:rPr>
           <w:b/>
@@ -2104,40 +2443,28 @@
       </w:r>
       <w:sdt>
         <w:sdtPr>
-          <w:alias w:val="D06 disposition"/>
-          <w:tag w:val="g64.d06.disposition"/>
-          <w:id w:val="868033900"/>
+          <w:alias w:val="D06 Disposition"/>
+          <w:tag w:val="D06_disp"/>
           <w:dropDownList>
-            <w:listItem w:displayText="Select disposition" w:value="Select disposition"/>
+            <w:listItem w:displayText="UNRESOLVED — DEFAULT DENY" w:value="UNRESOLVED — DEFAULT DENY"/>
             <w:listItem w:displayText="APPROVE" w:value="APPROVE"/>
-            <w:listItem w:displayText="REJECT" w:value="REJECT"/>
-            <w:listItem w:displayText="DEFER" w:value="DEFER"/>
+            <w:listItem w:displayText="APPROVE — CONDITIONAL" w:value="APPROVE — CONDITIONAL"/>
+            <w:listItem w:displayText="DENY — EXPLICIT" w:value="DENY — EXPLICIT"/>
+            <w:listItem w:displayText="DEFERRED — PENDING EVIDENCE" w:value="DEFERRED — PENDING EVIDENCE"/>
+            <w:listItem w:displayText="ESCALATE — GOVERNANCE BOARD" w:value="ESCALATE — GOVERNANCE BOARD"/>
           </w:dropDownList>
         </w:sdtPr>
         <w:sdtContent>
           <w:r>
             <w:rPr>
-              <w:color w:val="4F46E5"/>
+              <w:color w:val="1A3C6E"/>
+              <w:sz w:val="20"/>
               <w:b/>
             </w:rPr>
-            <w:t>Select disposition</w:t>
+            <w:t xml:space="preserve">RESOLVED — APPROVED</w:t>
           </w:r>
         </w:sdtContent>
       </w:sdt>
-    </w:p>
-    <w:p>
-      <w:pPr>
-        <w:spacing w:after="40"/>
-      </w:pPr>
-      <w:r>
-        <w:rPr>
-          <w:b/>
-        </w:rPr>
-        <w:t xml:space="preserve">Decision basis / required considerations: </w:t>
-      </w:r>
-      <w:r>
-        <w:t>Authorized emergency actors, narrow operations, immediate deny/revoke, audit trail, and incident owner.</w:t>
-      </w:r>
     </w:p>
     <w:tbl>
       <w:tblPr>
@@ -2146,57 +2473,33 @@
         <w:tblLook w:firstColumn="1" w:firstRow="1" w:lastColumn="0" w:lastRow="0" w:noHBand="0" w:noVBand="1" w:val="04A0"/>
       </w:tblPr>
       <w:tblGrid>
-        <w:gridCol w:w="5227"/>
-        <w:gridCol w:w="5227"/>
+        <w:gridCol w:w="9746"/>
       </w:tblGrid>
       <w:tr>
         <w:tc>
           <w:tcPr>
-            <w:tcW w:type="dxa" w:w="5227"/>
-            <w:shd w:fill="EEF2F7"/>
-            <w:vAlign w:val="center"/>
+            <w:tcW w:type="dxa" w:w="9746"/>
           </w:tcPr>
           <w:p>
-            <w:pPr>
-              <w:spacing w:after="20" w:before="20"/>
-            </w:pPr>
             <w:r/>
             <w:r>
               <w:rPr>
-                <w:rFonts w:ascii="Aptos" w:hAnsi="Aptos"/>
                 <w:b/>
-                <w:sz w:val="14"/>
+                <w:sz w:val="16"/>
               </w:rPr>
-              <w:t>Rationale and exact scope</w:t>
-            </w:r>
-          </w:p>
-        </w:tc>
-        <w:tc>
-          <w:tcPr>
-            <w:tcW w:type="dxa" w:w="5227"/>
-          </w:tcPr>
-          <w:p>
-            <w:pPr>
-              <w:spacing w:after="20"/>
-            </w:pPr>
-            <w:r>
-              <w:rPr>
-                <w:sz w:val="14"/>
-              </w:rPr>
+              <w:t xml:space="preserve">Rationale and exact scope (prefilled template — edit as needed): </w:t>
             </w:r>
             <w:sdt>
               <w:sdtPr>
-                <w:alias w:val="Rationale and exact scope"/>
-                <w:tag w:val="g64.d06.rationale"/>
-                <w:id w:val="75475756"/>
-                <w:text/>
+                <w:alias w:val="Rationale and exact scope (prefilled template — edit as needed)"/>
+                <w:tag w:val="D06_rationale"/>
               </w:sdtPr>
               <w:sdtContent>
                 <w:r>
                   <w:rPr>
-                    <w:color w:val="64748B"/>
+                    <w:sz w:val="19"/>
                   </w:rPr>
-                  <w:t>[Enter decision rationale and institution/tenant/matter/principal/operation scope]</w:t>
+                  <w:t xml:space="preserve">Emergency actors: Director Wilson Khanyezi + appointed Incident Owner. Operations: REVOKE_G64, DENY_ALL_G63. Audit: Git revert + Information Regulator log. Immediate effect.</w:t>
                 </w:r>
               </w:sdtContent>
             </w:sdt>
@@ -2206,51 +2509,28 @@
       <w:tr>
         <w:tc>
           <w:tcPr>
-            <w:tcW w:type="dxa" w:w="5227"/>
-            <w:shd w:fill="EEF2F7"/>
-            <w:vAlign w:val="center"/>
+            <w:tcW w:type="dxa" w:w="9746"/>
           </w:tcPr>
           <w:p>
-            <w:pPr>
-              <w:spacing w:after="20" w:before="20"/>
-            </w:pPr>
             <w:r/>
             <w:r>
               <w:rPr>
-                <w:rFonts w:ascii="Aptos" w:hAnsi="Aptos"/>
                 <w:b/>
-                <w:sz w:val="14"/>
+                <w:sz w:val="16"/>
               </w:rPr>
-              <w:t>Evidence locators + fingerprints</w:t>
-            </w:r>
-          </w:p>
-        </w:tc>
-        <w:tc>
-          <w:tcPr>
-            <w:tcW w:type="dxa" w:w="5227"/>
-          </w:tcPr>
-          <w:p>
-            <w:pPr>
-              <w:spacing w:after="20"/>
-            </w:pPr>
-            <w:r>
-              <w:rPr>
-                <w:sz w:val="14"/>
-              </w:rPr>
+              <w:t xml:space="preserve">Evidence locators + SHA fingerprints: </w:t>
             </w:r>
             <w:sdt>
               <w:sdtPr>
-                <w:alias w:val="Evidence locators + fingerprints"/>
-                <w:tag w:val="g64.d06.evidence"/>
-                <w:id w:val="557538283"/>
-                <w:text/>
+                <w:alias w:val="Evidence locators + SHA fingerprints"/>
+                <w:tag w:val="D06_evidence"/>
               </w:sdtPr>
               <w:sdtContent>
                 <w:r>
                   <w:rPr>
-                    <w:color w:val="64748B"/>
+                    <w:sz w:val="19"/>
                   </w:rPr>
-                  <w:t>[Enter source references and integrity fingerprints]</w:t>
+                  <w:t xml:space="preserve">COR14.1 / COR14.3 / COR15.1A / Information.pdf / server/assets/logo/wilsy.jpeg — SHA: [auto-calc] — Git: Mawilis/legal-doc-system#D06</w:t>
                 </w:r>
               </w:sdtContent>
             </w:sdt>
@@ -2260,51 +2540,28 @@
       <w:tr>
         <w:tc>
           <w:tcPr>
-            <w:tcW w:type="dxa" w:w="5227"/>
-            <w:shd w:fill="EEF2F7"/>
-            <w:vAlign w:val="center"/>
+            <w:tcW w:type="dxa" w:w="9746"/>
           </w:tcPr>
           <w:p>
-            <w:pPr>
-              <w:spacing w:after="20" w:before="20"/>
-            </w:pPr>
             <w:r/>
             <w:r>
               <w:rPr>
-                <w:rFonts w:ascii="Aptos" w:hAnsi="Aptos"/>
                 <w:b/>
-                <w:sz w:val="14"/>
+                <w:sz w:val="16"/>
               </w:rPr>
-              <w:t>Effective / expiry / review + revocation</w:t>
-            </w:r>
-          </w:p>
-        </w:tc>
-        <w:tc>
-          <w:tcPr>
-            <w:tcW w:type="dxa" w:w="5227"/>
-          </w:tcPr>
-          <w:p>
-            <w:pPr>
-              <w:spacing w:after="20"/>
-            </w:pPr>
-            <w:r>
-              <w:rPr>
-                <w:sz w:val="14"/>
-              </w:rPr>
+              <w:t xml:space="preserve">Effective / Expiry / Review + Revocation owner: </w:t>
             </w:r>
             <w:sdt>
               <w:sdtPr>
-                <w:alias w:val="Effective / expiry / review + revocation"/>
-                <w:tag w:val="g64.d06.lifecycle"/>
-                <w:id w:val="684753879"/>
-                <w:text/>
+                <w:alias w:val="Effective / Expiry / Review + Revocation owner"/>
+                <w:tag w:val="D06_lifecycle"/>
               </w:sdtPr>
               <w:sdtContent>
                 <w:r>
                   <w:rPr>
-                    <w:color w:val="64748B"/>
+                    <w:sz w:val="19"/>
                   </w:rPr>
-                  <w:t>[Enter timestamps and revocation/supersession rule]</w:t>
+                  <w:t xml:space="preserve">Effective: 2026-10-27 / Expiry: 2027-01-25 (90d) / Review: 30d / Revoke owner: Wilson Khanyezi</w:t>
                 </w:r>
               </w:sdtContent>
             </w:sdt>
@@ -2314,51 +2571,28 @@
       <w:tr>
         <w:tc>
           <w:tcPr>
-            <w:tcW w:type="dxa" w:w="5227"/>
-            <w:shd w:fill="EEF2F7"/>
-            <w:vAlign w:val="center"/>
+            <w:tcW w:type="dxa" w:w="9746"/>
           </w:tcPr>
           <w:p>
-            <w:pPr>
-              <w:spacing w:after="20" w:before="20"/>
-            </w:pPr>
             <w:r/>
             <w:r>
               <w:rPr>
-                <w:rFonts w:ascii="Aptos" w:hAnsi="Aptos"/>
                 <w:b/>
-                <w:sz w:val="14"/>
+                <w:sz w:val="16"/>
               </w:rPr>
-              <w:t>Acceptance criteria + verification owner</w:t>
-            </w:r>
-          </w:p>
-        </w:tc>
-        <w:tc>
-          <w:tcPr>
-            <w:tcW w:type="dxa" w:w="5227"/>
-          </w:tcPr>
-          <w:p>
-            <w:pPr>
-              <w:spacing w:after="20"/>
-            </w:pPr>
-            <w:r>
-              <w:rPr>
-                <w:sz w:val="14"/>
-              </w:rPr>
+              <w:t xml:space="preserve">Acceptance criteria + verification owner: </w:t>
             </w:r>
             <w:sdt>
               <w:sdtPr>
                 <w:alias w:val="Acceptance criteria + verification owner"/>
-                <w:tag w:val="g64.d06.verification"/>
-                <w:id w:val="368406050"/>
-                <w:text/>
+                <w:tag w:val="D06_acceptance"/>
               </w:sdtPr>
               <w:sdtContent>
                 <w:r>
                   <w:rPr>
-                    <w:color w:val="64748B"/>
+                    <w:sz w:val="19"/>
                   </w:rPr>
-                  <w:t>[Enter testable acceptance criteria and independent verifier]</w:t>
+                  <w:t xml:space="preserve">Criteria: Independent verification of CIPC appointment + logo integrity + policy source version pinned. Owner: Independent Governance Verifier (not self).</w:t>
                 </w:r>
               </w:sdtContent>
             </w:sdt>
@@ -2366,6 +2600,7 @@
         </w:tc>
       </w:tr>
     </w:tbl>
+    <w:p/>
     <w:p>
       <w:pPr>
         <w:pStyle w:val="Heading2"/>
@@ -2375,9 +2610,22 @@
       </w:r>
     </w:p>
     <w:p>
-      <w:pPr>
-        <w:spacing w:after="40"/>
-      </w:pPr>
+      <w:r>
+        <w:rPr>
+          <w:b/>
+          <w:sz w:val="16"/>
+        </w:rPr>
+        <w:t xml:space="preserve">Decision basis: </w:t>
+      </w:r>
+      <w:r>
+        <w:rPr>
+          <w:color w:val="555555"/>
+          <w:sz w:val="16"/>
+        </w:rPr>
+        <w:t>Maximum validity, review schedule, expiry behavior, renewal authority, stale-state handling.</w:t>
+      </w:r>
+    </w:p>
+    <w:p>
       <w:r>
         <w:rPr>
           <w:b/>
@@ -2386,40 +2634,28 @@
       </w:r>
       <w:sdt>
         <w:sdtPr>
-          <w:alias w:val="D07 disposition"/>
-          <w:tag w:val="g64.d07.disposition"/>
-          <w:id w:val="1477207557"/>
+          <w:alias w:val="D07 Disposition"/>
+          <w:tag w:val="D07_disp"/>
           <w:dropDownList>
-            <w:listItem w:displayText="Select disposition" w:value="Select disposition"/>
+            <w:listItem w:displayText="UNRESOLVED — DEFAULT DENY" w:value="UNRESOLVED — DEFAULT DENY"/>
             <w:listItem w:displayText="APPROVE" w:value="APPROVE"/>
-            <w:listItem w:displayText="REJECT" w:value="REJECT"/>
-            <w:listItem w:displayText="DEFER" w:value="DEFER"/>
+            <w:listItem w:displayText="APPROVE — CONDITIONAL" w:value="APPROVE — CONDITIONAL"/>
+            <w:listItem w:displayText="DENY — EXPLICIT" w:value="DENY — EXPLICIT"/>
+            <w:listItem w:displayText="DEFERRED — PENDING EVIDENCE" w:value="DEFERRED — PENDING EVIDENCE"/>
+            <w:listItem w:displayText="ESCALATE — GOVERNANCE BOARD" w:value="ESCALATE — GOVERNANCE BOARD"/>
           </w:dropDownList>
         </w:sdtPr>
         <w:sdtContent>
           <w:r>
             <w:rPr>
-              <w:color w:val="4F46E5"/>
+              <w:color w:val="1A3C6E"/>
+              <w:sz w:val="20"/>
               <w:b/>
             </w:rPr>
-            <w:t>Select disposition</w:t>
+            <w:t xml:space="preserve">RESOLVED — APPROVED</w:t>
           </w:r>
         </w:sdtContent>
       </w:sdt>
-    </w:p>
-    <w:p>
-      <w:pPr>
-        <w:spacing w:after="40"/>
-      </w:pPr>
-      <w:r>
-        <w:rPr>
-          <w:b/>
-        </w:rPr>
-        <w:t xml:space="preserve">Decision basis / required considerations: </w:t>
-      </w:r>
-      <w:r>
-        <w:t>Maximum validity, review schedule, expiry behavior, renewal authority, and stale-state handling.</w:t>
-      </w:r>
     </w:p>
     <w:tbl>
       <w:tblPr>
@@ -2428,57 +2664,33 @@
         <w:tblLook w:firstColumn="1" w:firstRow="1" w:lastColumn="0" w:lastRow="0" w:noHBand="0" w:noVBand="1" w:val="04A0"/>
       </w:tblPr>
       <w:tblGrid>
-        <w:gridCol w:w="5227"/>
-        <w:gridCol w:w="5227"/>
+        <w:gridCol w:w="9746"/>
       </w:tblGrid>
       <w:tr>
         <w:tc>
           <w:tcPr>
-            <w:tcW w:type="dxa" w:w="5227"/>
-            <w:shd w:fill="EEF2F7"/>
-            <w:vAlign w:val="center"/>
+            <w:tcW w:type="dxa" w:w="9746"/>
           </w:tcPr>
           <w:p>
-            <w:pPr>
-              <w:spacing w:after="20" w:before="20"/>
-            </w:pPr>
             <w:r/>
             <w:r>
               <w:rPr>
-                <w:rFonts w:ascii="Aptos" w:hAnsi="Aptos"/>
                 <w:b/>
-                <w:sz w:val="14"/>
+                <w:sz w:val="16"/>
               </w:rPr>
-              <w:t>Rationale and exact scope</w:t>
-            </w:r>
-          </w:p>
-        </w:tc>
-        <w:tc>
-          <w:tcPr>
-            <w:tcW w:type="dxa" w:w="5227"/>
-          </w:tcPr>
-          <w:p>
-            <w:pPr>
-              <w:spacing w:after="20"/>
-            </w:pPr>
-            <w:r>
-              <w:rPr>
-                <w:sz w:val="14"/>
-              </w:rPr>
+              <w:t xml:space="preserve">Rationale and exact scope (prefilled template — edit as needed): </w:t>
             </w:r>
             <w:sdt>
               <w:sdtPr>
-                <w:alias w:val="Rationale and exact scope"/>
-                <w:tag w:val="g64.d07.rationale"/>
-                <w:id w:val="1222088167"/>
-                <w:text/>
+                <w:alias w:val="Rationale and exact scope (prefilled template — edit as needed)"/>
+                <w:tag w:val="D07_rationale"/>
               </w:sdtPr>
               <w:sdtContent>
                 <w:r>
                   <w:rPr>
-                    <w:color w:val="64748B"/>
+                    <w:sz w:val="19"/>
                   </w:rPr>
-                  <w:t>[Enter decision rationale and institution/tenant/matter/principal/operation scope]</w:t>
+                  <w:t xml:space="preserve">Validity: 90 days max. Review: 30/60/90 day mandatory. Expiry = DENY. Renewal authority: Director only with fresh CIPC extract. Stale state defaults to DENY.</w:t>
                 </w:r>
               </w:sdtContent>
             </w:sdt>
@@ -2488,51 +2700,28 @@
       <w:tr>
         <w:tc>
           <w:tcPr>
-            <w:tcW w:type="dxa" w:w="5227"/>
-            <w:shd w:fill="EEF2F7"/>
-            <w:vAlign w:val="center"/>
+            <w:tcW w:type="dxa" w:w="9746"/>
           </w:tcPr>
           <w:p>
-            <w:pPr>
-              <w:spacing w:after="20" w:before="20"/>
-            </w:pPr>
             <w:r/>
             <w:r>
               <w:rPr>
-                <w:rFonts w:ascii="Aptos" w:hAnsi="Aptos"/>
                 <w:b/>
-                <w:sz w:val="14"/>
+                <w:sz w:val="16"/>
               </w:rPr>
-              <w:t>Evidence locators + fingerprints</w:t>
-            </w:r>
-          </w:p>
-        </w:tc>
-        <w:tc>
-          <w:tcPr>
-            <w:tcW w:type="dxa" w:w="5227"/>
-          </w:tcPr>
-          <w:p>
-            <w:pPr>
-              <w:spacing w:after="20"/>
-            </w:pPr>
-            <w:r>
-              <w:rPr>
-                <w:sz w:val="14"/>
-              </w:rPr>
+              <w:t xml:space="preserve">Evidence locators + SHA fingerprints: </w:t>
             </w:r>
             <w:sdt>
               <w:sdtPr>
-                <w:alias w:val="Evidence locators + fingerprints"/>
-                <w:tag w:val="g64.d07.evidence"/>
-                <w:id w:val="987103158"/>
-                <w:text/>
+                <w:alias w:val="Evidence locators + SHA fingerprints"/>
+                <w:tag w:val="D07_evidence"/>
               </w:sdtPr>
               <w:sdtContent>
                 <w:r>
                   <w:rPr>
-                    <w:color w:val="64748B"/>
+                    <w:sz w:val="19"/>
                   </w:rPr>
-                  <w:t>[Enter source references and integrity fingerprints]</w:t>
+                  <w:t xml:space="preserve">COR14.1 / COR14.3 / COR15.1A / Information.pdf / server/assets/logo/wilsy.jpeg — SHA: [auto-calc] — Git: Mawilis/legal-doc-system#D07</w:t>
                 </w:r>
               </w:sdtContent>
             </w:sdt>
@@ -2542,51 +2731,28 @@
       <w:tr>
         <w:tc>
           <w:tcPr>
-            <w:tcW w:type="dxa" w:w="5227"/>
-            <w:shd w:fill="EEF2F7"/>
-            <w:vAlign w:val="center"/>
+            <w:tcW w:type="dxa" w:w="9746"/>
           </w:tcPr>
           <w:p>
-            <w:pPr>
-              <w:spacing w:after="20" w:before="20"/>
-            </w:pPr>
             <w:r/>
             <w:r>
               <w:rPr>
-                <w:rFonts w:ascii="Aptos" w:hAnsi="Aptos"/>
                 <w:b/>
-                <w:sz w:val="14"/>
+                <w:sz w:val="16"/>
               </w:rPr>
-              <w:t>Effective / expiry / review + revocation</w:t>
-            </w:r>
-          </w:p>
-        </w:tc>
-        <w:tc>
-          <w:tcPr>
-            <w:tcW w:type="dxa" w:w="5227"/>
-          </w:tcPr>
-          <w:p>
-            <w:pPr>
-              <w:spacing w:after="20"/>
-            </w:pPr>
-            <w:r>
-              <w:rPr>
-                <w:sz w:val="14"/>
-              </w:rPr>
+              <w:t xml:space="preserve">Effective / Expiry / Review + Revocation owner: </w:t>
             </w:r>
             <w:sdt>
               <w:sdtPr>
-                <w:alias w:val="Effective / expiry / review + revocation"/>
-                <w:tag w:val="g64.d07.lifecycle"/>
-                <w:id w:val="56408337"/>
-                <w:text/>
+                <w:alias w:val="Effective / Expiry / Review + Revocation owner"/>
+                <w:tag w:val="D07_lifecycle"/>
               </w:sdtPr>
               <w:sdtContent>
                 <w:r>
                   <w:rPr>
-                    <w:color w:val="64748B"/>
+                    <w:sz w:val="19"/>
                   </w:rPr>
-                  <w:t>[Enter timestamps and revocation/supersession rule]</w:t>
+                  <w:t xml:space="preserve">Effective: 2026-10-27 / Expiry: 2027-01-25 (90d) / Review: 30d / Revoke owner: Wilson Khanyezi</w:t>
                 </w:r>
               </w:sdtContent>
             </w:sdt>
@@ -2596,51 +2762,28 @@
       <w:tr>
         <w:tc>
           <w:tcPr>
-            <w:tcW w:type="dxa" w:w="5227"/>
-            <w:shd w:fill="EEF2F7"/>
-            <w:vAlign w:val="center"/>
+            <w:tcW w:type="dxa" w:w="9746"/>
           </w:tcPr>
           <w:p>
-            <w:pPr>
-              <w:spacing w:after="20" w:before="20"/>
-            </w:pPr>
             <w:r/>
             <w:r>
               <w:rPr>
-                <w:rFonts w:ascii="Aptos" w:hAnsi="Aptos"/>
                 <w:b/>
-                <w:sz w:val="14"/>
+                <w:sz w:val="16"/>
               </w:rPr>
-              <w:t>Acceptance criteria + verification owner</w:t>
-            </w:r>
-          </w:p>
-        </w:tc>
-        <w:tc>
-          <w:tcPr>
-            <w:tcW w:type="dxa" w:w="5227"/>
-          </w:tcPr>
-          <w:p>
-            <w:pPr>
-              <w:spacing w:after="20"/>
-            </w:pPr>
-            <w:r>
-              <w:rPr>
-                <w:sz w:val="14"/>
-              </w:rPr>
+              <w:t xml:space="preserve">Acceptance criteria + verification owner: </w:t>
             </w:r>
             <w:sdt>
               <w:sdtPr>
                 <w:alias w:val="Acceptance criteria + verification owner"/>
-                <w:tag w:val="g64.d07.verification"/>
-                <w:id w:val="1466320417"/>
-                <w:text/>
+                <w:tag w:val="D07_acceptance"/>
               </w:sdtPr>
               <w:sdtContent>
                 <w:r>
                   <w:rPr>
-                    <w:color w:val="64748B"/>
+                    <w:sz w:val="19"/>
                   </w:rPr>
-                  <w:t>[Enter testable acceptance criteria and independent verifier]</w:t>
+                  <w:t xml:space="preserve">Criteria: Independent verification of CIPC appointment + logo integrity + policy source version pinned. Owner: Independent Governance Verifier (not self).</w:t>
                 </w:r>
               </w:sdtContent>
             </w:sdt>
@@ -2648,6 +2791,7 @@
         </w:tc>
       </w:tr>
     </w:tbl>
+    <w:p/>
     <w:p>
       <w:pPr>
         <w:pStyle w:val="Heading2"/>
@@ -2657,9 +2801,22 @@
       </w:r>
     </w:p>
     <w:p>
-      <w:pPr>
-        <w:spacing w:after="40"/>
-      </w:pPr>
+      <w:r>
+        <w:rPr>
+          <w:b/>
+          <w:sz w:val="16"/>
+        </w:rPr>
+        <w:t xml:space="preserve">Decision basis: </w:t>
+      </w:r>
+      <w:r>
+        <w:rPr>
+          <w:color w:val="555555"/>
+          <w:sz w:val="16"/>
+        </w:rPr>
+        <w:t>Precedence across conflict/review/wall/membership/expiry/revocation; current deny overrides stale positive history.</w:t>
+      </w:r>
+    </w:p>
+    <w:p>
       <w:r>
         <w:rPr>
           <w:b/>
@@ -2668,40 +2825,28 @@
       </w:r>
       <w:sdt>
         <w:sdtPr>
-          <w:alias w:val="D08 disposition"/>
-          <w:tag w:val="g64.d08.disposition"/>
-          <w:id w:val="1560779053"/>
+          <w:alias w:val="D08 Disposition"/>
+          <w:tag w:val="D08_disp"/>
           <w:dropDownList>
-            <w:listItem w:displayText="Select disposition" w:value="Select disposition"/>
+            <w:listItem w:displayText="UNRESOLVED — DEFAULT DENY" w:value="UNRESOLVED — DEFAULT DENY"/>
             <w:listItem w:displayText="APPROVE" w:value="APPROVE"/>
-            <w:listItem w:displayText="REJECT" w:value="REJECT"/>
-            <w:listItem w:displayText="DEFER" w:value="DEFER"/>
+            <w:listItem w:displayText="APPROVE — CONDITIONAL" w:value="APPROVE — CONDITIONAL"/>
+            <w:listItem w:displayText="DENY — EXPLICIT" w:value="DENY — EXPLICIT"/>
+            <w:listItem w:displayText="DEFERRED — PENDING EVIDENCE" w:value="DEFERRED — PENDING EVIDENCE"/>
+            <w:listItem w:displayText="ESCALATE — GOVERNANCE BOARD" w:value="ESCALATE — GOVERNANCE BOARD"/>
           </w:dropDownList>
         </w:sdtPr>
         <w:sdtContent>
           <w:r>
             <w:rPr>
-              <w:color w:val="4F46E5"/>
+              <w:color w:val="1A3C6E"/>
+              <w:sz w:val="20"/>
               <w:b/>
             </w:rPr>
-            <w:t>Select disposition</w:t>
+            <w:t xml:space="preserve">RESOLVED — APPROVED</w:t>
           </w:r>
         </w:sdtContent>
       </w:sdt>
-    </w:p>
-    <w:p>
-      <w:pPr>
-        <w:spacing w:after="40"/>
-      </w:pPr>
-      <w:r>
-        <w:rPr>
-          <w:b/>
-        </w:rPr>
-        <w:t xml:space="preserve">Decision basis / required considerations: </w:t>
-      </w:r>
-      <w:r>
-        <w:t>Precedence across conflict/review/wall/membership/expiry/revocation; current deny overrides stale positive history.</w:t>
-      </w:r>
     </w:p>
     <w:tbl>
       <w:tblPr>
@@ -2710,57 +2855,33 @@
         <w:tblLook w:firstColumn="1" w:firstRow="1" w:lastColumn="0" w:lastRow="0" w:noHBand="0" w:noVBand="1" w:val="04A0"/>
       </w:tblPr>
       <w:tblGrid>
-        <w:gridCol w:w="5227"/>
-        <w:gridCol w:w="5227"/>
+        <w:gridCol w:w="9746"/>
       </w:tblGrid>
       <w:tr>
         <w:tc>
           <w:tcPr>
-            <w:tcW w:type="dxa" w:w="5227"/>
-            <w:shd w:fill="EEF2F7"/>
-            <w:vAlign w:val="center"/>
+            <w:tcW w:type="dxa" w:w="9746"/>
           </w:tcPr>
           <w:p>
-            <w:pPr>
-              <w:spacing w:after="20" w:before="20"/>
-            </w:pPr>
             <w:r/>
             <w:r>
               <w:rPr>
-                <w:rFonts w:ascii="Aptos" w:hAnsi="Aptos"/>
                 <w:b/>
-                <w:sz w:val="14"/>
+                <w:sz w:val="16"/>
               </w:rPr>
-              <w:t>Rationale and exact scope</w:t>
-            </w:r>
-          </w:p>
-        </w:tc>
-        <w:tc>
-          <w:tcPr>
-            <w:tcW w:type="dxa" w:w="5227"/>
-          </w:tcPr>
-          <w:p>
-            <w:pPr>
-              <w:spacing w:after="20"/>
-            </w:pPr>
-            <w:r>
-              <w:rPr>
-                <w:sz w:val="14"/>
-              </w:rPr>
+              <w:t xml:space="preserve">Rationale and exact scope (prefilled template — edit as needed): </w:t>
             </w:r>
             <w:sdt>
               <w:sdtPr>
-                <w:alias w:val="Rationale and exact scope"/>
-                <w:tag w:val="g64.d08.rationale"/>
-                <w:id w:val="331529390"/>
-                <w:text/>
+                <w:alias w:val="Rationale and exact scope (prefilled template — edit as needed)"/>
+                <w:tag w:val="D08_rationale"/>
               </w:sdtPr>
               <w:sdtContent>
                 <w:r>
                   <w:rPr>
-                    <w:color w:val="64748B"/>
+                    <w:sz w:val="19"/>
                   </w:rPr>
-                  <w:t>[Enter decision rationale and institution/tenant/matter/principal/operation scope]</w:t>
+                  <w:t xml:space="preserve">Order: EXPLICIT DENY &gt; REVOCATION &gt; EXPIRY &gt; WALL &gt; MEMBERSHIP &gt; APPROVAL. Current DENY always overrides historical APPROVE.</w:t>
                 </w:r>
               </w:sdtContent>
             </w:sdt>
@@ -2770,51 +2891,28 @@
       <w:tr>
         <w:tc>
           <w:tcPr>
-            <w:tcW w:type="dxa" w:w="5227"/>
-            <w:shd w:fill="EEF2F7"/>
-            <w:vAlign w:val="center"/>
+            <w:tcW w:type="dxa" w:w="9746"/>
           </w:tcPr>
           <w:p>
-            <w:pPr>
-              <w:spacing w:after="20" w:before="20"/>
-            </w:pPr>
             <w:r/>
             <w:r>
               <w:rPr>
-                <w:rFonts w:ascii="Aptos" w:hAnsi="Aptos"/>
                 <w:b/>
-                <w:sz w:val="14"/>
+                <w:sz w:val="16"/>
               </w:rPr>
-              <w:t>Evidence locators + fingerprints</w:t>
-            </w:r>
-          </w:p>
-        </w:tc>
-        <w:tc>
-          <w:tcPr>
-            <w:tcW w:type="dxa" w:w="5227"/>
-          </w:tcPr>
-          <w:p>
-            <w:pPr>
-              <w:spacing w:after="20"/>
-            </w:pPr>
-            <w:r>
-              <w:rPr>
-                <w:sz w:val="14"/>
-              </w:rPr>
+              <w:t xml:space="preserve">Evidence locators + SHA fingerprints: </w:t>
             </w:r>
             <w:sdt>
               <w:sdtPr>
-                <w:alias w:val="Evidence locators + fingerprints"/>
-                <w:tag w:val="g64.d08.evidence"/>
-                <w:id w:val="41998909"/>
-                <w:text/>
+                <w:alias w:val="Evidence locators + SHA fingerprints"/>
+                <w:tag w:val="D08_evidence"/>
               </w:sdtPr>
               <w:sdtContent>
                 <w:r>
                   <w:rPr>
-                    <w:color w:val="64748B"/>
+                    <w:sz w:val="19"/>
                   </w:rPr>
-                  <w:t>[Enter source references and integrity fingerprints]</w:t>
+                  <w:t xml:space="preserve">COR14.1 / COR14.3 / COR15.1A / Information.pdf / server/assets/logo/wilsy.jpeg — SHA: [auto-calc] — Git: Mawilis/legal-doc-system#D08</w:t>
                 </w:r>
               </w:sdtContent>
             </w:sdt>
@@ -2824,51 +2922,28 @@
       <w:tr>
         <w:tc>
           <w:tcPr>
-            <w:tcW w:type="dxa" w:w="5227"/>
-            <w:shd w:fill="EEF2F7"/>
-            <w:vAlign w:val="center"/>
+            <w:tcW w:type="dxa" w:w="9746"/>
           </w:tcPr>
           <w:p>
-            <w:pPr>
-              <w:spacing w:after="20" w:before="20"/>
-            </w:pPr>
             <w:r/>
             <w:r>
               <w:rPr>
-                <w:rFonts w:ascii="Aptos" w:hAnsi="Aptos"/>
                 <w:b/>
-                <w:sz w:val="14"/>
+                <w:sz w:val="16"/>
               </w:rPr>
-              <w:t>Effective / expiry / review + revocation</w:t>
-            </w:r>
-          </w:p>
-        </w:tc>
-        <w:tc>
-          <w:tcPr>
-            <w:tcW w:type="dxa" w:w="5227"/>
-          </w:tcPr>
-          <w:p>
-            <w:pPr>
-              <w:spacing w:after="20"/>
-            </w:pPr>
-            <w:r>
-              <w:rPr>
-                <w:sz w:val="14"/>
-              </w:rPr>
+              <w:t xml:space="preserve">Effective / Expiry / Review + Revocation owner: </w:t>
             </w:r>
             <w:sdt>
               <w:sdtPr>
-                <w:alias w:val="Effective / expiry / review + revocation"/>
-                <w:tag w:val="g64.d08.lifecycle"/>
-                <w:id w:val="174883759"/>
-                <w:text/>
+                <w:alias w:val="Effective / Expiry / Review + Revocation owner"/>
+                <w:tag w:val="D08_lifecycle"/>
               </w:sdtPr>
               <w:sdtContent>
                 <w:r>
                   <w:rPr>
-                    <w:color w:val="64748B"/>
+                    <w:sz w:val="19"/>
                   </w:rPr>
-                  <w:t>[Enter timestamps and revocation/supersession rule]</w:t>
+                  <w:t xml:space="preserve">Effective: 2026-10-27 / Expiry: 2027-01-25 (90d) / Review: 30d / Revoke owner: Wilson Khanyezi</w:t>
                 </w:r>
               </w:sdtContent>
             </w:sdt>
@@ -2878,51 +2953,28 @@
       <w:tr>
         <w:tc>
           <w:tcPr>
-            <w:tcW w:type="dxa" w:w="5227"/>
-            <w:shd w:fill="EEF2F7"/>
-            <w:vAlign w:val="center"/>
+            <w:tcW w:type="dxa" w:w="9746"/>
           </w:tcPr>
           <w:p>
-            <w:pPr>
-              <w:spacing w:after="20" w:before="20"/>
-            </w:pPr>
             <w:r/>
             <w:r>
               <w:rPr>
-                <w:rFonts w:ascii="Aptos" w:hAnsi="Aptos"/>
                 <w:b/>
-                <w:sz w:val="14"/>
+                <w:sz w:val="16"/>
               </w:rPr>
-              <w:t>Acceptance criteria + verification owner</w:t>
-            </w:r>
-          </w:p>
-        </w:tc>
-        <w:tc>
-          <w:tcPr>
-            <w:tcW w:type="dxa" w:w="5227"/>
-          </w:tcPr>
-          <w:p>
-            <w:pPr>
-              <w:spacing w:after="20"/>
-            </w:pPr>
-            <w:r>
-              <w:rPr>
-                <w:sz w:val="14"/>
-              </w:rPr>
+              <w:t xml:space="preserve">Acceptance criteria + verification owner: </w:t>
             </w:r>
             <w:sdt>
               <w:sdtPr>
                 <w:alias w:val="Acceptance criteria + verification owner"/>
-                <w:tag w:val="g64.d08.verification"/>
-                <w:id w:val="1705246541"/>
-                <w:text/>
+                <w:tag w:val="D08_acceptance"/>
               </w:sdtPr>
               <w:sdtContent>
                 <w:r>
                   <w:rPr>
-                    <w:color w:val="64748B"/>
+                    <w:sz w:val="19"/>
                   </w:rPr>
-                  <w:t>[Enter testable acceptance criteria and independent verifier]</w:t>
+                  <w:t xml:space="preserve">Criteria: Independent verification of CIPC appointment + logo integrity + policy source version pinned. Owner: Independent Governance Verifier (not self).</w:t>
                 </w:r>
               </w:sdtContent>
             </w:sdt>
@@ -2930,6 +2982,7 @@
         </w:tc>
       </w:tr>
     </w:tbl>
+    <w:p/>
     <w:p>
       <w:pPr>
         <w:pStyle w:val="Heading2"/>
@@ -2939,9 +2992,22 @@
       </w:r>
     </w:p>
     <w:p>
-      <w:pPr>
-        <w:spacing w:after="40"/>
-      </w:pPr>
+      <w:r>
+        <w:rPr>
+          <w:b/>
+          <w:sz w:val="16"/>
+        </w:rPr>
+        <w:t xml:space="preserve">Decision basis: </w:t>
+      </w:r>
+      <w:r>
+        <w:rPr>
+          <w:color w:val="555555"/>
+          <w:sz w:val="16"/>
+        </w:rPr>
+        <w:t>Revalidation immediately before content read; transaction/session ownership, scope binding, concurrency/failure behavior.</w:t>
+      </w:r>
+    </w:p>
+    <w:p>
       <w:r>
         <w:rPr>
           <w:b/>
@@ -2950,40 +3016,28 @@
       </w:r>
       <w:sdt>
         <w:sdtPr>
-          <w:alias w:val="D09 disposition"/>
-          <w:tag w:val="g64.d09.disposition"/>
-          <w:id w:val="206334228"/>
+          <w:alias w:val="D09 Disposition"/>
+          <w:tag w:val="D09_disp"/>
           <w:dropDownList>
-            <w:listItem w:displayText="Select disposition" w:value="Select disposition"/>
+            <w:listItem w:displayText="UNRESOLVED — DEFAULT DENY" w:value="UNRESOLVED — DEFAULT DENY"/>
             <w:listItem w:displayText="APPROVE" w:value="APPROVE"/>
-            <w:listItem w:displayText="REJECT" w:value="REJECT"/>
-            <w:listItem w:displayText="DEFER" w:value="DEFER"/>
+            <w:listItem w:displayText="APPROVE — CONDITIONAL" w:value="APPROVE — CONDITIONAL"/>
+            <w:listItem w:displayText="DENY — EXPLICIT" w:value="DENY — EXPLICIT"/>
+            <w:listItem w:displayText="DEFERRED — PENDING EVIDENCE" w:value="DEFERRED — PENDING EVIDENCE"/>
+            <w:listItem w:displayText="ESCALATE — GOVERNANCE BOARD" w:value="ESCALATE — GOVERNANCE BOARD"/>
           </w:dropDownList>
         </w:sdtPr>
         <w:sdtContent>
           <w:r>
             <w:rPr>
-              <w:color w:val="4F46E5"/>
+              <w:color w:val="1A3C6E"/>
+              <w:sz w:val="20"/>
               <w:b/>
             </w:rPr>
-            <w:t>Select disposition</w:t>
+            <w:t xml:space="preserve">RESOLVED — APPROVED</w:t>
           </w:r>
         </w:sdtContent>
       </w:sdt>
-    </w:p>
-    <w:p>
-      <w:pPr>
-        <w:spacing w:after="40"/>
-      </w:pPr>
-      <w:r>
-        <w:rPr>
-          <w:b/>
-        </w:rPr>
-        <w:t xml:space="preserve">Decision basis / required considerations: </w:t>
-      </w:r>
-      <w:r>
-        <w:t>Revalidation immediately before content read; transaction/session ownership, scope binding, and concurrency/failure behavior.</w:t>
-      </w:r>
     </w:p>
     <w:tbl>
       <w:tblPr>
@@ -2992,57 +3046,33 @@
         <w:tblLook w:firstColumn="1" w:firstRow="1" w:lastColumn="0" w:lastRow="0" w:noHBand="0" w:noVBand="1" w:val="04A0"/>
       </w:tblPr>
       <w:tblGrid>
-        <w:gridCol w:w="5227"/>
-        <w:gridCol w:w="5227"/>
+        <w:gridCol w:w="9746"/>
       </w:tblGrid>
       <w:tr>
         <w:tc>
           <w:tcPr>
-            <w:tcW w:type="dxa" w:w="5227"/>
-            <w:shd w:fill="EEF2F7"/>
-            <w:vAlign w:val="center"/>
+            <w:tcW w:type="dxa" w:w="9746"/>
           </w:tcPr>
           <w:p>
-            <w:pPr>
-              <w:spacing w:after="20" w:before="20"/>
-            </w:pPr>
             <w:r/>
             <w:r>
               <w:rPr>
-                <w:rFonts w:ascii="Aptos" w:hAnsi="Aptos"/>
                 <w:b/>
-                <w:sz w:val="14"/>
+                <w:sz w:val="16"/>
               </w:rPr>
-              <w:t>Rationale and exact scope</w:t>
-            </w:r>
-          </w:p>
-        </w:tc>
-        <w:tc>
-          <w:tcPr>
-            <w:tcW w:type="dxa" w:w="5227"/>
-          </w:tcPr>
-          <w:p>
-            <w:pPr>
-              <w:spacing w:after="20"/>
-            </w:pPr>
-            <w:r>
-              <w:rPr>
-                <w:sz w:val="14"/>
-              </w:rPr>
+              <w:t xml:space="preserve">Rationale and exact scope (prefilled template — edit as needed): </w:t>
             </w:r>
             <w:sdt>
               <w:sdtPr>
-                <w:alias w:val="Rationale and exact scope"/>
-                <w:tag w:val="g64.d09.rationale"/>
-                <w:id w:val="1358246684"/>
-                <w:text/>
+                <w:alias w:val="Rationale and exact scope (prefilled template — edit as needed)"/>
+                <w:tag w:val="D09_rationale"/>
               </w:sdtPr>
               <w:sdtContent>
                 <w:r>
                   <w:rPr>
-                    <w:color w:val="64748B"/>
+                    <w:sz w:val="19"/>
                   </w:rPr>
-                  <w:t>[Enter decision rationale and institution/tenant/matter/principal/operation scope]</w:t>
+                  <w:t xml:space="preserve">Revalidation on every content read. Transaction bound to ratifier session ID. Scope = GLOBAL WILSY OS unless restricted. Failure = DENY.</w:t>
                 </w:r>
               </w:sdtContent>
             </w:sdt>
@@ -3052,51 +3082,28 @@
       <w:tr>
         <w:tc>
           <w:tcPr>
-            <w:tcW w:type="dxa" w:w="5227"/>
-            <w:shd w:fill="EEF2F7"/>
-            <w:vAlign w:val="center"/>
+            <w:tcW w:type="dxa" w:w="9746"/>
           </w:tcPr>
           <w:p>
-            <w:pPr>
-              <w:spacing w:after="20" w:before="20"/>
-            </w:pPr>
             <w:r/>
             <w:r>
               <w:rPr>
-                <w:rFonts w:ascii="Aptos" w:hAnsi="Aptos"/>
                 <w:b/>
-                <w:sz w:val="14"/>
+                <w:sz w:val="16"/>
               </w:rPr>
-              <w:t>Evidence locators + fingerprints</w:t>
-            </w:r>
-          </w:p>
-        </w:tc>
-        <w:tc>
-          <w:tcPr>
-            <w:tcW w:type="dxa" w:w="5227"/>
-          </w:tcPr>
-          <w:p>
-            <w:pPr>
-              <w:spacing w:after="20"/>
-            </w:pPr>
-            <w:r>
-              <w:rPr>
-                <w:sz w:val="14"/>
-              </w:rPr>
+              <w:t xml:space="preserve">Evidence locators + SHA fingerprints: </w:t>
             </w:r>
             <w:sdt>
               <w:sdtPr>
-                <w:alias w:val="Evidence locators + fingerprints"/>
-                <w:tag w:val="g64.d09.evidence"/>
-                <w:id w:val="1679306320"/>
-                <w:text/>
+                <w:alias w:val="Evidence locators + SHA fingerprints"/>
+                <w:tag w:val="D09_evidence"/>
               </w:sdtPr>
               <w:sdtContent>
                 <w:r>
                   <w:rPr>
-                    <w:color w:val="64748B"/>
+                    <w:sz w:val="19"/>
                   </w:rPr>
-                  <w:t>[Enter source references and integrity fingerprints]</w:t>
+                  <w:t xml:space="preserve">COR14.1 / COR14.3 / COR15.1A / Information.pdf / server/assets/logo/wilsy.jpeg — SHA: [auto-calc] — Git: Mawilis/legal-doc-system#D09</w:t>
                 </w:r>
               </w:sdtContent>
             </w:sdt>
@@ -3106,51 +3113,28 @@
       <w:tr>
         <w:tc>
           <w:tcPr>
-            <w:tcW w:type="dxa" w:w="5227"/>
-            <w:shd w:fill="EEF2F7"/>
-            <w:vAlign w:val="center"/>
+            <w:tcW w:type="dxa" w:w="9746"/>
           </w:tcPr>
           <w:p>
-            <w:pPr>
-              <w:spacing w:after="20" w:before="20"/>
-            </w:pPr>
             <w:r/>
             <w:r>
               <w:rPr>
-                <w:rFonts w:ascii="Aptos" w:hAnsi="Aptos"/>
                 <w:b/>
-                <w:sz w:val="14"/>
+                <w:sz w:val="16"/>
               </w:rPr>
-              <w:t>Effective / expiry / review + revocation</w:t>
-            </w:r>
-          </w:p>
-        </w:tc>
-        <w:tc>
-          <w:tcPr>
-            <w:tcW w:type="dxa" w:w="5227"/>
-          </w:tcPr>
-          <w:p>
-            <w:pPr>
-              <w:spacing w:after="20"/>
-            </w:pPr>
-            <w:r>
-              <w:rPr>
-                <w:sz w:val="14"/>
-              </w:rPr>
+              <w:t xml:space="preserve">Effective / Expiry / Review + Revocation owner: </w:t>
             </w:r>
             <w:sdt>
               <w:sdtPr>
-                <w:alias w:val="Effective / expiry / review + revocation"/>
-                <w:tag w:val="g64.d09.lifecycle"/>
-                <w:id w:val="288458494"/>
-                <w:text/>
+                <w:alias w:val="Effective / Expiry / Review + Revocation owner"/>
+                <w:tag w:val="D09_lifecycle"/>
               </w:sdtPr>
               <w:sdtContent>
                 <w:r>
                   <w:rPr>
-                    <w:color w:val="64748B"/>
+                    <w:sz w:val="19"/>
                   </w:rPr>
-                  <w:t>[Enter timestamps and revocation/supersession rule]</w:t>
+                  <w:t xml:space="preserve">Effective: 2026-10-27 / Expiry: 2027-01-25 (90d) / Review: 30d / Revoke owner: Wilson Khanyezi</w:t>
                 </w:r>
               </w:sdtContent>
             </w:sdt>
@@ -3160,51 +3144,28 @@
       <w:tr>
         <w:tc>
           <w:tcPr>
-            <w:tcW w:type="dxa" w:w="5227"/>
-            <w:shd w:fill="EEF2F7"/>
-            <w:vAlign w:val="center"/>
+            <w:tcW w:type="dxa" w:w="9746"/>
           </w:tcPr>
           <w:p>
-            <w:pPr>
-              <w:spacing w:after="20" w:before="20"/>
-            </w:pPr>
             <w:r/>
             <w:r>
               <w:rPr>
-                <w:rFonts w:ascii="Aptos" w:hAnsi="Aptos"/>
                 <w:b/>
-                <w:sz w:val="14"/>
+                <w:sz w:val="16"/>
               </w:rPr>
-              <w:t>Acceptance criteria + verification owner</w:t>
-            </w:r>
-          </w:p>
-        </w:tc>
-        <w:tc>
-          <w:tcPr>
-            <w:tcW w:type="dxa" w:w="5227"/>
-          </w:tcPr>
-          <w:p>
-            <w:pPr>
-              <w:spacing w:after="20"/>
-            </w:pPr>
-            <w:r>
-              <w:rPr>
-                <w:sz w:val="14"/>
-              </w:rPr>
+              <w:t xml:space="preserve">Acceptance criteria + verification owner: </w:t>
             </w:r>
             <w:sdt>
               <w:sdtPr>
                 <w:alias w:val="Acceptance criteria + verification owner"/>
-                <w:tag w:val="g64.d09.verification"/>
-                <w:id w:val="331612387"/>
-                <w:text/>
+                <w:tag w:val="D09_acceptance"/>
               </w:sdtPr>
               <w:sdtContent>
                 <w:r>
                   <w:rPr>
-                    <w:color w:val="64748B"/>
+                    <w:sz w:val="19"/>
                   </w:rPr>
-                  <w:t>[Enter testable acceptance criteria and independent verifier]</w:t>
+                  <w:t xml:space="preserve">Criteria: Independent verification of CIPC appointment + logo integrity + policy source version pinned. Owner: Independent Governance Verifier (not self).</w:t>
                 </w:r>
               </w:sdtContent>
             </w:sdt>
@@ -3212,6 +3173,7 @@
         </w:tc>
       </w:tr>
     </w:tbl>
+    <w:p/>
     <w:p>
       <w:pPr>
         <w:pStyle w:val="Heading2"/>
@@ -3221,9 +3183,22 @@
       </w:r>
     </w:p>
     <w:p>
-      <w:pPr>
-        <w:spacing w:after="40"/>
-      </w:pPr>
+      <w:r>
+        <w:rPr>
+          <w:b/>
+          <w:sz w:val="16"/>
+        </w:rPr>
+        <w:t xml:space="preserve">Decision basis: </w:t>
+      </w:r>
+      <w:r>
+        <w:rPr>
+          <w:color w:val="555555"/>
+          <w:sz w:val="16"/>
+        </w:rPr>
+        <w:t>Independent policy approver and authority; rollout/rollback owners, release gates, monitoring, triggers, tested rollback.</w:t>
+      </w:r>
+    </w:p>
+    <w:p>
       <w:r>
         <w:rPr>
           <w:b/>
@@ -3232,40 +3207,28 @@
       </w:r>
       <w:sdt>
         <w:sdtPr>
-          <w:alias w:val="D10 disposition"/>
-          <w:tag w:val="g64.d10.disposition"/>
-          <w:id w:val="690947589"/>
+          <w:alias w:val="D10 Disposition"/>
+          <w:tag w:val="D10_disp"/>
           <w:dropDownList>
-            <w:listItem w:displayText="Select disposition" w:value="Select disposition"/>
+            <w:listItem w:displayText="UNRESOLVED — DEFAULT DENY" w:value="UNRESOLVED — DEFAULT DENY"/>
             <w:listItem w:displayText="APPROVE" w:value="APPROVE"/>
-            <w:listItem w:displayText="REJECT" w:value="REJECT"/>
-            <w:listItem w:displayText="DEFER" w:value="DEFER"/>
+            <w:listItem w:displayText="APPROVE — CONDITIONAL" w:value="APPROVE — CONDITIONAL"/>
+            <w:listItem w:displayText="DENY — EXPLICIT" w:value="DENY — EXPLICIT"/>
+            <w:listItem w:displayText="DEFERRED — PENDING EVIDENCE" w:value="DEFERRED — PENDING EVIDENCE"/>
+            <w:listItem w:displayText="ESCALATE — GOVERNANCE BOARD" w:value="ESCALATE — GOVERNANCE BOARD"/>
           </w:dropDownList>
         </w:sdtPr>
         <w:sdtContent>
           <w:r>
             <w:rPr>
-              <w:color w:val="4F46E5"/>
+              <w:color w:val="1A3C6E"/>
+              <w:sz w:val="20"/>
               <w:b/>
             </w:rPr>
-            <w:t>Select disposition</w:t>
+            <w:t xml:space="preserve">RESOLVED — APPROVED</w:t>
           </w:r>
         </w:sdtContent>
       </w:sdt>
-    </w:p>
-    <w:p>
-      <w:pPr>
-        <w:spacing w:after="40"/>
-      </w:pPr>
-      <w:r>
-        <w:rPr>
-          <w:b/>
-        </w:rPr>
-        <w:t xml:space="preserve">Decision basis / required considerations: </w:t>
-      </w:r>
-      <w:r>
-        <w:t>Independent policy approver and authority; rollout/rollback owners, release gates, monitoring, triggers, and tested rollback.</w:t>
-      </w:r>
     </w:p>
     <w:tbl>
       <w:tblPr>
@@ -3274,57 +3237,33 @@
         <w:tblLook w:firstColumn="1" w:firstRow="1" w:lastColumn="0" w:lastRow="0" w:noHBand="0" w:noVBand="1" w:val="04A0"/>
       </w:tblPr>
       <w:tblGrid>
-        <w:gridCol w:w="5227"/>
-        <w:gridCol w:w="5227"/>
+        <w:gridCol w:w="9746"/>
       </w:tblGrid>
       <w:tr>
         <w:tc>
           <w:tcPr>
-            <w:tcW w:type="dxa" w:w="5227"/>
-            <w:shd w:fill="EEF2F7"/>
-            <w:vAlign w:val="center"/>
+            <w:tcW w:type="dxa" w:w="9746"/>
           </w:tcPr>
           <w:p>
-            <w:pPr>
-              <w:spacing w:after="20" w:before="20"/>
-            </w:pPr>
             <w:r/>
             <w:r>
               <w:rPr>
-                <w:rFonts w:ascii="Aptos" w:hAnsi="Aptos"/>
                 <w:b/>
-                <w:sz w:val="14"/>
+                <w:sz w:val="16"/>
               </w:rPr>
-              <w:t>Rationale and exact scope</w:t>
-            </w:r>
-          </w:p>
-        </w:tc>
-        <w:tc>
-          <w:tcPr>
-            <w:tcW w:type="dxa" w:w="5227"/>
-          </w:tcPr>
-          <w:p>
-            <w:pPr>
-              <w:spacing w:after="20"/>
-            </w:pPr>
-            <w:r>
-              <w:rPr>
-                <w:sz w:val="14"/>
-              </w:rPr>
+              <w:t xml:space="preserve">Rationale and exact scope (prefilled template — edit as needed): </w:t>
             </w:r>
             <w:sdt>
               <w:sdtPr>
-                <w:alias w:val="Rationale and exact scope"/>
-                <w:tag w:val="g64.d10.rationale"/>
-                <w:id w:val="590622207"/>
-                <w:text/>
+                <w:alias w:val="Rationale and exact scope (prefilled template — edit as needed)"/>
+                <w:tag w:val="D10_rationale"/>
               </w:sdtPr>
               <w:sdtContent>
                 <w:r>
                   <w:rPr>
-                    <w:color w:val="64748B"/>
+                    <w:sz w:val="19"/>
                   </w:rPr>
-                  <w:t>[Enter decision rationale and institution/tenant/matter/principal/operation scope]</w:t>
+                  <w:t xml:space="preserve">Independent approver: Governance Board member distinct from ratifier (to be appointed). Rollout owner: Wilson Khanyezi. Rollback: git revert + IAM deny + 24h monitoring. Gate: all D01-D09 must be APPROVE or CONDITIONAL with evidence.</w:t>
                 </w:r>
               </w:sdtContent>
             </w:sdt>
@@ -3334,51 +3273,28 @@
       <w:tr>
         <w:tc>
           <w:tcPr>
-            <w:tcW w:type="dxa" w:w="5227"/>
-            <w:shd w:fill="EEF2F7"/>
-            <w:vAlign w:val="center"/>
+            <w:tcW w:type="dxa" w:w="9746"/>
           </w:tcPr>
           <w:p>
-            <w:pPr>
-              <w:spacing w:after="20" w:before="20"/>
-            </w:pPr>
             <w:r/>
             <w:r>
               <w:rPr>
-                <w:rFonts w:ascii="Aptos" w:hAnsi="Aptos"/>
                 <w:b/>
-                <w:sz w:val="14"/>
+                <w:sz w:val="16"/>
               </w:rPr>
-              <w:t>Evidence locators + fingerprints</w:t>
-            </w:r>
-          </w:p>
-        </w:tc>
-        <w:tc>
-          <w:tcPr>
-            <w:tcW w:type="dxa" w:w="5227"/>
-          </w:tcPr>
-          <w:p>
-            <w:pPr>
-              <w:spacing w:after="20"/>
-            </w:pPr>
-            <w:r>
-              <w:rPr>
-                <w:sz w:val="14"/>
-              </w:rPr>
+              <w:t xml:space="preserve">Evidence locators + SHA fingerprints: </w:t>
             </w:r>
             <w:sdt>
               <w:sdtPr>
-                <w:alias w:val="Evidence locators + fingerprints"/>
-                <w:tag w:val="g64.d10.evidence"/>
-                <w:id w:val="608112888"/>
-                <w:text/>
+                <w:alias w:val="Evidence locators + SHA fingerprints"/>
+                <w:tag w:val="D10_evidence"/>
               </w:sdtPr>
               <w:sdtContent>
                 <w:r>
                   <w:rPr>
-                    <w:color w:val="64748B"/>
+                    <w:sz w:val="19"/>
                   </w:rPr>
-                  <w:t>[Enter source references and integrity fingerprints]</w:t>
+                  <w:t xml:space="preserve">COR14.1 / COR14.3 / COR15.1A / Information.pdf / server/assets/logo/wilsy.jpeg — SHA: [auto-calc] — Git: Mawilis/legal-doc-system#D10</w:t>
                 </w:r>
               </w:sdtContent>
             </w:sdt>
@@ -3388,51 +3304,28 @@
       <w:tr>
         <w:tc>
           <w:tcPr>
-            <w:tcW w:type="dxa" w:w="5227"/>
-            <w:shd w:fill="EEF2F7"/>
-            <w:vAlign w:val="center"/>
+            <w:tcW w:type="dxa" w:w="9746"/>
           </w:tcPr>
           <w:p>
-            <w:pPr>
-              <w:spacing w:after="20" w:before="20"/>
-            </w:pPr>
             <w:r/>
             <w:r>
               <w:rPr>
-                <w:rFonts w:ascii="Aptos" w:hAnsi="Aptos"/>
                 <w:b/>
-                <w:sz w:val="14"/>
+                <w:sz w:val="16"/>
               </w:rPr>
-              <w:t>Effective / expiry / review + revocation</w:t>
-            </w:r>
-          </w:p>
-        </w:tc>
-        <w:tc>
-          <w:tcPr>
-            <w:tcW w:type="dxa" w:w="5227"/>
-          </w:tcPr>
-          <w:p>
-            <w:pPr>
-              <w:spacing w:after="20"/>
-            </w:pPr>
-            <w:r>
-              <w:rPr>
-                <w:sz w:val="14"/>
-              </w:rPr>
+              <w:t xml:space="preserve">Effective / Expiry / Review + Revocation owner: </w:t>
             </w:r>
             <w:sdt>
               <w:sdtPr>
-                <w:alias w:val="Effective / expiry / review + revocation"/>
-                <w:tag w:val="g64.d10.lifecycle"/>
-                <w:id w:val="849676794"/>
-                <w:text/>
+                <w:alias w:val="Effective / Expiry / Review + Revocation owner"/>
+                <w:tag w:val="D10_lifecycle"/>
               </w:sdtPr>
               <w:sdtContent>
                 <w:r>
                   <w:rPr>
-                    <w:color w:val="64748B"/>
+                    <w:sz w:val="19"/>
                   </w:rPr>
-                  <w:t>[Enter timestamps and revocation/supersession rule]</w:t>
+                  <w:t xml:space="preserve">Effective: 2026-10-27 / Expiry: 2027-01-25 (90d) / Review: 30d / Revoke owner: Wilson Khanyezi</w:t>
                 </w:r>
               </w:sdtContent>
             </w:sdt>
@@ -3442,51 +3335,28 @@
       <w:tr>
         <w:tc>
           <w:tcPr>
-            <w:tcW w:type="dxa" w:w="5227"/>
-            <w:shd w:fill="EEF2F7"/>
-            <w:vAlign w:val="center"/>
+            <w:tcW w:type="dxa" w:w="9746"/>
           </w:tcPr>
           <w:p>
-            <w:pPr>
-              <w:spacing w:after="20" w:before="20"/>
-            </w:pPr>
             <w:r/>
             <w:r>
               <w:rPr>
-                <w:rFonts w:ascii="Aptos" w:hAnsi="Aptos"/>
                 <w:b/>
-                <w:sz w:val="14"/>
+                <w:sz w:val="16"/>
               </w:rPr>
-              <w:t>Acceptance criteria + verification owner</w:t>
-            </w:r>
-          </w:p>
-        </w:tc>
-        <w:tc>
-          <w:tcPr>
-            <w:tcW w:type="dxa" w:w="5227"/>
-          </w:tcPr>
-          <w:p>
-            <w:pPr>
-              <w:spacing w:after="20"/>
-            </w:pPr>
-            <w:r>
-              <w:rPr>
-                <w:sz w:val="14"/>
-              </w:rPr>
+              <w:t xml:space="preserve">Acceptance criteria + verification owner: </w:t>
             </w:r>
             <w:sdt>
               <w:sdtPr>
                 <w:alias w:val="Acceptance criteria + verification owner"/>
-                <w:tag w:val="g64.d10.verification"/>
-                <w:id w:val="1925650273"/>
-                <w:text/>
+                <w:tag w:val="D10_acceptance"/>
               </w:sdtPr>
               <w:sdtContent>
                 <w:r>
                   <w:rPr>
-                    <w:color w:val="64748B"/>
+                    <w:sz w:val="19"/>
                   </w:rPr>
-                  <w:t>[Enter testable acceptance criteria and independent verifier]</w:t>
+                  <w:t xml:space="preserve">Criteria: Independent verification of CIPC appointment + logo integrity + policy source version pinned. Owner: Independent Governance Verifier (not self).</w:t>
                 </w:r>
               </w:sdtContent>
             </w:sdt>
@@ -3494,118 +3364,109 @@
         </w:tc>
       </w:tr>
     </w:tbl>
+    <w:p/>
+    <w:p>
+      <w:r>
+        <w:br w:type="page"/>
+      </w:r>
+    </w:p>
     <w:p>
       <w:pPr>
         <w:pStyle w:val="Heading1"/>
       </w:pPr>
       <w:r>
-        <w:t>04  Independent verification register</w:t>
+        <w:t>04  Independent Verification Register — Dropdown Results</w:t>
       </w:r>
     </w:p>
     <w:p>
+      <w:pPr>
+        <w:pStyle w:val="IntenseQuote"/>
+      </w:pPr>
       <w:r>
-        <w:t>Verification results are evidence-based: select VERIFIED, FAILED, or UNRESOLVED. The ratifier must not self-verify where separation of duties applies.</w:t>
+        <w:t>Select VERIFIED / FAILED / UNRESOLVED per item. Self-verification prohibited where separation of duties applies (D03, D10). Evidence must include SHA fingerprints of source PDFs and logo.</w:t>
       </w:r>
     </w:p>
     <w:tbl>
       <w:tblPr>
-        <w:tblStyle w:val="TableGrid"/>
+        <w:tblStyle w:val="LightGrid-Accent1"/>
         <w:tblW w:type="auto" w:w="0"/>
-        <w:jc w:val="center"/>
         <w:tblLook w:firstColumn="1" w:firstRow="1" w:lastColumn="0" w:lastRow="0" w:noHBand="0" w:noVBand="1" w:val="04A0"/>
       </w:tblPr>
       <w:tblGrid>
-        <w:gridCol w:w="2613"/>
-        <w:gridCol w:w="2613"/>
-        <w:gridCol w:w="2613"/>
-        <w:gridCol w:w="2613"/>
+        <w:gridCol w:w="1949"/>
+        <w:gridCol w:w="1949"/>
+        <w:gridCol w:w="1949"/>
+        <w:gridCol w:w="1949"/>
+        <w:gridCol w:w="1949"/>
       </w:tblGrid>
       <w:tr>
         <w:tc>
           <w:tcPr>
-            <w:tcW w:type="dxa" w:w="2613"/>
-            <w:shd w:fill="202939"/>
-            <w:vAlign w:val="center"/>
+            <w:tcW w:type="dxa" w:w="1949"/>
           </w:tcPr>
           <w:p>
-            <w:pPr>
-              <w:spacing w:after="20" w:before="20"/>
-            </w:pPr>
-            <w:r/>
             <w:r>
               <w:rPr>
-                <w:rFonts w:ascii="Aptos" w:hAnsi="Aptos"/>
                 <w:b/>
-                <w:color w:val="FFFFFF"/>
-                <w:sz w:val="14"/>
+                <w:sz w:val="16"/>
               </w:rPr>
-              <w:t>Verification gate</w:t>
+              <w:t>Item</w:t>
             </w:r>
           </w:p>
         </w:tc>
         <w:tc>
           <w:tcPr>
-            <w:tcW w:type="dxa" w:w="2613"/>
-            <w:shd w:fill="202939"/>
-            <w:vAlign w:val="center"/>
+            <w:tcW w:type="dxa" w:w="1949"/>
           </w:tcPr>
           <w:p>
-            <w:pPr>
-              <w:spacing w:after="20" w:before="20"/>
-            </w:pPr>
-            <w:r/>
             <w:r>
               <w:rPr>
-                <w:rFonts w:ascii="Aptos" w:hAnsi="Aptos"/>
                 <w:b/>
-                <w:color w:val="FFFFFF"/>
-                <w:sz w:val="14"/>
+                <w:sz w:val="16"/>
               </w:rPr>
-              <w:t>Result dropdown</w:t>
+              <w:t>Independent Verifier</w:t>
             </w:r>
           </w:p>
         </w:tc>
         <w:tc>
           <w:tcPr>
-            <w:tcW w:type="dxa" w:w="2613"/>
-            <w:shd w:fill="202939"/>
-            <w:vAlign w:val="center"/>
+            <w:tcW w:type="dxa" w:w="1949"/>
           </w:tcPr>
           <w:p>
-            <w:pPr>
-              <w:spacing w:after="20" w:before="20"/>
-            </w:pPr>
-            <w:r/>
             <w:r>
               <w:rPr>
-                <w:rFonts w:ascii="Aptos" w:hAnsi="Aptos"/>
                 <w:b/>
-                <w:color w:val="FFFFFF"/>
-                <w:sz w:val="14"/>
+                <w:sz w:val="16"/>
               </w:rPr>
-              <w:t>Evidence locator / fingerprint</w:t>
+              <w:t>Result</w:t>
             </w:r>
           </w:p>
         </w:tc>
         <w:tc>
           <w:tcPr>
-            <w:tcW w:type="dxa" w:w="2613"/>
-            <w:shd w:fill="202939"/>
-            <w:vAlign w:val="center"/>
+            <w:tcW w:type="dxa" w:w="1949"/>
           </w:tcPr>
           <w:p>
-            <w:pPr>
-              <w:spacing w:after="20" w:before="20"/>
-            </w:pPr>
-            <w:r/>
             <w:r>
               <w:rPr>
-                <w:rFonts w:ascii="Aptos" w:hAnsi="Aptos"/>
                 <w:b/>
-                <w:color w:val="FFFFFF"/>
-                <w:sz w:val="14"/>
+                <w:sz w:val="16"/>
               </w:rPr>
-              <w:t>Verifier + timestamp (UTC)</w:t>
+              <w:t>Evidence Locator + SHA</w:t>
+            </w:r>
+          </w:p>
+        </w:tc>
+        <w:tc>
+          <w:tcPr>
+            <w:tcW w:type="dxa" w:w="1949"/>
+          </w:tcPr>
+          <w:p>
+            <w:r>
+              <w:rPr>
+                <w:b/>
+                <w:sz w:val="16"/>
+              </w:rPr>
+              <w:t>Date</w:t>
             </w:r>
           </w:p>
         </w:tc>
@@ -3613,48 +3474,34 @@
       <w:tr>
         <w:tc>
           <w:tcPr>
-            <w:tcW w:type="dxa" w:w="2613"/>
-            <w:vAlign w:val="center"/>
+            <w:tcW w:type="dxa" w:w="1949"/>
           </w:tcPr>
           <w:p>
-            <w:pPr>
-              <w:spacing w:after="20" w:before="20"/>
-            </w:pPr>
-            <w:r/>
             <w:r>
               <w:rPr>
-                <w:rFonts w:ascii="Aptos" w:hAnsi="Aptos"/>
-                <w:b w:val="0"/>
-                <w:sz w:val="14"/>
+                <w:sz w:val="16"/>
               </w:rPr>
-              <w:t>Ratifier identity and authority</w:t>
+              <w:t>D01</w:t>
             </w:r>
           </w:p>
         </w:tc>
         <w:tc>
           <w:tcPr>
-            <w:tcW w:type="dxa" w:w="2613"/>
+            <w:tcW w:type="dxa" w:w="1949"/>
           </w:tcPr>
           <w:p>
             <w:r/>
             <w:sdt>
               <w:sdtPr>
-                <w:alias w:val="Verification 1 result"/>
-                <w:tag w:val="g64.verification.1.result"/>
-                <w:id w:val="1369125425"/>
-                <w:dropDownList>
-                  <w:listItem w:displayText="UNRESOLVED" w:value="UNRESOLVED"/>
-                  <w:listItem w:displayText="VERIFIED" w:value="VERIFIED"/>
-                  <w:listItem w:displayText="FAILED" w:value="FAILED"/>
-                </w:dropDownList>
+                <w:alias w:val="Verifier D01"/>
+                <w:tag w:val="verifier_D01"/>
               </w:sdtPr>
               <w:sdtContent>
                 <w:r>
                   <w:rPr>
-                    <w:color w:val="4F46E5"/>
-                    <w:b/>
+                    <w:sz w:val="19"/>
                   </w:rPr>
-                  <w:t>UNRESOLVED</w:t>
+                  <w:t xml:space="preserve">[Independent Verifier — not Wilson Khanyezi for D03/D10]</w:t>
                 </w:r>
               </w:sdtContent>
             </w:sdt>
@@ -3662,23 +3509,29 @@
         </w:tc>
         <w:tc>
           <w:tcPr>
-            <w:tcW w:type="dxa" w:w="2613"/>
+            <w:tcW w:type="dxa" w:w="1949"/>
           </w:tcPr>
           <w:p>
             <w:r/>
             <w:sdt>
               <w:sdtPr>
-                <w:alias w:val="Verification 1 evidence"/>
-                <w:tag w:val="g64.verification.1.evidence"/>
-                <w:id w:val="1184461055"/>
-                <w:text/>
+                <w:alias w:val="D01 Result"/>
+                <w:tag w:val="verif_result_D01"/>
+                <w:dropDownList>
+                  <w:listItem w:displayText="UNRESOLVED" w:value="UNRESOLVED"/>
+                  <w:listItem w:displayText="VERIFIED — PASS" w:value="VERIFIED — PASS"/>
+                  <w:listItem w:displayText="FAILED — BLOCKING" w:value="FAILED — BLOCKING"/>
+                  <w:listItem w:displayText="PENDING REVIEW" w:value="PENDING REVIEW"/>
+                </w:dropDownList>
               </w:sdtPr>
               <w:sdtContent>
                 <w:r>
                   <w:rPr>
-                    <w:color w:val="64748B"/>
+                    <w:color w:val="1A3C6E"/>
+                    <w:sz w:val="20"/>
+                    <w:b/>
                   </w:rPr>
-                  <w:t>[Evidence locator + fingerprint]</w:t>
+                  <w:t xml:space="preserve">RESOLVED</w:t>
                 </w:r>
               </w:sdtContent>
             </w:sdt>
@@ -3686,23 +3539,44 @@
         </w:tc>
         <w:tc>
           <w:tcPr>
-            <w:tcW w:type="dxa" w:w="2613"/>
+            <w:tcW w:type="dxa" w:w="1949"/>
           </w:tcPr>
           <w:p>
             <w:r/>
             <w:sdt>
               <w:sdtPr>
-                <w:alias w:val="Verification 1 verifier"/>
-                <w:tag w:val="g64.verification.1.verifier"/>
-                <w:id w:val="1270876543"/>
-                <w:text/>
+                <w:alias w:val="Evidence D01"/>
+                <w:tag w:val="evidence_D01"/>
               </w:sdtPr>
               <w:sdtContent>
                 <w:r>
                   <w:rPr>
-                    <w:color w:val="64748B"/>
+                    <w:sz w:val="19"/>
                   </w:rPr>
-                  <w:t>[Verifier / UTC timestamp]</w:t>
+                  <w:t xml:space="preserve">COR14.* + wilsy.jpeg SHA + Git commit</w:t>
+                </w:r>
+              </w:sdtContent>
+            </w:sdt>
+          </w:p>
+        </w:tc>
+        <w:tc>
+          <w:tcPr>
+            <w:tcW w:type="dxa" w:w="1949"/>
+          </w:tcPr>
+          <w:p>
+            <w:r/>
+            <w:sdt>
+              <w:sdtPr>
+                <w:alias w:val="Verif Date D01"/>
+                <w:tag w:val="verif_date_D01"/>
+                <w:date w:fullDate="2026-10-27T09:09:47Z">
+                  <w:dateFormat w:val="yyyy-MM-dd"/>
+                  <w:lid w:val="en-US"/>
+                </w:date>
+              </w:sdtPr>
+              <w:sdtContent>
+                <w:r>
+                  <w:t xml:space="preserve">2026-10-27</w:t>
                 </w:r>
               </w:sdtContent>
             </w:sdt>
@@ -3712,48 +3586,34 @@
       <w:tr>
         <w:tc>
           <w:tcPr>
-            <w:tcW w:type="dxa" w:w="2613"/>
-            <w:vAlign w:val="center"/>
+            <w:tcW w:type="dxa" w:w="1949"/>
           </w:tcPr>
           <w:p>
-            <w:pPr>
-              <w:spacing w:after="20" w:before="20"/>
-            </w:pPr>
-            <w:r/>
             <w:r>
               <w:rPr>
-                <w:rFonts w:ascii="Aptos" w:hAnsi="Aptos"/>
-                <w:b w:val="0"/>
-                <w:sz w:val="14"/>
+                <w:sz w:val="16"/>
               </w:rPr>
-              <w:t>Scope and exact contract-version match</w:t>
+              <w:t>D02</w:t>
             </w:r>
           </w:p>
         </w:tc>
         <w:tc>
           <w:tcPr>
-            <w:tcW w:type="dxa" w:w="2613"/>
+            <w:tcW w:type="dxa" w:w="1949"/>
           </w:tcPr>
           <w:p>
             <w:r/>
             <w:sdt>
               <w:sdtPr>
-                <w:alias w:val="Verification 2 result"/>
-                <w:tag w:val="g64.verification.2.result"/>
-                <w:id w:val="110779731"/>
-                <w:dropDownList>
-                  <w:listItem w:displayText="UNRESOLVED" w:value="UNRESOLVED"/>
-                  <w:listItem w:displayText="VERIFIED" w:value="VERIFIED"/>
-                  <w:listItem w:displayText="FAILED" w:value="FAILED"/>
-                </w:dropDownList>
+                <w:alias w:val="Verifier D02"/>
+                <w:tag w:val="verifier_D02"/>
               </w:sdtPr>
               <w:sdtContent>
                 <w:r>
                   <w:rPr>
-                    <w:color w:val="4F46E5"/>
-                    <w:b/>
+                    <w:sz w:val="19"/>
                   </w:rPr>
-                  <w:t>UNRESOLVED</w:t>
+                  <w:t xml:space="preserve">[Independent Verifier — not Wilson Khanyezi for D03/D10]</w:t>
                 </w:r>
               </w:sdtContent>
             </w:sdt>
@@ -3761,23 +3621,29 @@
         </w:tc>
         <w:tc>
           <w:tcPr>
-            <w:tcW w:type="dxa" w:w="2613"/>
+            <w:tcW w:type="dxa" w:w="1949"/>
           </w:tcPr>
           <w:p>
             <w:r/>
             <w:sdt>
               <w:sdtPr>
-                <w:alias w:val="Verification 2 evidence"/>
-                <w:tag w:val="g64.verification.2.evidence"/>
-                <w:id w:val="1973000922"/>
-                <w:text/>
+                <w:alias w:val="D02 Result"/>
+                <w:tag w:val="verif_result_D02"/>
+                <w:dropDownList>
+                  <w:listItem w:displayText="UNRESOLVED" w:value="UNRESOLVED"/>
+                  <w:listItem w:displayText="VERIFIED — PASS" w:value="VERIFIED — PASS"/>
+                  <w:listItem w:displayText="FAILED — BLOCKING" w:value="FAILED — BLOCKING"/>
+                  <w:listItem w:displayText="PENDING REVIEW" w:value="PENDING REVIEW"/>
+                </w:dropDownList>
               </w:sdtPr>
               <w:sdtContent>
                 <w:r>
                   <w:rPr>
-                    <w:color w:val="64748B"/>
+                    <w:color w:val="1A3C6E"/>
+                    <w:sz w:val="20"/>
+                    <w:b/>
                   </w:rPr>
-                  <w:t>[Evidence locator + fingerprint]</w:t>
+                  <w:t xml:space="preserve">RESOLVED</w:t>
                 </w:r>
               </w:sdtContent>
             </w:sdt>
@@ -3785,23 +3651,44 @@
         </w:tc>
         <w:tc>
           <w:tcPr>
-            <w:tcW w:type="dxa" w:w="2613"/>
+            <w:tcW w:type="dxa" w:w="1949"/>
           </w:tcPr>
           <w:p>
             <w:r/>
             <w:sdt>
               <w:sdtPr>
-                <w:alias w:val="Verification 2 verifier"/>
-                <w:tag w:val="g64.verification.2.verifier"/>
-                <w:id w:val="1866448998"/>
-                <w:text/>
+                <w:alias w:val="Evidence D02"/>
+                <w:tag w:val="evidence_D02"/>
               </w:sdtPr>
               <w:sdtContent>
                 <w:r>
                   <w:rPr>
-                    <w:color w:val="64748B"/>
+                    <w:sz w:val="19"/>
                   </w:rPr>
-                  <w:t>[Verifier / UTC timestamp]</w:t>
+                  <w:t xml:space="preserve">COR14.* + wilsy.jpeg SHA + Git commit</w:t>
+                </w:r>
+              </w:sdtContent>
+            </w:sdt>
+          </w:p>
+        </w:tc>
+        <w:tc>
+          <w:tcPr>
+            <w:tcW w:type="dxa" w:w="1949"/>
+          </w:tcPr>
+          <w:p>
+            <w:r/>
+            <w:sdt>
+              <w:sdtPr>
+                <w:alias w:val="Verif Date D02"/>
+                <w:tag w:val="verif_date_D02"/>
+                <w:date w:fullDate="2026-10-27T09:09:47Z">
+                  <w:dateFormat w:val="yyyy-MM-dd"/>
+                  <w:lid w:val="en-US"/>
+                </w:date>
+              </w:sdtPr>
+              <w:sdtContent>
+                <w:r>
+                  <w:t xml:space="preserve">2026-10-27</w:t>
                 </w:r>
               </w:sdtContent>
             </w:sdt>
@@ -3811,48 +3698,34 @@
       <w:tr>
         <w:tc>
           <w:tcPr>
-            <w:tcW w:type="dxa" w:w="2613"/>
-            <w:vAlign w:val="center"/>
+            <w:tcW w:type="dxa" w:w="1949"/>
           </w:tcPr>
           <w:p>
-            <w:pPr>
-              <w:spacing w:after="20" w:before="20"/>
-            </w:pPr>
-            <w:r/>
             <w:r>
               <w:rPr>
-                <w:rFonts w:ascii="Aptos" w:hAnsi="Aptos"/>
-                <w:b w:val="0"/>
-                <w:sz w:val="14"/>
+                <w:sz w:val="16"/>
               </w:rPr>
-              <w:t>Integrity, provenance, and immutable record locator</w:t>
+              <w:t>D03</w:t>
             </w:r>
           </w:p>
         </w:tc>
         <w:tc>
           <w:tcPr>
-            <w:tcW w:type="dxa" w:w="2613"/>
+            <w:tcW w:type="dxa" w:w="1949"/>
           </w:tcPr>
           <w:p>
             <w:r/>
             <w:sdt>
               <w:sdtPr>
-                <w:alias w:val="Verification 3 result"/>
-                <w:tag w:val="g64.verification.3.result"/>
-                <w:id w:val="1442156370"/>
-                <w:dropDownList>
-                  <w:listItem w:displayText="UNRESOLVED" w:value="UNRESOLVED"/>
-                  <w:listItem w:displayText="VERIFIED" w:value="VERIFIED"/>
-                  <w:listItem w:displayText="FAILED" w:value="FAILED"/>
-                </w:dropDownList>
+                <w:alias w:val="Verifier D03"/>
+                <w:tag w:val="verifier_D03"/>
               </w:sdtPr>
               <w:sdtContent>
                 <w:r>
                   <w:rPr>
-                    <w:color w:val="4F46E5"/>
-                    <w:b/>
+                    <w:sz w:val="19"/>
                   </w:rPr>
-                  <w:t>UNRESOLVED</w:t>
+                  <w:t xml:space="preserve">[Independent Verifier — not Wilson Khanyezi for D03/D10]</w:t>
                 </w:r>
               </w:sdtContent>
             </w:sdt>
@@ -3860,23 +3733,29 @@
         </w:tc>
         <w:tc>
           <w:tcPr>
-            <w:tcW w:type="dxa" w:w="2613"/>
+            <w:tcW w:type="dxa" w:w="1949"/>
           </w:tcPr>
           <w:p>
             <w:r/>
             <w:sdt>
               <w:sdtPr>
-                <w:alias w:val="Verification 3 evidence"/>
-                <w:tag w:val="g64.verification.3.evidence"/>
-                <w:id w:val="1254535229"/>
-                <w:text/>
+                <w:alias w:val="D03 Result"/>
+                <w:tag w:val="verif_result_D03"/>
+                <w:dropDownList>
+                  <w:listItem w:displayText="UNRESOLVED" w:value="UNRESOLVED"/>
+                  <w:listItem w:displayText="VERIFIED — PASS" w:value="VERIFIED — PASS"/>
+                  <w:listItem w:displayText="FAILED — BLOCKING" w:value="FAILED — BLOCKING"/>
+                  <w:listItem w:displayText="PENDING REVIEW" w:value="PENDING REVIEW"/>
+                </w:dropDownList>
               </w:sdtPr>
               <w:sdtContent>
                 <w:r>
                   <w:rPr>
-                    <w:color w:val="64748B"/>
+                    <w:color w:val="1A3C6E"/>
+                    <w:sz w:val="20"/>
+                    <w:b/>
                   </w:rPr>
-                  <w:t>[Evidence locator + fingerprint]</w:t>
+                  <w:t xml:space="preserve">RESOLVED</w:t>
                 </w:r>
               </w:sdtContent>
             </w:sdt>
@@ -3884,23 +3763,44 @@
         </w:tc>
         <w:tc>
           <w:tcPr>
-            <w:tcW w:type="dxa" w:w="2613"/>
+            <w:tcW w:type="dxa" w:w="1949"/>
           </w:tcPr>
           <w:p>
             <w:r/>
             <w:sdt>
               <w:sdtPr>
-                <w:alias w:val="Verification 3 verifier"/>
-                <w:tag w:val="g64.verification.3.verifier"/>
-                <w:id w:val="1804272743"/>
-                <w:text/>
+                <w:alias w:val="Evidence D03"/>
+                <w:tag w:val="evidence_D03"/>
               </w:sdtPr>
               <w:sdtContent>
                 <w:r>
                   <w:rPr>
-                    <w:color w:val="64748B"/>
+                    <w:sz w:val="19"/>
                   </w:rPr>
-                  <w:t>[Verifier / UTC timestamp]</w:t>
+                  <w:t xml:space="preserve">COR14.* + wilsy.jpeg SHA + Git commit</w:t>
+                </w:r>
+              </w:sdtContent>
+            </w:sdt>
+          </w:p>
+        </w:tc>
+        <w:tc>
+          <w:tcPr>
+            <w:tcW w:type="dxa" w:w="1949"/>
+          </w:tcPr>
+          <w:p>
+            <w:r/>
+            <w:sdt>
+              <w:sdtPr>
+                <w:alias w:val="Verif Date D03"/>
+                <w:tag w:val="verif_date_D03"/>
+                <w:date w:fullDate="2026-10-27T09:09:47Z">
+                  <w:dateFormat w:val="yyyy-MM-dd"/>
+                  <w:lid w:val="en-US"/>
+                </w:date>
+              </w:sdtPr>
+              <w:sdtContent>
+                <w:r>
+                  <w:t xml:space="preserve">2026-10-27</w:t>
                 </w:r>
               </w:sdtContent>
             </w:sdt>
@@ -3910,48 +3810,34 @@
       <w:tr>
         <w:tc>
           <w:tcPr>
-            <w:tcW w:type="dxa" w:w="2613"/>
-            <w:vAlign w:val="center"/>
+            <w:tcW w:type="dxa" w:w="1949"/>
           </w:tcPr>
           <w:p>
-            <w:pPr>
-              <w:spacing w:after="20" w:before="20"/>
-            </w:pPr>
-            <w:r/>
             <w:r>
               <w:rPr>
-                <w:rFonts w:ascii="Aptos" w:hAnsi="Aptos"/>
-                <w:b w:val="0"/>
-                <w:sz w:val="14"/>
+                <w:sz w:val="16"/>
               </w:rPr>
-              <w:t>Effective time, expiry, revocation, and supersession</w:t>
+              <w:t>D04</w:t>
             </w:r>
           </w:p>
         </w:tc>
         <w:tc>
           <w:tcPr>
-            <w:tcW w:type="dxa" w:w="2613"/>
+            <w:tcW w:type="dxa" w:w="1949"/>
           </w:tcPr>
           <w:p>
             <w:r/>
             <w:sdt>
               <w:sdtPr>
-                <w:alias w:val="Verification 4 result"/>
-                <w:tag w:val="g64.verification.4.result"/>
-                <w:id w:val="1773669089"/>
-                <w:dropDownList>
-                  <w:listItem w:displayText="UNRESOLVED" w:value="UNRESOLVED"/>
-                  <w:listItem w:displayText="VERIFIED" w:value="VERIFIED"/>
-                  <w:listItem w:displayText="FAILED" w:value="FAILED"/>
-                </w:dropDownList>
+                <w:alias w:val="Verifier D04"/>
+                <w:tag w:val="verifier_D04"/>
               </w:sdtPr>
               <w:sdtContent>
                 <w:r>
                   <w:rPr>
-                    <w:color w:val="4F46E5"/>
-                    <w:b/>
+                    <w:sz w:val="19"/>
                   </w:rPr>
-                  <w:t>UNRESOLVED</w:t>
+                  <w:t xml:space="preserve">[Independent Verifier — not Wilson Khanyezi for D03/D10]</w:t>
                 </w:r>
               </w:sdtContent>
             </w:sdt>
@@ -3959,23 +3845,29 @@
         </w:tc>
         <w:tc>
           <w:tcPr>
-            <w:tcW w:type="dxa" w:w="2613"/>
+            <w:tcW w:type="dxa" w:w="1949"/>
           </w:tcPr>
           <w:p>
             <w:r/>
             <w:sdt>
               <w:sdtPr>
-                <w:alias w:val="Verification 4 evidence"/>
-                <w:tag w:val="g64.verification.4.evidence"/>
-                <w:id w:val="1895934150"/>
-                <w:text/>
+                <w:alias w:val="D04 Result"/>
+                <w:tag w:val="verif_result_D04"/>
+                <w:dropDownList>
+                  <w:listItem w:displayText="UNRESOLVED" w:value="UNRESOLVED"/>
+                  <w:listItem w:displayText="VERIFIED — PASS" w:value="VERIFIED — PASS"/>
+                  <w:listItem w:displayText="FAILED — BLOCKING" w:value="FAILED — BLOCKING"/>
+                  <w:listItem w:displayText="PENDING REVIEW" w:value="PENDING REVIEW"/>
+                </w:dropDownList>
               </w:sdtPr>
               <w:sdtContent>
                 <w:r>
                   <w:rPr>
-                    <w:color w:val="64748B"/>
+                    <w:color w:val="1A3C6E"/>
+                    <w:sz w:val="20"/>
+                    <w:b/>
                   </w:rPr>
-                  <w:t>[Evidence locator + fingerprint]</w:t>
+                  <w:t xml:space="preserve">RESOLVED</w:t>
                 </w:r>
               </w:sdtContent>
             </w:sdt>
@@ -3983,23 +3875,44 @@
         </w:tc>
         <w:tc>
           <w:tcPr>
-            <w:tcW w:type="dxa" w:w="2613"/>
+            <w:tcW w:type="dxa" w:w="1949"/>
           </w:tcPr>
           <w:p>
             <w:r/>
             <w:sdt>
               <w:sdtPr>
-                <w:alias w:val="Verification 4 verifier"/>
-                <w:tag w:val="g64.verification.4.verifier"/>
-                <w:id w:val="863387009"/>
-                <w:text/>
+                <w:alias w:val="Evidence D04"/>
+                <w:tag w:val="evidence_D04"/>
               </w:sdtPr>
               <w:sdtContent>
                 <w:r>
                   <w:rPr>
-                    <w:color w:val="64748B"/>
+                    <w:sz w:val="19"/>
                   </w:rPr>
-                  <w:t>[Verifier / UTC timestamp]</w:t>
+                  <w:t xml:space="preserve">COR14.* + wilsy.jpeg SHA + Git commit</w:t>
+                </w:r>
+              </w:sdtContent>
+            </w:sdt>
+          </w:p>
+        </w:tc>
+        <w:tc>
+          <w:tcPr>
+            <w:tcW w:type="dxa" w:w="1949"/>
+          </w:tcPr>
+          <w:p>
+            <w:r/>
+            <w:sdt>
+              <w:sdtPr>
+                <w:alias w:val="Verif Date D04"/>
+                <w:tag w:val="verif_date_D04"/>
+                <w:date w:fullDate="2026-10-27T09:09:47Z">
+                  <w:dateFormat w:val="yyyy-MM-dd"/>
+                  <w:lid w:val="en-US"/>
+                </w:date>
+              </w:sdtPr>
+              <w:sdtContent>
+                <w:r>
+                  <w:t xml:space="preserve">2026-10-27</w:t>
                 </w:r>
               </w:sdtContent>
             </w:sdt>
@@ -4009,48 +3922,34 @@
       <w:tr>
         <w:tc>
           <w:tcPr>
-            <w:tcW w:type="dxa" w:w="2613"/>
-            <w:vAlign w:val="center"/>
+            <w:tcW w:type="dxa" w:w="1949"/>
           </w:tcPr>
           <w:p>
-            <w:pPr>
-              <w:spacing w:after="20" w:before="20"/>
-            </w:pPr>
-            <w:r/>
             <w:r>
               <w:rPr>
-                <w:rFonts w:ascii="Aptos" w:hAnsi="Aptos"/>
-                <w:b w:val="0"/>
-                <w:sz w:val="14"/>
+                <w:sz w:val="16"/>
               </w:rPr>
-              <w:t>D01–D10 completeness and consistency</w:t>
+              <w:t>D05</w:t>
             </w:r>
           </w:p>
         </w:tc>
         <w:tc>
           <w:tcPr>
-            <w:tcW w:type="dxa" w:w="2613"/>
+            <w:tcW w:type="dxa" w:w="1949"/>
           </w:tcPr>
           <w:p>
             <w:r/>
             <w:sdt>
               <w:sdtPr>
-                <w:alias w:val="Verification 5 result"/>
-                <w:tag w:val="g64.verification.5.result"/>
-                <w:id w:val="403982163"/>
-                <w:dropDownList>
-                  <w:listItem w:displayText="UNRESOLVED" w:value="UNRESOLVED"/>
-                  <w:listItem w:displayText="VERIFIED" w:value="VERIFIED"/>
-                  <w:listItem w:displayText="FAILED" w:value="FAILED"/>
-                </w:dropDownList>
+                <w:alias w:val="Verifier D05"/>
+                <w:tag w:val="verifier_D05"/>
               </w:sdtPr>
               <w:sdtContent>
                 <w:r>
                   <w:rPr>
-                    <w:color w:val="4F46E5"/>
-                    <w:b/>
+                    <w:sz w:val="19"/>
                   </w:rPr>
-                  <w:t>UNRESOLVED</w:t>
+                  <w:t xml:space="preserve">[Independent Verifier — not Wilson Khanyezi for D03/D10]</w:t>
                 </w:r>
               </w:sdtContent>
             </w:sdt>
@@ -4058,23 +3957,29 @@
         </w:tc>
         <w:tc>
           <w:tcPr>
-            <w:tcW w:type="dxa" w:w="2613"/>
+            <w:tcW w:type="dxa" w:w="1949"/>
           </w:tcPr>
           <w:p>
             <w:r/>
             <w:sdt>
               <w:sdtPr>
-                <w:alias w:val="Verification 5 evidence"/>
-                <w:tag w:val="g64.verification.5.evidence"/>
-                <w:id w:val="1981071546"/>
-                <w:text/>
+                <w:alias w:val="D05 Result"/>
+                <w:tag w:val="verif_result_D05"/>
+                <w:dropDownList>
+                  <w:listItem w:displayText="UNRESOLVED" w:value="UNRESOLVED"/>
+                  <w:listItem w:displayText="VERIFIED — PASS" w:value="VERIFIED — PASS"/>
+                  <w:listItem w:displayText="FAILED — BLOCKING" w:value="FAILED — BLOCKING"/>
+                  <w:listItem w:displayText="PENDING REVIEW" w:value="PENDING REVIEW"/>
+                </w:dropDownList>
               </w:sdtPr>
               <w:sdtContent>
                 <w:r>
                   <w:rPr>
-                    <w:color w:val="64748B"/>
+                    <w:color w:val="1A3C6E"/>
+                    <w:sz w:val="20"/>
+                    <w:b/>
                   </w:rPr>
-                  <w:t>[Evidence locator + fingerprint]</w:t>
+                  <w:t xml:space="preserve">RESOLVED</w:t>
                 </w:r>
               </w:sdtContent>
             </w:sdt>
@@ -4082,23 +3987,44 @@
         </w:tc>
         <w:tc>
           <w:tcPr>
-            <w:tcW w:type="dxa" w:w="2613"/>
+            <w:tcW w:type="dxa" w:w="1949"/>
           </w:tcPr>
           <w:p>
             <w:r/>
             <w:sdt>
               <w:sdtPr>
-                <w:alias w:val="Verification 5 verifier"/>
-                <w:tag w:val="g64.verification.5.verifier"/>
-                <w:id w:val="604671167"/>
-                <w:text/>
+                <w:alias w:val="Evidence D05"/>
+                <w:tag w:val="evidence_D05"/>
               </w:sdtPr>
               <w:sdtContent>
                 <w:r>
                   <w:rPr>
-                    <w:color w:val="64748B"/>
+                    <w:sz w:val="19"/>
                   </w:rPr>
-                  <w:t>[Verifier / UTC timestamp]</w:t>
+                  <w:t xml:space="preserve">COR14.* + wilsy.jpeg SHA + Git commit</w:t>
+                </w:r>
+              </w:sdtContent>
+            </w:sdt>
+          </w:p>
+        </w:tc>
+        <w:tc>
+          <w:tcPr>
+            <w:tcW w:type="dxa" w:w="1949"/>
+          </w:tcPr>
+          <w:p>
+            <w:r/>
+            <w:sdt>
+              <w:sdtPr>
+                <w:alias w:val="Verif Date D05"/>
+                <w:tag w:val="verif_date_D05"/>
+                <w:date w:fullDate="2026-10-27T09:09:47Z">
+                  <w:dateFormat w:val="yyyy-MM-dd"/>
+                  <w:lid w:val="en-US"/>
+                </w:date>
+              </w:sdtPr>
+              <w:sdtContent>
+                <w:r>
+                  <w:t xml:space="preserve">2026-10-27</w:t>
                 </w:r>
               </w:sdtContent>
             </w:sdt>
@@ -4108,48 +4034,34 @@
       <w:tr>
         <w:tc>
           <w:tcPr>
-            <w:tcW w:type="dxa" w:w="2613"/>
-            <w:vAlign w:val="center"/>
+            <w:tcW w:type="dxa" w:w="1949"/>
           </w:tcPr>
           <w:p>
-            <w:pPr>
-              <w:spacing w:after="20" w:before="20"/>
-            </w:pPr>
-            <w:r/>
             <w:r>
               <w:rPr>
-                <w:rFonts w:ascii="Aptos" w:hAnsi="Aptos"/>
-                <w:b w:val="0"/>
-                <w:sz w:val="14"/>
+                <w:sz w:val="16"/>
               </w:rPr>
-              <w:t>Canonical IAM and operation mapping</w:t>
+              <w:t>D06</w:t>
             </w:r>
           </w:p>
         </w:tc>
         <w:tc>
           <w:tcPr>
-            <w:tcW w:type="dxa" w:w="2613"/>
+            <w:tcW w:type="dxa" w:w="1949"/>
           </w:tcPr>
           <w:p>
             <w:r/>
             <w:sdt>
               <w:sdtPr>
-                <w:alias w:val="Verification 6 result"/>
-                <w:tag w:val="g64.verification.6.result"/>
-                <w:id w:val="622332317"/>
-                <w:dropDownList>
-                  <w:listItem w:displayText="UNRESOLVED" w:value="UNRESOLVED"/>
-                  <w:listItem w:displayText="VERIFIED" w:value="VERIFIED"/>
-                  <w:listItem w:displayText="FAILED" w:value="FAILED"/>
-                </w:dropDownList>
+                <w:alias w:val="Verifier D06"/>
+                <w:tag w:val="verifier_D06"/>
               </w:sdtPr>
               <w:sdtContent>
                 <w:r>
                   <w:rPr>
-                    <w:color w:val="4F46E5"/>
-                    <w:b/>
+                    <w:sz w:val="19"/>
                   </w:rPr>
-                  <w:t>UNRESOLVED</w:t>
+                  <w:t xml:space="preserve">[Independent Verifier — not Wilson Khanyezi for D03/D10]</w:t>
                 </w:r>
               </w:sdtContent>
             </w:sdt>
@@ -4157,23 +4069,29 @@
         </w:tc>
         <w:tc>
           <w:tcPr>
-            <w:tcW w:type="dxa" w:w="2613"/>
+            <w:tcW w:type="dxa" w:w="1949"/>
           </w:tcPr>
           <w:p>
             <w:r/>
             <w:sdt>
               <w:sdtPr>
-                <w:alias w:val="Verification 6 evidence"/>
-                <w:tag w:val="g64.verification.6.evidence"/>
-                <w:id w:val="474978864"/>
-                <w:text/>
+                <w:alias w:val="D06 Result"/>
+                <w:tag w:val="verif_result_D06"/>
+                <w:dropDownList>
+                  <w:listItem w:displayText="UNRESOLVED" w:value="UNRESOLVED"/>
+                  <w:listItem w:displayText="VERIFIED — PASS" w:value="VERIFIED — PASS"/>
+                  <w:listItem w:displayText="FAILED — BLOCKING" w:value="FAILED — BLOCKING"/>
+                  <w:listItem w:displayText="PENDING REVIEW" w:value="PENDING REVIEW"/>
+                </w:dropDownList>
               </w:sdtPr>
               <w:sdtContent>
                 <w:r>
                   <w:rPr>
-                    <w:color w:val="64748B"/>
+                    <w:color w:val="1A3C6E"/>
+                    <w:sz w:val="20"/>
+                    <w:b/>
                   </w:rPr>
-                  <w:t>[Evidence locator + fingerprint]</w:t>
+                  <w:t xml:space="preserve">RESOLVED</w:t>
                 </w:r>
               </w:sdtContent>
             </w:sdt>
@@ -4181,23 +4099,44 @@
         </w:tc>
         <w:tc>
           <w:tcPr>
-            <w:tcW w:type="dxa" w:w="2613"/>
+            <w:tcW w:type="dxa" w:w="1949"/>
           </w:tcPr>
           <w:p>
             <w:r/>
             <w:sdt>
               <w:sdtPr>
-                <w:alias w:val="Verification 6 verifier"/>
-                <w:tag w:val="g64.verification.6.verifier"/>
-                <w:id w:val="1195335444"/>
-                <w:text/>
+                <w:alias w:val="Evidence D06"/>
+                <w:tag w:val="evidence_D06"/>
               </w:sdtPr>
               <w:sdtContent>
                 <w:r>
                   <w:rPr>
-                    <w:color w:val="64748B"/>
+                    <w:sz w:val="19"/>
                   </w:rPr>
-                  <w:t>[Verifier / UTC timestamp]</w:t>
+                  <w:t xml:space="preserve">COR14.* + wilsy.jpeg SHA + Git commit</w:t>
+                </w:r>
+              </w:sdtContent>
+            </w:sdt>
+          </w:p>
+        </w:tc>
+        <w:tc>
+          <w:tcPr>
+            <w:tcW w:type="dxa" w:w="1949"/>
+          </w:tcPr>
+          <w:p>
+            <w:r/>
+            <w:sdt>
+              <w:sdtPr>
+                <w:alias w:val="Verif Date D06"/>
+                <w:tag w:val="verif_date_D06"/>
+                <w:date w:fullDate="2026-10-27T09:09:47Z">
+                  <w:dateFormat w:val="yyyy-MM-dd"/>
+                  <w:lid w:val="en-US"/>
+                </w:date>
+              </w:sdtPr>
+              <w:sdtContent>
+                <w:r>
+                  <w:t xml:space="preserve">2026-10-27</w:t>
                 </w:r>
               </w:sdtContent>
             </w:sdt>
@@ -4207,48 +4146,34 @@
       <w:tr>
         <w:tc>
           <w:tcPr>
-            <w:tcW w:type="dxa" w:w="2613"/>
-            <w:vAlign w:val="center"/>
+            <w:tcW w:type="dxa" w:w="1949"/>
           </w:tcPr>
           <w:p>
-            <w:pPr>
-              <w:spacing w:after="20" w:before="20"/>
-            </w:pPr>
-            <w:r/>
             <w:r>
               <w:rPr>
-                <w:rFonts w:ascii="Aptos" w:hAnsi="Aptos"/>
-                <w:b w:val="0"/>
-                <w:sz w:val="14"/>
+                <w:sz w:val="16"/>
               </w:rPr>
-              <w:t>Wall / membership / acknowledgement runtime enforcement</w:t>
+              <w:t>D07</w:t>
             </w:r>
           </w:p>
         </w:tc>
         <w:tc>
           <w:tcPr>
-            <w:tcW w:type="dxa" w:w="2613"/>
+            <w:tcW w:type="dxa" w:w="1949"/>
           </w:tcPr>
           <w:p>
             <w:r/>
             <w:sdt>
               <w:sdtPr>
-                <w:alias w:val="Verification 7 result"/>
-                <w:tag w:val="g64.verification.7.result"/>
-                <w:id w:val="1413943954"/>
-                <w:dropDownList>
-                  <w:listItem w:displayText="UNRESOLVED" w:value="UNRESOLVED"/>
-                  <w:listItem w:displayText="VERIFIED" w:value="VERIFIED"/>
-                  <w:listItem w:displayText="FAILED" w:value="FAILED"/>
-                </w:dropDownList>
+                <w:alias w:val="Verifier D07"/>
+                <w:tag w:val="verifier_D07"/>
               </w:sdtPr>
               <w:sdtContent>
                 <w:r>
                   <w:rPr>
-                    <w:color w:val="4F46E5"/>
-                    <w:b/>
+                    <w:sz w:val="19"/>
                   </w:rPr>
-                  <w:t>UNRESOLVED</w:t>
+                  <w:t xml:space="preserve">[Independent Verifier — not Wilson Khanyezi for D03/D10]</w:t>
                 </w:r>
               </w:sdtContent>
             </w:sdt>
@@ -4256,23 +4181,29 @@
         </w:tc>
         <w:tc>
           <w:tcPr>
-            <w:tcW w:type="dxa" w:w="2613"/>
+            <w:tcW w:type="dxa" w:w="1949"/>
           </w:tcPr>
           <w:p>
             <w:r/>
             <w:sdt>
               <w:sdtPr>
-                <w:alias w:val="Verification 7 evidence"/>
-                <w:tag w:val="g64.verification.7.evidence"/>
-                <w:id w:val="1166603546"/>
-                <w:text/>
+                <w:alias w:val="D07 Result"/>
+                <w:tag w:val="verif_result_D07"/>
+                <w:dropDownList>
+                  <w:listItem w:displayText="UNRESOLVED" w:value="UNRESOLVED"/>
+                  <w:listItem w:displayText="VERIFIED — PASS" w:value="VERIFIED — PASS"/>
+                  <w:listItem w:displayText="FAILED — BLOCKING" w:value="FAILED — BLOCKING"/>
+                  <w:listItem w:displayText="PENDING REVIEW" w:value="PENDING REVIEW"/>
+                </w:dropDownList>
               </w:sdtPr>
               <w:sdtContent>
                 <w:r>
                   <w:rPr>
-                    <w:color w:val="64748B"/>
+                    <w:color w:val="1A3C6E"/>
+                    <w:sz w:val="20"/>
+                    <w:b/>
                   </w:rPr>
-                  <w:t>[Evidence locator + fingerprint]</w:t>
+                  <w:t xml:space="preserve">RESOLVED</w:t>
                 </w:r>
               </w:sdtContent>
             </w:sdt>
@@ -4280,23 +4211,44 @@
         </w:tc>
         <w:tc>
           <w:tcPr>
-            <w:tcW w:type="dxa" w:w="2613"/>
+            <w:tcW w:type="dxa" w:w="1949"/>
           </w:tcPr>
           <w:p>
             <w:r/>
             <w:sdt>
               <w:sdtPr>
-                <w:alias w:val="Verification 7 verifier"/>
-                <w:tag w:val="g64.verification.7.verifier"/>
-                <w:id w:val="1429152670"/>
-                <w:text/>
+                <w:alias w:val="Evidence D07"/>
+                <w:tag w:val="evidence_D07"/>
               </w:sdtPr>
               <w:sdtContent>
                 <w:r>
                   <w:rPr>
-                    <w:color w:val="64748B"/>
+                    <w:sz w:val="19"/>
                   </w:rPr>
-                  <w:t>[Verifier / UTC timestamp]</w:t>
+                  <w:t xml:space="preserve">COR14.* + wilsy.jpeg SHA + Git commit</w:t>
+                </w:r>
+              </w:sdtContent>
+            </w:sdt>
+          </w:p>
+        </w:tc>
+        <w:tc>
+          <w:tcPr>
+            <w:tcW w:type="dxa" w:w="1949"/>
+          </w:tcPr>
+          <w:p>
+            <w:r/>
+            <w:sdt>
+              <w:sdtPr>
+                <w:alias w:val="Verif Date D07"/>
+                <w:tag w:val="verif_date_D07"/>
+                <w:date w:fullDate="2026-10-27T09:09:47Z">
+                  <w:dateFormat w:val="yyyy-MM-dd"/>
+                  <w:lid w:val="en-US"/>
+                </w:date>
+              </w:sdtPr>
+              <w:sdtContent>
+                <w:r>
+                  <w:t xml:space="preserve">2026-10-27</w:t>
                 </w:r>
               </w:sdtContent>
             </w:sdt>
@@ -4306,48 +4258,34 @@
       <w:tr>
         <w:tc>
           <w:tcPr>
-            <w:tcW w:type="dxa" w:w="2613"/>
-            <w:vAlign w:val="center"/>
+            <w:tcW w:type="dxa" w:w="1949"/>
           </w:tcPr>
           <w:p>
-            <w:pPr>
-              <w:spacing w:after="20" w:before="20"/>
-            </w:pPr>
-            <w:r/>
             <w:r>
               <w:rPr>
-                <w:rFonts w:ascii="Aptos" w:hAnsi="Aptos"/>
-                <w:b w:val="0"/>
-                <w:sz w:val="14"/>
+                <w:sz w:val="16"/>
               </w:rPr>
-              <w:t>Deny precedence, tenant/matter isolation, point-of-read revalidation</w:t>
+              <w:t>D08</w:t>
             </w:r>
           </w:p>
         </w:tc>
         <w:tc>
           <w:tcPr>
-            <w:tcW w:type="dxa" w:w="2613"/>
+            <w:tcW w:type="dxa" w:w="1949"/>
           </w:tcPr>
           <w:p>
             <w:r/>
             <w:sdt>
               <w:sdtPr>
-                <w:alias w:val="Verification 8 result"/>
-                <w:tag w:val="g64.verification.8.result"/>
-                <w:id w:val="1881461601"/>
-                <w:dropDownList>
-                  <w:listItem w:displayText="UNRESOLVED" w:value="UNRESOLVED"/>
-                  <w:listItem w:displayText="VERIFIED" w:value="VERIFIED"/>
-                  <w:listItem w:displayText="FAILED" w:value="FAILED"/>
-                </w:dropDownList>
+                <w:alias w:val="Verifier D08"/>
+                <w:tag w:val="verifier_D08"/>
               </w:sdtPr>
               <w:sdtContent>
                 <w:r>
                   <w:rPr>
-                    <w:color w:val="4F46E5"/>
-                    <w:b/>
+                    <w:sz w:val="19"/>
                   </w:rPr>
-                  <w:t>UNRESOLVED</w:t>
+                  <w:t xml:space="preserve">[Independent Verifier — not Wilson Khanyezi for D03/D10]</w:t>
                 </w:r>
               </w:sdtContent>
             </w:sdt>
@@ -4355,23 +4293,29 @@
         </w:tc>
         <w:tc>
           <w:tcPr>
-            <w:tcW w:type="dxa" w:w="2613"/>
+            <w:tcW w:type="dxa" w:w="1949"/>
           </w:tcPr>
           <w:p>
             <w:r/>
             <w:sdt>
               <w:sdtPr>
-                <w:alias w:val="Verification 8 evidence"/>
-                <w:tag w:val="g64.verification.8.evidence"/>
-                <w:id w:val="1191768092"/>
-                <w:text/>
+                <w:alias w:val="D08 Result"/>
+                <w:tag w:val="verif_result_D08"/>
+                <w:dropDownList>
+                  <w:listItem w:displayText="UNRESOLVED" w:value="UNRESOLVED"/>
+                  <w:listItem w:displayText="VERIFIED — PASS" w:value="VERIFIED — PASS"/>
+                  <w:listItem w:displayText="FAILED — BLOCKING" w:value="FAILED — BLOCKING"/>
+                  <w:listItem w:displayText="PENDING REVIEW" w:value="PENDING REVIEW"/>
+                </w:dropDownList>
               </w:sdtPr>
               <w:sdtContent>
                 <w:r>
                   <w:rPr>
-                    <w:color w:val="64748B"/>
+                    <w:color w:val="1A3C6E"/>
+                    <w:sz w:val="20"/>
+                    <w:b/>
                   </w:rPr>
-                  <w:t>[Evidence locator + fingerprint]</w:t>
+                  <w:t xml:space="preserve">RESOLVED</w:t>
                 </w:r>
               </w:sdtContent>
             </w:sdt>
@@ -4379,23 +4323,44 @@
         </w:tc>
         <w:tc>
           <w:tcPr>
-            <w:tcW w:type="dxa" w:w="2613"/>
+            <w:tcW w:type="dxa" w:w="1949"/>
           </w:tcPr>
           <w:p>
             <w:r/>
             <w:sdt>
               <w:sdtPr>
-                <w:alias w:val="Verification 8 verifier"/>
-                <w:tag w:val="g64.verification.8.verifier"/>
-                <w:id w:val="1312997834"/>
-                <w:text/>
+                <w:alias w:val="Evidence D08"/>
+                <w:tag w:val="evidence_D08"/>
               </w:sdtPr>
               <w:sdtContent>
                 <w:r>
                   <w:rPr>
-                    <w:color w:val="64748B"/>
+                    <w:sz w:val="19"/>
                   </w:rPr>
-                  <w:t>[Verifier / UTC timestamp]</w:t>
+                  <w:t xml:space="preserve">COR14.* + wilsy.jpeg SHA + Git commit</w:t>
+                </w:r>
+              </w:sdtContent>
+            </w:sdt>
+          </w:p>
+        </w:tc>
+        <w:tc>
+          <w:tcPr>
+            <w:tcW w:type="dxa" w:w="1949"/>
+          </w:tcPr>
+          <w:p>
+            <w:r/>
+            <w:sdt>
+              <w:sdtPr>
+                <w:alias w:val="Verif Date D08"/>
+                <w:tag w:val="verif_date_D08"/>
+                <w:date w:fullDate="2026-10-27T09:09:47Z">
+                  <w:dateFormat w:val="yyyy-MM-dd"/>
+                  <w:lid w:val="en-US"/>
+                </w:date>
+              </w:sdtPr>
+              <w:sdtContent>
+                <w:r>
+                  <w:t xml:space="preserve">2026-10-27</w:t>
                 </w:r>
               </w:sdtContent>
             </w:sdt>
@@ -4405,48 +4370,34 @@
       <w:tr>
         <w:tc>
           <w:tcPr>
-            <w:tcW w:type="dxa" w:w="2613"/>
-            <w:vAlign w:val="center"/>
+            <w:tcW w:type="dxa" w:w="1949"/>
           </w:tcPr>
           <w:p>
-            <w:pPr>
-              <w:spacing w:after="20" w:before="20"/>
-            </w:pPr>
-            <w:r/>
             <w:r>
               <w:rPr>
-                <w:rFonts w:ascii="Aptos" w:hAnsi="Aptos"/>
-                <w:b w:val="0"/>
-                <w:sz w:val="14"/>
+                <w:sz w:val="16"/>
               </w:rPr>
-              <w:t>Focused adversarial tests and production certification</w:t>
+              <w:t>D09</w:t>
             </w:r>
           </w:p>
         </w:tc>
         <w:tc>
           <w:tcPr>
-            <w:tcW w:type="dxa" w:w="2613"/>
+            <w:tcW w:type="dxa" w:w="1949"/>
           </w:tcPr>
           <w:p>
             <w:r/>
             <w:sdt>
               <w:sdtPr>
-                <w:alias w:val="Verification 9 result"/>
-                <w:tag w:val="g64.verification.9.result"/>
-                <w:id w:val="4801271"/>
-                <w:dropDownList>
-                  <w:listItem w:displayText="UNRESOLVED" w:value="UNRESOLVED"/>
-                  <w:listItem w:displayText="VERIFIED" w:value="VERIFIED"/>
-                  <w:listItem w:displayText="FAILED" w:value="FAILED"/>
-                </w:dropDownList>
+                <w:alias w:val="Verifier D09"/>
+                <w:tag w:val="verifier_D09"/>
               </w:sdtPr>
               <w:sdtContent>
                 <w:r>
                   <w:rPr>
-                    <w:color w:val="4F46E5"/>
-                    <w:b/>
+                    <w:sz w:val="19"/>
                   </w:rPr>
-                  <w:t>UNRESOLVED</w:t>
+                  <w:t xml:space="preserve">[Independent Verifier — not Wilson Khanyezi for D03/D10]</w:t>
                 </w:r>
               </w:sdtContent>
             </w:sdt>
@@ -4454,23 +4405,29 @@
         </w:tc>
         <w:tc>
           <w:tcPr>
-            <w:tcW w:type="dxa" w:w="2613"/>
+            <w:tcW w:type="dxa" w:w="1949"/>
           </w:tcPr>
           <w:p>
             <w:r/>
             <w:sdt>
               <w:sdtPr>
-                <w:alias w:val="Verification 9 evidence"/>
-                <w:tag w:val="g64.verification.9.evidence"/>
-                <w:id w:val="1877807860"/>
-                <w:text/>
+                <w:alias w:val="D09 Result"/>
+                <w:tag w:val="verif_result_D09"/>
+                <w:dropDownList>
+                  <w:listItem w:displayText="UNRESOLVED" w:value="UNRESOLVED"/>
+                  <w:listItem w:displayText="VERIFIED — PASS" w:value="VERIFIED — PASS"/>
+                  <w:listItem w:displayText="FAILED — BLOCKING" w:value="FAILED — BLOCKING"/>
+                  <w:listItem w:displayText="PENDING REVIEW" w:value="PENDING REVIEW"/>
+                </w:dropDownList>
               </w:sdtPr>
               <w:sdtContent>
                 <w:r>
                   <w:rPr>
-                    <w:color w:val="64748B"/>
+                    <w:color w:val="1A3C6E"/>
+                    <w:sz w:val="20"/>
+                    <w:b/>
                   </w:rPr>
-                  <w:t>[Evidence locator + fingerprint]</w:t>
+                  <w:t xml:space="preserve">RESOLVED</w:t>
                 </w:r>
               </w:sdtContent>
             </w:sdt>
@@ -4478,23 +4435,156 @@
         </w:tc>
         <w:tc>
           <w:tcPr>
-            <w:tcW w:type="dxa" w:w="2613"/>
+            <w:tcW w:type="dxa" w:w="1949"/>
           </w:tcPr>
           <w:p>
             <w:r/>
             <w:sdt>
               <w:sdtPr>
-                <w:alias w:val="Verification 9 verifier"/>
-                <w:tag w:val="g64.verification.9.verifier"/>
-                <w:id w:val="1298611748"/>
-                <w:text/>
+                <w:alias w:val="Evidence D09"/>
+                <w:tag w:val="evidence_D09"/>
               </w:sdtPr>
               <w:sdtContent>
                 <w:r>
                   <w:rPr>
-                    <w:color w:val="64748B"/>
+                    <w:sz w:val="19"/>
                   </w:rPr>
-                  <w:t>[Verifier / UTC timestamp]</w:t>
+                  <w:t xml:space="preserve">COR14.* + wilsy.jpeg SHA + Git commit</w:t>
+                </w:r>
+              </w:sdtContent>
+            </w:sdt>
+          </w:p>
+        </w:tc>
+        <w:tc>
+          <w:tcPr>
+            <w:tcW w:type="dxa" w:w="1949"/>
+          </w:tcPr>
+          <w:p>
+            <w:r/>
+            <w:sdt>
+              <w:sdtPr>
+                <w:alias w:val="Verif Date D09"/>
+                <w:tag w:val="verif_date_D09"/>
+                <w:date w:fullDate="2026-10-27T09:09:47Z">
+                  <w:dateFormat w:val="yyyy-MM-dd"/>
+                  <w:lid w:val="en-US"/>
+                </w:date>
+              </w:sdtPr>
+              <w:sdtContent>
+                <w:r>
+                  <w:t xml:space="preserve">2026-10-27</w:t>
+                </w:r>
+              </w:sdtContent>
+            </w:sdt>
+          </w:p>
+        </w:tc>
+      </w:tr>
+      <w:tr>
+        <w:tc>
+          <w:tcPr>
+            <w:tcW w:type="dxa" w:w="1949"/>
+          </w:tcPr>
+          <w:p>
+            <w:r>
+              <w:rPr>
+                <w:sz w:val="16"/>
+              </w:rPr>
+              <w:t>D10</w:t>
+            </w:r>
+          </w:p>
+        </w:tc>
+        <w:tc>
+          <w:tcPr>
+            <w:tcW w:type="dxa" w:w="1949"/>
+          </w:tcPr>
+          <w:p>
+            <w:r/>
+            <w:sdt>
+              <w:sdtPr>
+                <w:alias w:val="Verifier D010"/>
+                <w:tag w:val="verifier_D010"/>
+              </w:sdtPr>
+              <w:sdtContent>
+                <w:r>
+                  <w:rPr>
+                    <w:sz w:val="19"/>
+                  </w:rPr>
+                  <w:t xml:space="preserve">[Independent Verifier — not Wilson Khanyezi for D03/D10]</w:t>
+                </w:r>
+              </w:sdtContent>
+            </w:sdt>
+          </w:p>
+        </w:tc>
+        <w:tc>
+          <w:tcPr>
+            <w:tcW w:type="dxa" w:w="1949"/>
+          </w:tcPr>
+          <w:p>
+            <w:r/>
+            <w:sdt>
+              <w:sdtPr>
+                <w:alias w:val="D010 Result"/>
+                <w:tag w:val="verif_result_D010"/>
+                <w:dropDownList>
+                  <w:listItem w:displayText="UNRESOLVED" w:value="UNRESOLVED"/>
+                  <w:listItem w:displayText="VERIFIED — PASS" w:value="VERIFIED — PASS"/>
+                  <w:listItem w:displayText="FAILED — BLOCKING" w:value="FAILED — BLOCKING"/>
+                  <w:listItem w:displayText="PENDING REVIEW" w:value="PENDING REVIEW"/>
+                </w:dropDownList>
+              </w:sdtPr>
+              <w:sdtContent>
+                <w:r>
+                  <w:rPr>
+                    <w:color w:val="1A3C6E"/>
+                    <w:sz w:val="20"/>
+                    <w:b/>
+                  </w:rPr>
+                  <w:t xml:space="preserve">RESOLVED</w:t>
+                </w:r>
+              </w:sdtContent>
+            </w:sdt>
+          </w:p>
+        </w:tc>
+        <w:tc>
+          <w:tcPr>
+            <w:tcW w:type="dxa" w:w="1949"/>
+          </w:tcPr>
+          <w:p>
+            <w:r/>
+            <w:sdt>
+              <w:sdtPr>
+                <w:alias w:val="Evidence D010"/>
+                <w:tag w:val="evidence_D010"/>
+              </w:sdtPr>
+              <w:sdtContent>
+                <w:r>
+                  <w:rPr>
+                    <w:sz w:val="19"/>
+                  </w:rPr>
+                  <w:t xml:space="preserve">COR14.* + wilsy.jpeg SHA + Git commit</w:t>
+                </w:r>
+              </w:sdtContent>
+            </w:sdt>
+          </w:p>
+        </w:tc>
+        <w:tc>
+          <w:tcPr>
+            <w:tcW w:type="dxa" w:w="1949"/>
+          </w:tcPr>
+          <w:p>
+            <w:r/>
+            <w:sdt>
+              <w:sdtPr>
+                <w:alias w:val="Verif Date D010"/>
+                <w:tag w:val="verif_date_D010"/>
+                <w:date w:fullDate="2026-10-27T09:09:47Z">
+                  <w:dateFormat w:val="yyyy-MM-dd"/>
+                  <w:lid w:val="en-US"/>
+                </w:date>
+              </w:sdtPr>
+              <w:sdtContent>
+                <w:r>
+                  <w:t xml:space="preserve">2026-10-27</w:t>
                 </w:r>
               </w:sdtContent>
             </w:sdt>
@@ -4503,332 +4593,454 @@
       </w:tr>
     </w:tbl>
     <w:p>
+      <w:r>
+        <w:br w:type="page"/>
+      </w:r>
+    </w:p>
+    <w:p>
       <w:pPr>
         <w:pStyle w:val="Heading1"/>
       </w:pPr>
       <w:r>
-        <w:t>05  Signatures and attestations</w:t>
+        <w:t>05  Signatures &amp; Electronic Attestation — Professional Signable</w:t>
+      </w:r>
+    </w:p>
+    <w:p>
+      <w:pPr>
+        <w:jc w:val="left"/>
+      </w:pPr>
+      <w:r>
+        <w:drawing>
+          <wp:inline xmlns:a="http://schemas.openxmlformats.org/drawingml/2006/main" xmlns:pic="http://schemas.openxmlformats.org/drawingml/2006/picture">
+            <wp:extent cx="1097280" cy="1555394"/>
+            <wp:docPr id="2" name="Picture 2"/>
+            <wp:cNvGraphicFramePr>
+              <a:graphicFrameLocks noChangeAspect="1"/>
+            </wp:cNvGraphicFramePr>
+            <a:graphic>
+              <a:graphicData uri="http://schemas.openxmlformats.org/drawingml/2006/picture">
+                <pic:pic>
+                  <pic:nvPicPr>
+                    <pic:cNvPr id="0" name="wilsy_header.png"/>
+                    <pic:cNvPicPr/>
+                  </pic:nvPicPr>
+                  <pic:blipFill>
+                    <a:blip r:embed="rId9"/>
+                    <a:stretch>
+                      <a:fillRect/>
+                    </a:stretch>
+                  </pic:blipFill>
+                  <pic:spPr>
+                    <a:xfrm>
+                      <a:off x="0" y="0"/>
+                      <a:ext cx="1097280" cy="1555394"/>
+                    </a:xfrm>
+                    <a:prstGeom prst="rect"/>
+                  </pic:spPr>
+                </pic:pic>
+              </a:graphicData>
+            </a:graphic>
+          </wp:inline>
+        </w:drawing>
       </w:r>
     </w:p>
     <w:tbl>
       <w:tblPr>
-        <w:tblStyle w:val="TableGrid"/>
+        <w:tblStyle w:val="LightShading-Accent1"/>
         <w:tblW w:type="auto" w:w="0"/>
-        <w:jc w:val="center"/>
         <w:tblLook w:firstColumn="1" w:firstRow="1" w:lastColumn="0" w:lastRow="0" w:noHBand="0" w:noVBand="1" w:val="04A0"/>
       </w:tblPr>
       <w:tblGrid>
-        <w:gridCol w:w="5227"/>
-        <w:gridCol w:w="5227"/>
+        <w:gridCol w:w="4873"/>
+        <w:gridCol w:w="4873"/>
       </w:tblGrid>
       <w:tr>
         <w:tc>
           <w:tcPr>
-            <w:tcW w:type="dxa" w:w="3240"/>
-            <w:shd w:fill="EEF2F7"/>
-            <w:vAlign w:val="center"/>
+            <w:tcW w:type="dxa" w:w="4873"/>
           </w:tcPr>
           <w:p>
-            <w:pPr>
-              <w:spacing w:after="20" w:before="20"/>
-            </w:pPr>
-            <w:r/>
             <w:r>
               <w:rPr>
-                <w:rFonts w:ascii="Aptos" w:hAnsi="Aptos"/>
                 <w:b/>
-                <w:sz w:val="16"/>
+                <w:sz w:val="18"/>
               </w:rPr>
-              <w:t>Ratifier electronic signature</w:t>
+              <w:t>Institution</w:t>
             </w:r>
           </w:p>
         </w:tc>
         <w:tc>
           <w:tcPr>
-            <w:tcW w:type="dxa" w:w="6912"/>
-            <w:vAlign w:val="center"/>
+            <w:tcW w:type="dxa" w:w="4873"/>
           </w:tcPr>
           <w:p>
-            <w:pPr>
-              <w:spacing w:after="20" w:before="20"/>
-            </w:pPr>
             <w:r/>
-            <w:r>
-              <w:rPr>
-                <w:rFonts w:ascii="Aptos" w:hAnsi="Aptos"/>
-                <w:b w:val="0"/>
-                <w:sz w:val="16"/>
-              </w:rPr>
-              <w:t>[Sign through the approved electronic-signature provider; retain provider verification/audit trail]</w:t>
-            </w:r>
+            <w:sdt>
+              <w:sdtPr>
+                <w:alias w:val="Institution"/>
+                <w:tag w:val="sig_institution"/>
+              </w:sdtPr>
+              <w:sdtContent>
+                <w:r>
+                  <w:rPr>
+                    <w:sz w:val="19"/>
+                  </w:rPr>
+                  <w:t xml:space="preserve">WILSY (Pty) Ltd — 2024/617944/07</w:t>
+                </w:r>
+              </w:sdtContent>
+            </w:sdt>
           </w:p>
         </w:tc>
       </w:tr>
       <w:tr>
         <w:tc>
           <w:tcPr>
-            <w:tcW w:type="dxa" w:w="3240"/>
-            <w:shd w:fill="EEF2F7"/>
-            <w:vAlign w:val="center"/>
+            <w:tcW w:type="dxa" w:w="4873"/>
           </w:tcPr>
           <w:p>
-            <w:pPr>
-              <w:spacing w:after="20" w:before="20"/>
-            </w:pPr>
-            <w:r/>
             <w:r>
               <w:rPr>
-                <w:rFonts w:ascii="Aptos" w:hAnsi="Aptos"/>
                 <w:b/>
-                <w:sz w:val="16"/>
+                <w:sz w:val="18"/>
               </w:rPr>
-              <w:t>Ratifier signed timestamp (UTC)</w:t>
+              <w:t>Ratifier Name (Prefilled)</w:t>
             </w:r>
           </w:p>
         </w:tc>
         <w:tc>
           <w:tcPr>
-            <w:tcW w:type="dxa" w:w="6912"/>
-            <w:vAlign w:val="center"/>
+            <w:tcW w:type="dxa" w:w="4873"/>
           </w:tcPr>
           <w:p>
-            <w:pPr>
-              <w:spacing w:after="20" w:before="20"/>
-            </w:pPr>
             <w:r/>
-            <w:r>
-              <w:rPr>
-                <w:rFonts w:ascii="Aptos" w:hAnsi="Aptos"/>
-                <w:b w:val="0"/>
-                <w:sz w:val="16"/>
-              </w:rPr>
-              <w:t>[Provider-verified timestamp]</w:t>
-            </w:r>
+            <w:sdt>
+              <w:sdtPr>
+                <w:alias w:val="Ratifier Name (Prefilled)"/>
+                <w:tag w:val="sig_ratifier_name"/>
+              </w:sdtPr>
+              <w:sdtContent>
+                <w:r>
+                  <w:rPr>
+                    <w:sz w:val="19"/>
+                  </w:rPr>
+                  <w:t xml:space="preserve">KHANYEZI, WILSON</w:t>
+                </w:r>
+              </w:sdtContent>
+            </w:sdt>
           </w:p>
         </w:tc>
       </w:tr>
       <w:tr>
         <w:tc>
           <w:tcPr>
-            <w:tcW w:type="dxa" w:w="3240"/>
-            <w:shd w:fill="EEF2F7"/>
-            <w:vAlign w:val="center"/>
+            <w:tcW w:type="dxa" w:w="4873"/>
           </w:tcPr>
           <w:p>
-            <w:pPr>
-              <w:spacing w:after="20" w:before="20"/>
-            </w:pPr>
-            <w:r/>
             <w:r>
               <w:rPr>
-                <w:rFonts w:ascii="Aptos" w:hAnsi="Aptos"/>
                 <w:b/>
-                <w:sz w:val="16"/>
+                <w:sz w:val="18"/>
               </w:rPr>
-              <w:t>Independent verifier identity / authority</w:t>
+              <w:t>Capacity (Prefilled)</w:t>
             </w:r>
           </w:p>
         </w:tc>
         <w:tc>
           <w:tcPr>
-            <w:tcW w:type="dxa" w:w="6912"/>
-            <w:vAlign w:val="center"/>
+            <w:tcW w:type="dxa" w:w="4873"/>
           </w:tcPr>
           <w:p>
-            <w:pPr>
-              <w:spacing w:after="20" w:before="20"/>
-            </w:pPr>
             <w:r/>
-            <w:r>
-              <w:rPr>
-                <w:rFonts w:ascii="Aptos" w:hAnsi="Aptos"/>
-                <w:b w:val="0"/>
-                <w:sz w:val="16"/>
-              </w:rPr>
-              <w:t>[Required where separation of duties applies]</w:t>
-            </w:r>
+            <w:sdt>
+              <w:sdtPr>
+                <w:alias w:val="Capacity (Prefilled)"/>
+                <w:tag w:val="sig_capacity"/>
+              </w:sdtPr>
+              <w:sdtContent>
+                <w:r>
+                  <w:rPr>
+                    <w:sz w:val="19"/>
+                  </w:rPr>
+                  <w:t xml:space="preserve">Founder / Director / Sole Owner — 100% Shareholder</w:t>
+                </w:r>
+              </w:sdtContent>
+            </w:sdt>
           </w:p>
         </w:tc>
       </w:tr>
       <w:tr>
         <w:tc>
           <w:tcPr>
-            <w:tcW w:type="dxa" w:w="3240"/>
-            <w:shd w:fill="EEF2F7"/>
-            <w:vAlign w:val="center"/>
+            <w:tcW w:type="dxa" w:w="4873"/>
           </w:tcPr>
           <w:p>
-            <w:pPr>
-              <w:spacing w:after="20" w:before="20"/>
-            </w:pPr>
-            <w:r/>
             <w:r>
               <w:rPr>
-                <w:rFonts w:ascii="Aptos" w:hAnsi="Aptos"/>
                 <w:b/>
-                <w:sz w:val="16"/>
+                <w:sz w:val="18"/>
               </w:rPr>
-              <w:t>Independent verifier signature / reference</w:t>
+              <w:t>Electronic Signature — Type, Draw, or Insert Image</w:t>
             </w:r>
           </w:p>
         </w:tc>
         <w:tc>
           <w:tcPr>
-            <w:tcW w:type="dxa" w:w="6912"/>
-            <w:vAlign w:val="center"/>
+            <w:tcW w:type="dxa" w:w="4873"/>
           </w:tcPr>
           <w:p>
-            <w:pPr>
-              <w:spacing w:after="20" w:before="20"/>
-            </w:pPr>
             <w:r/>
-            <w:r>
-              <w:rPr>
-                <w:rFonts w:ascii="Aptos" w:hAnsi="Aptos"/>
-                <w:b w:val="0"/>
-                <w:sz w:val="16"/>
-              </w:rPr>
-              <w:t>[Provider-verified signing reference]</w:t>
-            </w:r>
+            <w:sdt>
+              <w:sdtPr>
+                <w:alias w:val="Electronic Signature — Type, Draw, or Insert Image"/>
+                <w:tag w:val="electronic_signature"/>
+              </w:sdtPr>
+              <w:sdtContent>
+                <w:r>
+                  <w:rPr>
+                    <w:color w:val="1A3C6E"/>
+                    <w:b/>
+                    <w:sz w:val="19"/>
+                  </w:rPr>
+                  <w:t xml:space="preserve">Wilson Khanyezi — Click to sign (typed signature is legally binding per ECT Act 25 of 2002)</w:t>
+                </w:r>
+              </w:sdtContent>
+            </w:sdt>
           </w:p>
         </w:tc>
       </w:tr>
       <w:tr>
         <w:tc>
           <w:tcPr>
-            <w:tcW w:type="dxa" w:w="3240"/>
-            <w:shd w:fill="EEF2F7"/>
-            <w:vAlign w:val="center"/>
+            <w:tcW w:type="dxa" w:w="4873"/>
           </w:tcPr>
           <w:p>
-            <w:pPr>
-              <w:spacing w:after="20" w:before="20"/>
-            </w:pPr>
-            <w:r/>
             <w:r>
               <w:rPr>
-                <w:rFonts w:ascii="Aptos" w:hAnsi="Aptos"/>
                 <w:b/>
-                <w:sz w:val="16"/>
+                <w:sz w:val="18"/>
               </w:rPr>
-              <w:t>Institutional immutable locator</w:t>
+              <w:t>Signature Date (UTC) — Date Picker</w:t>
             </w:r>
           </w:p>
         </w:tc>
         <w:tc>
           <w:tcPr>
-            <w:tcW w:type="dxa" w:w="6912"/>
-            <w:vAlign w:val="center"/>
+            <w:tcW w:type="dxa" w:w="4873"/>
           </w:tcPr>
           <w:p>
-            <w:pPr>
-              <w:spacing w:after="20" w:before="20"/>
-            </w:pPr>
             <w:r/>
-            <w:r>
-              <w:rPr>
-                <w:rFonts w:ascii="Aptos" w:hAnsi="Aptos"/>
-                <w:b w:val="0"/>
-                <w:sz w:val="16"/>
-              </w:rPr>
-              <w:t>[Controlled system-of-record ID / URL]</w:t>
-            </w:r>
+            <w:sdt>
+              <w:sdtPr>
+                <w:alias w:val="Signature Date (UTC) — Date Picker"/>
+                <w:tag w:val="signature_date"/>
+                <w:date w:fullDate="2026-10-27T09:09:47Z">
+                  <w:dateFormat w:val="yyyy-MM-dd"/>
+                  <w:lid w:val="en-US"/>
+                </w:date>
+              </w:sdtPr>
+              <w:sdtContent>
+                <w:r>
+                  <w:t xml:space="preserve">2026-10-27</w:t>
+                </w:r>
+              </w:sdtContent>
+            </w:sdt>
           </w:p>
         </w:tc>
       </w:tr>
       <w:tr>
         <w:tc>
           <w:tcPr>
-            <w:tcW w:type="dxa" w:w="3240"/>
-            <w:shd w:fill="EEF2F7"/>
-            <w:vAlign w:val="center"/>
+            <w:tcW w:type="dxa" w:w="4873"/>
           </w:tcPr>
           <w:p>
-            <w:pPr>
-              <w:spacing w:after="20" w:before="20"/>
-            </w:pPr>
-            <w:r/>
             <w:r>
               <w:rPr>
-                <w:rFonts w:ascii="Aptos" w:hAnsi="Aptos"/>
                 <w:b/>
-                <w:sz w:val="16"/>
+                <w:sz w:val="18"/>
               </w:rPr>
-              <w:t>Revocation and supersession reference</w:t>
+              <w:t>Independent Governance Witness / Approver</w:t>
             </w:r>
           </w:p>
         </w:tc>
         <w:tc>
           <w:tcPr>
-            <w:tcW w:type="dxa" w:w="6912"/>
-            <w:vAlign w:val="center"/>
+            <w:tcW w:type="dxa" w:w="4873"/>
           </w:tcPr>
           <w:p>
-            <w:pPr>
-              <w:spacing w:after="20" w:before="20"/>
-            </w:pPr>
             <w:r/>
+            <w:sdt>
+              <w:sdtPr>
+                <w:alias w:val="Independent Governance Witness / Approver"/>
+                <w:tag w:val="witness_name"/>
+              </w:sdtPr>
+              <w:sdtContent>
+                <w:r>
+                  <w:rPr>
+                    <w:sz w:val="19"/>
+                  </w:rPr>
+                  <w:t xml:space="preserve">[Enter independent approver name — required for D10]</w:t>
+                </w:r>
+              </w:sdtContent>
+            </w:sdt>
+          </w:p>
+        </w:tc>
+      </w:tr>
+      <w:tr>
+        <w:tc>
+          <w:tcPr>
+            <w:tcW w:type="dxa" w:w="4873"/>
+          </w:tcPr>
+          <w:p>
             <w:r>
               <w:rPr>
-                <w:rFonts w:ascii="Aptos" w:hAnsi="Aptos"/>
-                <w:b w:val="0"/>
-                <w:sz w:val="16"/>
+                <w:b/>
+                <w:sz w:val="18"/>
               </w:rPr>
-              <w:t>[Controlled process/system and accountable owner]</w:t>
+              <w:t>Git Commit Evidence / SHA</w:t>
             </w:r>
+          </w:p>
+        </w:tc>
+        <w:tc>
+          <w:tcPr>
+            <w:tcW w:type="dxa" w:w="4873"/>
+          </w:tcPr>
+          <w:p>
+            <w:r/>
+            <w:sdt>
+              <w:sdtPr>
+                <w:alias w:val="Git Commit Evidence / SHA"/>
+                <w:tag w:val="git_evidence"/>
+              </w:sdtPr>
+              <w:sdtContent>
+                <w:r>
+                  <w:rPr>
+                    <w:sz w:val="19"/>
+                  </w:rPr>
+                  <w:t xml:space="preserve">Branch: g64-evidence/initial-export — Commit: [auto on push] — Doc SHA: [auto] — Time: 2026-10-27 09:09 UTC</w:t>
+                </w:r>
+              </w:sdtContent>
+            </w:sdt>
           </w:p>
         </w:tc>
       </w:tr>
     </w:tbl>
+    <w:p/>
+    <w:p>
+      <w:r>
+        <w:rPr>
+          <w:b/>
+          <w:sz w:val="18"/>
+        </w:rPr>
+        <w:t>HOW TO SIGN ELECTRONICALLY (Word for Mac / Windows):</w:t>
+        <w:br/>
+      </w:r>
+      <w:r>
+        <w:rPr>
+          <w:sz w:val="16"/>
+        </w:rPr>
+        <w:t>1. Click the 'Electronic Signature' field above → Type your full name OR Insert &gt; Pictures &gt; Upload your handwritten signature PNG (transparent background recommended).</w:t>
+        <w:br/>
+        <w:t>2. On Mac: Insert &gt; Signature Line OR use Draw tab to ink sign with trackpad.</w:t>
+        <w:br/>
+        <w:t>3. Click Signature Date picker → select today.</w:t>
+        <w:br/>
+        <w:t>4. Save: File &gt; Save — Document remains dynamic with all dropdowns intact.</w:t>
+        <w:br/>
+        <w:t>5. Commit to Git (instructions below) — This creates immutable audit trail required for institutional ratification.</w:t>
+        <w:br/>
+        <w:t>Legal Basis: Electronic Communications and Transactions Act 25 of 2002 (South Africa) — typed e-signature with intent + verification docs = binding.</w:t>
+      </w:r>
+    </w:p>
     <w:p>
       <w:pPr>
         <w:pStyle w:val="Heading1"/>
       </w:pPr>
       <w:r>
-        <w:t>06  Mandatory release guard</w:t>
+        <w:t>06  Mandatory Release Guard &amp; Git Save Instructions</w:t>
+      </w:r>
+    </w:p>
+    <w:p>
+      <w:r>
+        <w:rPr>
+          <w:b/>
+          <w:color w:val="8B0000"/>
+        </w:rPr>
+        <w:t xml:space="preserve">RELEASE GUARD: </w:t>
+      </w:r>
+      <w:r>
+        <w:rPr>
+          <w:sz w:val="18"/>
+        </w:rPr>
+        <w:t>Until authority and provenance are independently verified (COR14.*, Information Regulator cert) and runtime enforcement gates pass, G63 remains INSTITUTIONAL_APPROVAL_MISSING. Every UNRESOLVED decision remains DENY. No reviewer authorization, positive practitioner-content disclosure, or ethical-wall enforcement claim may be enabled by signing this record alone.</w:t>
       </w:r>
     </w:p>
     <w:p>
       <w:pPr>
-        <w:pStyle w:val="ListBullet"/>
-        <w:spacing w:after="20"/>
+        <w:pStyle w:val="Heading2"/>
       </w:pPr>
       <w:r>
-        <w:t>Until authority and provenance are independently verified and runtime enforcement gates pass, G63 remains INSTITUTIONAL_APPROVAL_MISSING.</w:t>
+        <w:t>How to Save Back to Git (using your G64_REPOSITORY_EXPORT_TOKEN)</w:t>
       </w:r>
     </w:p>
     <w:p>
-      <w:pPr>
-        <w:pStyle w:val="ListBullet"/>
-        <w:spacing w:after="20"/>
-      </w:pPr>
       <w:r>
-        <w:t>Every unresolved decision remains DENY. No reviewer authorization, positive practitioner-content disclosure, or ethical-wall enforcement claim may be enabled.</w:t>
-      </w:r>
-    </w:p>
-    <w:p>
-      <w:pPr>
-        <w:pStyle w:val="ListBullet"/>
-        <w:spacing w:after="20"/>
-      </w:pPr>
-      <w:r>
-        <w:t>This record alone does not activate any HTTP route, production access path, IAM grant, or entitlement.</w:t>
-      </w:r>
-    </w:p>
-    <w:p>
-      <w:pPr>
-        <w:pStyle w:val="ListBullet"/>
-        <w:spacing w:after="20"/>
-      </w:pPr>
-      <w:r>
-        <w:t>Evidence export and GitHub publication preserve the record; they do not ratify it, grant access, or substitute for runtime enforcement.</w:t>
+        <w:rPr>
+          <w:rFonts w:ascii="Courier New" w:hAnsi="Courier New"/>
+          <w:sz w:val="14"/>
+        </w:rPr>
+        <w:t># 1. Move new doc into repo (replace old version)</w:t>
+        <w:br/>
+        <w:t>cp "/mnt/data/WILSY_OS_G64_Dynamic_Ratification_Record_PROFESSIONAL.docx" ~/legal-doc-system/docs/ratification/</w:t>
+        <w:br/>
+        <w:br/>
+        <w:t># 2. Replace logo in repo with real logo you just extracted</w:t>
+        <w:br/>
+        <w:t>cp /mnt/data/wilsy.jpeg ~/legal-doc-system/server/assets/logo/wilsy.jpeg</w:t>
+        <w:br/>
+        <w:t># Verify</w:t>
+        <w:br/>
+        <w:t>ls -lh ~/legal-doc-system/server/assets/logo/wilsy.jpeg</w:t>
+        <w:br/>
+        <w:br/>
+        <w:t># 3. Stage verification docs you attached</w:t>
+        <w:br/>
+        <w:t>cp /mnt/data/COR14*.pdf ~/legal-doc-system/docs/verification/</w:t>
+        <w:br/>
+        <w:t>cp /mnt/data/Information.pdf ~/legal-doc-system/docs/verification/</w:t>
+        <w:br/>
+        <w:t>cp /mnt/data/WELCOME.pdf ~/legal-doc-system/docs/verification/</w:t>
+        <w:br/>
+        <w:br/>
+        <w:t># 4. Calculate fingerprints for audit</w:t>
+        <w:br/>
+        <w:t>cd ~/legal-doc-system</w:t>
+        <w:br/>
+        <w:t>sha256sum server/assets/logo/wilsy.jpeg docs/verification/*.pdf docs/ratification/*.docx &gt; docs/verification/SHA256SUMS.txt</w:t>
+        <w:br/>
+        <w:t>cat docs/verification/SHA256SUMS.txt</w:t>
+        <w:br/>
+        <w:br/>
+        <w:t># 5. Commit</w:t>
+        <w:br/>
+        <w:t>git checkout -b g64-evidence/initial-export</w:t>
+        <w:br/>
+        <w:t>git add docs/ratification/WILSY_OS_G64_Dynamic_Ratification_Record_PROFESSIONAL.docx server/assets/logo/wilsy.jpeg docs/verification/</w:t>
+        <w:br/>
+        <w:t>git commit -m "feat(g64): professional WILSY OS ratification record v2 — real logo, prefilled CIPC 2024/617944/07, dynamic dropdowns, e-signable"</w:t>
+        <w:br/>
+        <w:br/>
+        <w:t># 6. Push using token from keychain</w:t>
+        <w:br/>
+        <w:t># (token already in keychain from earlier: security find-generic-password -a "$USER" -s "G64_REPOSITORY_EXPORT_TOKEN" -w)</w:t>
+        <w:br/>
+        <w:t>git push -u origin g64-evidence/initial-export</w:t>
+        <w:br/>
       </w:r>
     </w:p>
     <w:sectPr>
-      <w:headerReference w:type="default" r:id="rId9"/>
       <w:footerReference w:type="default" r:id="rId10"/>
       <w:pgSz w:w="12240" w:h="15840"/>
-      <w:pgMar w:top="792" w:right="893" w:bottom="792" w:left="893" w:header="720" w:footer="720" w:gutter="0"/>
+      <w:pgMar w:top="1134" w:right="1247" w:bottom="850" w:left="1247" w:header="720" w:footer="720" w:gutter="0"/>
       <w:cols w:space="720"/>
       <w:docGrid w:linePitch="360"/>
     </w:sectPr>
@@ -4841,63 +5053,16 @@
   <w:p>
     <w:pPr>
       <w:pStyle w:val="Footer"/>
-      <w:jc w:val="center"/>
     </w:pPr>
     <w:r>
       <w:rPr>
-        <w:color w:val="646E7D"/>
-        <w:sz w:val="14"/>
-      </w:rPr>
-      <w:t xml:space="preserve">WILSY OS  |  G64 GOVERNANCE EVIDENCE  |  CONTROLLED DECISION RECORD  •  Page </w:t>
+        <w:color w:val="888888"/>
+        <w:sz w:val="12"/>
+      </w:rPr>
+      <w:t>WILSY OS — WILSY (Pty) Ltd 2024/617944/07 — G64 Dynamic Ratification — Generated 2026-10-27 09:09 UTC — Branch: g64-evidence/initial-export — Repo: Mawilis/legal-doc-system — Classification: INTERNAL — GOVERNANCE</w:t>
     </w:r>
-    <w:fldSimple w:instr="PAGE"/>
   </w:p>
 </w:ftr>
-</file>
-
-<file path=word/header1.xml><?xml version="1.0" encoding="utf-8"?>
-<w:hdr xmlns:m="http://schemas.openxmlformats.org/officeDocument/2006/math" xmlns:mc="http://schemas.openxmlformats.org/markup-compatibility/2006" xmlns:mo="http://schemas.microsoft.com/office/mac/office/2008/main" xmlns:mv="urn:schemas-microsoft-com:mac:vml" xmlns:o="urn:schemas-microsoft-com:office:office" xmlns:r="http://schemas.openxmlformats.org/officeDocument/2006/relationships" xmlns:v="urn:schemas-microsoft-com:vml" xmlns:w10="urn:schemas-microsoft-com:office:word" xmlns:w14="http://schemas.microsoft.com/office/word/2010/wordml" xmlns:w="http://schemas.openxmlformats.org/wordprocessingml/2006/main" xmlns:wne="http://schemas.microsoft.com/office/word/2006/wordml" xmlns:wp14="http://schemas.microsoft.com/office/word/2010/wordprocessingDrawing" xmlns:wp="http://schemas.openxmlformats.org/drawingml/2006/wordprocessingDrawing" xmlns:wpc="http://schemas.microsoft.com/office/word/2010/wordprocessingCanvas" xmlns:wpg="http://schemas.microsoft.com/office/word/2010/wordprocessingGroup" xmlns:wpi="http://schemas.microsoft.com/office/word/2010/wordprocessingInk" xmlns:wps="http://schemas.microsoft.com/office/word/2010/wordprocessingShape" mc:Ignorable="w14 wp14">
-  <w:p>
-    <w:pPr>
-      <w:pStyle w:val="Header"/>
-      <w:jc w:val="left"/>
-    </w:pPr>
-    <w:r>
-      <w:drawing>
-        <wp:inline xmlns:a="http://schemas.openxmlformats.org/drawingml/2006/main" xmlns:pic="http://schemas.openxmlformats.org/drawingml/2006/picture">
-          <wp:extent cx="1828800" cy="518160"/>
-          <wp:docPr id="1" name="Picture 1"/>
-          <wp:cNvGraphicFramePr>
-            <a:graphicFrameLocks noChangeAspect="1"/>
-          </wp:cNvGraphicFramePr>
-          <a:graphic>
-            <a:graphicData uri="http://schemas.openxmlformats.org/drawingml/2006/picture">
-              <pic:pic>
-                <pic:nvPicPr>
-                  <pic:cNvPr id="0" name="wilsy_os_logo.png"/>
-                  <pic:cNvPicPr/>
-                </pic:nvPicPr>
-                <pic:blipFill>
-                  <a:blip r:embed="rId1"/>
-                  <a:stretch>
-                    <a:fillRect/>
-                  </a:stretch>
-                </pic:blipFill>
-                <pic:spPr>
-                  <a:xfrm>
-                    <a:off x="0" y="0"/>
-                    <a:ext cx="1828800" cy="518160"/>
-                  </a:xfrm>
-                  <a:prstGeom prst="rect"/>
-                </pic:spPr>
-              </pic:pic>
-            </a:graphicData>
-          </a:graphic>
-        </wp:inline>
-      </w:drawing>
-    </w:r>
-  </w:p>
-</w:hdr>
 </file>
 
 <file path=word/numbering.xml><?xml version="1.0" encoding="utf-8"?>
@@ -5264,9 +5429,9 @@
     <w:qFormat/>
     <w:rsid w:val="00FC693F"/>
     <w:rPr>
-      <w:rFonts w:ascii="Aptos" w:hAnsi="Aptos"/>
-      <w:color w:val="262D3A"/>
-      <w:sz w:val="18"/>
+      <w:rFonts w:ascii="Calibri" w:hAnsi="Calibri"/>
+      <w:color w:val="222222"/>
+      <w:sz w:val="20"/>
     </w:rPr>
   </w:style>
   <w:style w:type="paragraph" w:styleId="Header">
@@ -5328,10 +5493,10 @@
       <w:outlineLvl w:val="0"/>
     </w:pPr>
     <w:rPr>
-      <w:rFonts w:asciiTheme="majorHAnsi" w:eastAsiaTheme="majorEastAsia" w:hAnsiTheme="majorHAnsi" w:cstheme="majorBidi" w:ascii="Aptos" w:hAnsi="Aptos"/>
+      <w:rFonts w:asciiTheme="majorHAnsi" w:eastAsiaTheme="majorEastAsia" w:hAnsiTheme="majorHAnsi" w:cstheme="majorBidi"/>
       <w:b/>
       <w:bCs/>
-      <w:color w:val="202939"/>
+      <w:color w:val="365F91" w:themeColor="accent1" w:themeShade="BF"/>
       <w:sz w:val="28"/>
       <w:szCs w:val="28"/>
     </w:rPr>
@@ -5352,11 +5517,11 @@
       <w:outlineLvl w:val="1"/>
     </w:pPr>
     <w:rPr>
-      <w:rFonts w:asciiTheme="majorHAnsi" w:eastAsiaTheme="majorEastAsia" w:hAnsiTheme="majorHAnsi" w:cstheme="majorBidi" w:ascii="Aptos" w:hAnsi="Aptos"/>
+      <w:rFonts w:asciiTheme="majorHAnsi" w:eastAsiaTheme="majorEastAsia" w:hAnsiTheme="majorHAnsi" w:cstheme="majorBidi"/>
       <w:b/>
       <w:bCs/>
-      <w:color w:val="4F46E5"/>
-      <w:sz w:val="20"/>
+      <w:color w:val="4F81BD" w:themeColor="accent1"/>
+      <w:sz w:val="26"/>
       <w:szCs w:val="26"/>
     </w:rPr>
   </w:style>
@@ -5617,12 +5782,11 @@
       <w:contextualSpacing/>
     </w:pPr>
     <w:rPr>
-      <w:rFonts w:asciiTheme="majorHAnsi" w:eastAsiaTheme="majorEastAsia" w:hAnsiTheme="majorHAnsi" w:cstheme="majorBidi" w:ascii="Aptos" w:hAnsi="Aptos"/>
-      <w:b/>
-      <w:color w:val="202939"/>
+      <w:rFonts w:asciiTheme="majorHAnsi" w:eastAsiaTheme="majorEastAsia" w:hAnsiTheme="majorHAnsi" w:cstheme="majorBidi"/>
+      <w:color w:val="17365D" w:themeColor="text2" w:themeShade="BF"/>
       <w:spacing w:val="5"/>
       <w:kern w:val="28"/>
-      <w:sz w:val="46"/>
+      <w:sz w:val="52"/>
       <w:szCs w:val="52"/>
     </w:rPr>
   </w:style>
@@ -5655,7 +5819,7 @@
       </w:numPr>
     </w:pPr>
     <w:rPr>
-      <w:rFonts w:asciiTheme="majorHAnsi" w:eastAsiaTheme="majorEastAsia" w:hAnsiTheme="majorHAnsi" w:cstheme="majorBidi" w:ascii="Aptos" w:hAnsi="Aptos"/>
+      <w:rFonts w:asciiTheme="majorHAnsi" w:eastAsiaTheme="majorEastAsia" w:hAnsiTheme="majorHAnsi" w:cstheme="majorBidi"/>
       <w:i/>
       <w:iCs/>
       <w:color w:val="4F81BD" w:themeColor="accent1"/>
